--- a/chatgpt.docx
+++ b/chatgpt.docx
@@ -1,6 +1,6 @@
 
 <file path=word/document.xml><?xml version="1.0" encoding="utf-8"?>
-<w:document xmlns:wpc="http://schemas.microsoft.com/office/word/2010/wordprocessingCanvas" xmlns:cx="http://schemas.microsoft.com/office/drawing/2014/chartex" xmlns:cx1="http://schemas.microsoft.com/office/drawing/2015/9/8/chartex" xmlns:cx2="http://schemas.microsoft.com/office/drawing/2015/10/21/chartex" xmlns:cx3="http://schemas.microsoft.com/office/drawing/2016/5/9/chartex" xmlns:cx4="http://schemas.microsoft.com/office/drawing/2016/5/10/chartex" xmlns:cx5="http://schemas.microsoft.com/office/drawing/2016/5/11/chartex" xmlns:cx6="http://schemas.microsoft.com/office/drawing/2016/5/12/chartex" xmlns:cx7="http://schemas.microsoft.com/office/drawing/2016/5/13/chartex" xmlns:cx8="http://schemas.microsoft.com/office/drawing/2016/5/14/chartex" xmlns:mc="http://schemas.openxmlformats.org/markup-compatibility/2006" xmlns:aink="http://schemas.microsoft.com/office/drawing/2016/ink" xmlns:am3d="http://schemas.microsoft.com/office/drawing/2017/model3d" xmlns:o="urn:schemas-microsoft-com:office:office" xmlns:oel="http://schemas.microsoft.com/office/2019/extlst" xmlns:r="http://schemas.openxmlformats.org/officeDocument/2006/relationships" xmlns:m="http://schemas.openxmlformats.org/officeDocument/2006/math" xmlns:v="urn:schemas-microsoft-com:vml" xmlns:wp14="http://schemas.microsoft.com/office/word/2010/wordprocessingDrawing" xmlns:wp="http://schemas.openxmlformats.org/drawingml/2006/wordprocessingDrawing" xmlns:w10="urn:schemas-microsoft-com:office:word" xmlns:w="http://schemas.openxmlformats.org/wordprocessingml/2006/main" xmlns:w14="http://schemas.microsoft.com/office/word/2010/wordml" xmlns:w15="http://schemas.microsoft.com/office/word/2012/wordml" xmlns:w16cex="http://schemas.microsoft.com/office/word/2018/wordml/cex" xmlns:w16cid="http://schemas.microsoft.com/office/word/2016/wordml/cid" xmlns:w16="http://schemas.microsoft.com/office/word/2018/wordml" xmlns:w16du="http://schemas.microsoft.com/office/word/2023/wordml/word16du" xmlns:w16sdtdh="http://schemas.microsoft.com/office/word/2020/wordml/sdtdatahash" xmlns:w16sdtfl="http://schemas.microsoft.com/office/word/2024/wordml/sdtformatlock" xmlns:w16se="http://schemas.microsoft.com/office/word/2015/wordml/symex" xmlns:wpg="http://schemas.microsoft.com/office/word/2010/wordprocessingGroup" xmlns:wpi="http://schemas.microsoft.com/office/word/2010/wordprocessingInk" xmlns:wne="http://schemas.microsoft.com/office/word/2006/wordml" xmlns:wps="http://schemas.microsoft.com/office/word/2010/wordprocessingShape" mc:Ignorable="w14 w15 w16se w16cid w16 w16cex w16sdtdh w16sdtfl w16du wp14">
+<w:document xmlns:wpc="http://schemas.microsoft.com/office/word/2010/wordprocessingCanvas" xmlns:cx="http://schemas.microsoft.com/office/drawing/2014/chartex" xmlns:cx1="http://schemas.microsoft.com/office/drawing/2015/9/8/chartex" xmlns:cx2="http://schemas.microsoft.com/office/drawing/2015/10/21/chartex" xmlns:cx3="http://schemas.microsoft.com/office/drawing/2016/5/9/chartex" xmlns:cx4="http://schemas.microsoft.com/office/drawing/2016/5/10/chartex" xmlns:cx5="http://schemas.microsoft.com/office/drawing/2016/5/11/chartex" xmlns:cx6="http://schemas.microsoft.com/office/drawing/2016/5/12/chartex" xmlns:cx7="http://schemas.microsoft.com/office/drawing/2016/5/13/chartex" xmlns:cx8="http://schemas.microsoft.com/office/drawing/2016/5/14/chartex" xmlns:mc="http://schemas.openxmlformats.org/markup-compatibility/2006" xmlns:aink="http://schemas.microsoft.com/office/drawing/2016/ink" xmlns:am3d="http://schemas.microsoft.com/office/drawing/2017/model3d" xmlns:o="urn:schemas-microsoft-com:office:office" xmlns:oel="http://schemas.microsoft.com/office/2019/extlst" xmlns:r="http://schemas.openxmlformats.org/officeDocument/2006/relationships" xmlns:m="http://schemas.openxmlformats.org/officeDocument/2006/math" xmlns:v="urn:schemas-microsoft-com:vml" xmlns:wp14="http://schemas.microsoft.com/office/word/2010/wordprocessingDrawing" xmlns:wp="http://schemas.openxmlformats.org/drawingml/2006/wordprocessingDrawing" xmlns:w10="urn:schemas-microsoft-com:office:word" xmlns:w="http://schemas.openxmlformats.org/wordprocessingml/2006/main" xmlns:w14="http://schemas.microsoft.com/office/word/2010/wordml" xmlns:w15="http://schemas.microsoft.com/office/word/2012/wordml" xmlns:w16cei="http://schemas.microsoft.com/office/word/2026/wordml/cei" xmlns:w16cex="http://schemas.microsoft.com/office/word/2018/wordml/cex" xmlns:w16cid="http://schemas.microsoft.com/office/word/2016/wordml/cid" xmlns:w16="http://schemas.microsoft.com/office/word/2018/wordml" xmlns:w16du="http://schemas.microsoft.com/office/word/2023/wordml/word16du" xmlns:w16sdtdh="http://schemas.microsoft.com/office/word/2020/wordml/sdtdatahash" xmlns:w16sdtfl="http://schemas.microsoft.com/office/word/2024/wordml/sdtformatlock" xmlns:w16se="http://schemas.microsoft.com/office/word/2015/wordml/symex" xmlns:wpg="http://schemas.microsoft.com/office/word/2010/wordprocessingGroup" xmlns:wpi="http://schemas.microsoft.com/office/word/2010/wordprocessingInk" xmlns:wne="http://schemas.microsoft.com/office/word/2006/wordml" xmlns:wps="http://schemas.microsoft.com/office/word/2010/wordprocessingShape" mc:Ignorable="w14 w15 w16se w16cid w16 w16cex w16sdtdh w16sdtfl w16du wp14">
   <w:body>
     <w:p>
       <w:pPr>
@@ -14,7 +14,23 @@
           <w:b/>
           <w:bCs/>
         </w:rPr>
-        <w:t>Wissenschaftliche Schritt-für-Schritt-Erklärung der Gestenerkennung des „Mimic Robot“ mit Quellenangaben</w:t>
+        <w:t>Wissenschaftliche Schritt-für-Schritt-Erklärung der Gestenerkennung des „</w:t>
+      </w:r>
+      <w:proofErr w:type="spellStart"/>
+      <w:r>
+        <w:rPr>
+          <w:b/>
+          <w:bCs/>
+        </w:rPr>
+        <w:t>Mimic</w:t>
+      </w:r>
+      <w:proofErr w:type="spellEnd"/>
+      <w:r>
+        <w:rPr>
+          <w:b/>
+          <w:bCs/>
+        </w:rPr>
+        <w:t xml:space="preserve"> Robot“ mit Quellenangaben</w:t>
       </w:r>
     </w:p>
     <w:p>
@@ -34,7 +50,31 @@
     </w:p>
     <w:p>
       <w:r>
-        <w:t>Das Projekt „Mimic Robot“ verfolgt das Ziel, menschliche Armbewegungen in Echtzeit zu erkennen und auf einen Roboter mit vier Servomotoren zu übertragen. Die Gestenerkennung basiert vollständig auf klassischer Computer Vision, mathematischer Vektoranalyse und Bildverarbeitung mit OpenCV. Im Gegensatz zu neuronalen Netzen wie OpenPose wurde bewusst ein effizienter Ansatz gewählt, damit das System auf einem Raspberry Pi in Echtzeit arbeiten kann.</w:t>
+        <w:t>Das Projekt „</w:t>
+      </w:r>
+      <w:proofErr w:type="spellStart"/>
+      <w:r>
+        <w:t>Mimic</w:t>
+      </w:r>
+      <w:proofErr w:type="spellEnd"/>
+      <w:r>
+        <w:t xml:space="preserve"> Robot“ verfolgt das Ziel, menschliche Armbewegungen in Echtzeit zu erkennen und auf einen Roboter mit vier Servomotoren zu übertragen. Die Gestenerkennung basiert vollständig auf klassischer Computer Vision, mathematischer Vektoranalyse und Bildverarbeitung mit </w:t>
+      </w:r>
+      <w:proofErr w:type="spellStart"/>
+      <w:r>
+        <w:t>OpenCV</w:t>
+      </w:r>
+      <w:proofErr w:type="spellEnd"/>
+      <w:r>
+        <w:t xml:space="preserve">. Im Gegensatz zu neuronalen Netzen wie </w:t>
+      </w:r>
+      <w:proofErr w:type="spellStart"/>
+      <w:r>
+        <w:t>OpenPose</w:t>
+      </w:r>
+      <w:proofErr w:type="spellEnd"/>
+      <w:r>
+        <w:t xml:space="preserve"> wurde bewusst ein effizienter Ansatz gewählt, damit das System auf einem Raspberry Pi in Echtzeit arbeiten kann.</w:t>
       </w:r>
     </w:p>
     <w:p>
@@ -137,14 +177,16 @@
           <w:numId w:val="1"/>
         </w:numPr>
       </w:pPr>
+      <w:proofErr w:type="spellStart"/>
       <w:r>
         <w:t>Servoansteuerung</w:t>
       </w:r>
+      <w:proofErr w:type="spellEnd"/>
     </w:p>
     <w:p>
       <w:r>
         <w:pict w14:anchorId="1333685B">
-          <v:rect id="_x0000_i1229" style="width:0;height:1.5pt" o:hralign="center" o:hrstd="t" o:hr="t" fillcolor="#a0a0a0" stroked="f"/>
+          <v:rect id="_x0000_i1025" style="width:0;height:1.5pt" o:hralign="center" o:hrstd="t" o:hr="t" fillcolor="#a0a0a0" stroked="f"/>
         </w:pict>
       </w:r>
     </w:p>
@@ -165,12 +207,25 @@
     </w:p>
     <w:p>
       <w:r>
-        <w:t>Die Kamera wird mit OpenCV initialisiert:</w:t>
-      </w:r>
-    </w:p>
-    <w:p>
-      <w:r>
-        <w:t>video_capture = cv2.VideoCapture(0)</w:t>
+        <w:t xml:space="preserve">Die Kamera wird mit </w:t>
+      </w:r>
+      <w:proofErr w:type="spellStart"/>
+      <w:r>
+        <w:t>OpenCV</w:t>
+      </w:r>
+      <w:proofErr w:type="spellEnd"/>
+      <w:r>
+        <w:t xml:space="preserve"> initialisiert:</w:t>
+      </w:r>
+    </w:p>
+    <w:p>
+      <w:proofErr w:type="spellStart"/>
+      <w:r>
+        <w:t>video_capture</w:t>
+      </w:r>
+      <w:proofErr w:type="spellEnd"/>
+      <w:r>
+        <w:t xml:space="preserve"> = cv2.VideoCapture(0)</w:t>
       </w:r>
     </w:p>
     <w:p>
@@ -194,37 +249,56 @@
       </w:r>
     </w:p>
     <w:p>
-      <w:r>
-        <w:t>OpenCV ist eine Open-Source-Bibliothek für Computer Vision und Echtzeitbildverarbeitung.</w:t>
-      </w:r>
-    </w:p>
-    <w:p>
-      <w:pPr>
-        <w:rPr>
-          <w:b/>
-          <w:bCs/>
-        </w:rPr>
-      </w:pPr>
-      <w:r>
-        <w:rPr>
-          <w:b/>
-          <w:bCs/>
+      <w:proofErr w:type="spellStart"/>
+      <w:r>
+        <w:t>OpenCV</w:t>
+      </w:r>
+      <w:proofErr w:type="spellEnd"/>
+      <w:r>
+        <w:t xml:space="preserve"> ist eine Open-Source-Bibliothek für Computer Vision und Echtzeitbildverarbeitung.</w:t>
+      </w:r>
+    </w:p>
+    <w:p>
+      <w:pPr>
+        <w:rPr>
+          <w:b/>
+          <w:bCs/>
+          <w:lang w:val="en-US"/>
+        </w:rPr>
+      </w:pPr>
+      <w:r>
+        <w:rPr>
+          <w:b/>
+          <w:bCs/>
+          <w:lang w:val="en-US"/>
         </w:rPr>
         <w:t>Quelle</w:t>
       </w:r>
     </w:p>
     <w:p>
-      <w:r>
+      <w:pPr>
+        <w:rPr>
+          <w:lang w:val="en-US"/>
+        </w:rPr>
+      </w:pPr>
+      <w:r>
+        <w:rPr>
+          <w:lang w:val="en-US"/>
+        </w:rPr>
         <w:t xml:space="preserve">Bradski, G. (2000). </w:t>
       </w:r>
       <w:r>
         <w:rPr>
           <w:i/>
           <w:iCs/>
+          <w:lang w:val="en-US"/>
         </w:rPr>
         <w:t>The OpenCV Library</w:t>
       </w:r>
       <w:r>
+        <w:rPr>
+          <w:lang w:val="en-US"/>
+        </w:rPr>
         <w:t>. Dr. Dobb’s Journal of Software Tools.</w:t>
       </w:r>
     </w:p>
@@ -242,7 +316,7 @@
       <w:r>
         <w:lastRenderedPageBreak/>
         <w:pict w14:anchorId="3637329E">
-          <v:rect id="_x0000_i1230" style="width:0;height:1.5pt" o:hralign="center" o:hrstd="t" o:hr="t" fillcolor="#a0a0a0" stroked="f"/>
+          <v:rect id="_x0000_i1026" style="width:0;height:1.5pt" o:hralign="center" o:hrstd="t" o:hr="t" fillcolor="#a0a0a0" stroked="f"/>
         </w:pict>
       </w:r>
     </w:p>
@@ -267,8 +341,82 @@
       </w:r>
     </w:p>
     <w:p>
-      <w:r>
-        <w:t>armDetect(fX, fY, frame, guessLeft, guessRight)</w:t>
+      <w:pPr>
+        <w:rPr>
+          <w:lang w:val="en-US"/>
+        </w:rPr>
+      </w:pPr>
+      <w:proofErr w:type="spellStart"/>
+      <w:proofErr w:type="gramStart"/>
+      <w:r>
+        <w:rPr>
+          <w:lang w:val="en-US"/>
+        </w:rPr>
+        <w:t>armDetect</w:t>
+      </w:r>
+      <w:proofErr w:type="spellEnd"/>
+      <w:r>
+        <w:rPr>
+          <w:lang w:val="en-US"/>
+        </w:rPr>
+        <w:t>(</w:t>
+      </w:r>
+      <w:proofErr w:type="spellStart"/>
+      <w:proofErr w:type="gramEnd"/>
+      <w:r>
+        <w:rPr>
+          <w:lang w:val="en-US"/>
+        </w:rPr>
+        <w:t>fX</w:t>
+      </w:r>
+      <w:proofErr w:type="spellEnd"/>
+      <w:r>
+        <w:rPr>
+          <w:lang w:val="en-US"/>
+        </w:rPr>
+        <w:t xml:space="preserve">, </w:t>
+      </w:r>
+      <w:proofErr w:type="spellStart"/>
+      <w:r>
+        <w:rPr>
+          <w:lang w:val="en-US"/>
+        </w:rPr>
+        <w:t>fY</w:t>
+      </w:r>
+      <w:proofErr w:type="spellEnd"/>
+      <w:r>
+        <w:rPr>
+          <w:lang w:val="en-US"/>
+        </w:rPr>
+        <w:t xml:space="preserve">, frame, </w:t>
+      </w:r>
+      <w:proofErr w:type="spellStart"/>
+      <w:r>
+        <w:rPr>
+          <w:lang w:val="en-US"/>
+        </w:rPr>
+        <w:t>guessLeft</w:t>
+      </w:r>
+      <w:proofErr w:type="spellEnd"/>
+      <w:r>
+        <w:rPr>
+          <w:lang w:val="en-US"/>
+        </w:rPr>
+        <w:t xml:space="preserve">, </w:t>
+      </w:r>
+      <w:proofErr w:type="spellStart"/>
+      <w:r>
+        <w:rPr>
+          <w:lang w:val="en-US"/>
+        </w:rPr>
+        <w:t>guessRight</w:t>
+      </w:r>
+      <w:proofErr w:type="spellEnd"/>
+      <w:r>
+        <w:rPr>
+          <w:lang w:val="en-US"/>
+        </w:rPr>
+        <w:t>)</w:t>
       </w:r>
     </w:p>
     <w:p>
@@ -279,7 +427,7 @@
     <w:p>
       <w:r>
         <w:pict w14:anchorId="7E9D9CC7">
-          <v:rect id="_x0000_i1231" style="width:0;height:1.5pt" o:hralign="center" o:hrstd="t" o:hr="t" fillcolor="#a0a0a0" stroked="f"/>
+          <v:rect id="_x0000_i1027" style="width:0;height:1.5pt" o:hralign="center" o:hrstd="t" o:hr="t" fillcolor="#a0a0a0" stroked="f"/>
         </w:pict>
       </w:r>
     </w:p>
@@ -304,8 +452,21 @@
       </w:r>
     </w:p>
     <w:p>
-      <w:r>
-        <w:t>blur = cv2.GaussianBlur(frame,(5,5),0)</w:t>
+      <w:proofErr w:type="spellStart"/>
+      <w:r>
+        <w:t>blur</w:t>
+      </w:r>
+      <w:proofErr w:type="spellEnd"/>
+      <w:r>
+        <w:t xml:space="preserve"> = cv2.GaussianBlur(</w:t>
+      </w:r>
+      <w:proofErr w:type="gramStart"/>
+      <w:r>
+        <w:t>frame,(</w:t>
+      </w:r>
+      <w:proofErr w:type="gramEnd"/>
+      <w:r>
+        <w:t>5,5),0)</w:t>
       </w:r>
     </w:p>
     <w:p>
@@ -339,7 +500,57 @@
       </w:r>
       <w:r>
         <w:br/>
-        <w:t>G(x,y)=\frac{1}{2\pi\sigma^2} e^{-\frac{x^2+y^2}{2\sigma^2}}</w:t>
+        <w:t>G(</w:t>
+      </w:r>
+      <w:proofErr w:type="spellStart"/>
+      <w:proofErr w:type="gramStart"/>
+      <w:r>
+        <w:t>x,y</w:t>
+      </w:r>
+      <w:proofErr w:type="spellEnd"/>
+      <w:proofErr w:type="gramEnd"/>
+      <w:r>
+        <w:t>)=\</w:t>
+      </w:r>
+      <w:proofErr w:type="spellStart"/>
+      <w:r>
+        <w:t>frac</w:t>
+      </w:r>
+      <w:proofErr w:type="spellEnd"/>
+      <w:r>
+        <w:t>{</w:t>
+      </w:r>
+      <w:proofErr w:type="gramStart"/>
+      <w:r>
+        <w:t>1}{</w:t>
+      </w:r>
+      <w:proofErr w:type="gramEnd"/>
+      <w:r>
+        <w:t>2\</w:t>
+      </w:r>
+      <w:proofErr w:type="spellStart"/>
+      <w:r>
+        <w:t>pi</w:t>
+      </w:r>
+      <w:proofErr w:type="spellEnd"/>
+      <w:r>
+        <w:t>\sigma^2} e^{-\</w:t>
+      </w:r>
+      <w:proofErr w:type="spellStart"/>
+      <w:r>
+        <w:t>frac</w:t>
+      </w:r>
+      <w:proofErr w:type="spellEnd"/>
+      <w:r>
+        <w:t>{x^2+y^</w:t>
+      </w:r>
+      <w:proofErr w:type="gramStart"/>
+      <w:r>
+        <w:t>2}{</w:t>
+      </w:r>
+      <w:proofErr w:type="gramEnd"/>
+      <w:r>
+        <w:t>2\sigma^2}}</w:t>
       </w:r>
       <w:r>
         <w:br/>
@@ -405,32 +616,63 @@
       </w:r>
     </w:p>
     <w:p>
-      <w:r>
+      <w:pPr>
+        <w:rPr>
+          <w:lang w:val="en-US"/>
+        </w:rPr>
+      </w:pPr>
+      <w:r>
+        <w:rPr>
+          <w:lang w:val="en-US"/>
+        </w:rPr>
         <w:t>Gonzalez, R. C., &amp; Woods, R. E. (2018).</w:t>
       </w:r>
       <w:r>
+        <w:rPr>
+          <w:lang w:val="en-US"/>
+        </w:rPr>
         <w:br/>
       </w:r>
       <w:r>
         <w:rPr>
           <w:i/>
           <w:iCs/>
+          <w:lang w:val="en-US"/>
         </w:rPr>
         <w:t>Digital Image Processing</w:t>
       </w:r>
       <w:r>
+        <w:rPr>
+          <w:lang w:val="en-US"/>
+        </w:rPr>
         <w:t xml:space="preserve"> (4th Edition). Pearson.</w:t>
       </w:r>
     </w:p>
     <w:p>
-      <w:r>
-        <w:t>Kapitel: Image Smoothing and Gaussian Filtering.</w:t>
+      <w:pPr>
+        <w:rPr>
+          <w:lang w:val="en-US"/>
+        </w:rPr>
+      </w:pPr>
+      <w:proofErr w:type="spellStart"/>
+      <w:r>
+        <w:rPr>
+          <w:lang w:val="en-US"/>
+        </w:rPr>
+        <w:t>Kapitel</w:t>
+      </w:r>
+      <w:proofErr w:type="spellEnd"/>
+      <w:r>
+        <w:rPr>
+          <w:lang w:val="en-US"/>
+        </w:rPr>
+        <w:t>: Image Smoothing and Gaussian Filtering.</w:t>
       </w:r>
     </w:p>
     <w:p>
       <w:r>
         <w:pict w14:anchorId="7F948622">
-          <v:rect id="_x0000_i1232" style="width:0;height:1.5pt" o:hralign="center" o:hrstd="t" o:hr="t" fillcolor="#a0a0a0" stroked="f"/>
+          <v:rect id="_x0000_i1028" style="width:0;height:1.5pt" o:hralign="center" o:hrstd="t" o:hr="t" fillcolor="#a0a0a0" stroked="f"/>
         </w:pict>
       </w:r>
     </w:p>
@@ -465,8 +707,26 @@
       </w:r>
     </w:p>
     <w:p>
-      <w:r>
-        <w:t>b,g,r = cv2.split(blur)</w:t>
+      <w:proofErr w:type="spellStart"/>
+      <w:proofErr w:type="gramStart"/>
+      <w:r>
+        <w:t>b,g</w:t>
+      </w:r>
+      <w:proofErr w:type="gramEnd"/>
+      <w:r>
+        <w:t>,r</w:t>
+      </w:r>
+      <w:proofErr w:type="spellEnd"/>
+      <w:r>
+        <w:t xml:space="preserve"> = cv2.split(</w:t>
+      </w:r>
+      <w:proofErr w:type="spellStart"/>
+      <w:r>
+        <w:t>blur</w:t>
+      </w:r>
+      <w:proofErr w:type="spellEnd"/>
+      <w:r>
+        <w:t>)</w:t>
       </w:r>
     </w:p>
     <w:p>
@@ -478,7 +738,7 @@
       <w:r>
         <w:lastRenderedPageBreak/>
         <w:pict w14:anchorId="7FEAD2B0">
-          <v:rect id="_x0000_i1233" style="width:0;height:1.5pt" o:hralign="center" o:hrstd="t" o:hr="t" fillcolor="#a0a0a0" stroked="f"/>
+          <v:rect id="_x0000_i1029" style="width:0;height:1.5pt" o:hralign="center" o:hrstd="t" o:hr="t" fillcolor="#a0a0a0" stroked="f"/>
         </w:pict>
       </w:r>
     </w:p>
@@ -503,8 +763,32 @@
       </w:r>
     </w:p>
     <w:p>
-      <w:r>
-        <w:t>u = cv2.subtract(r,g)</w:t>
+      <w:pPr>
+        <w:rPr>
+          <w:lang w:val="en-US"/>
+        </w:rPr>
+      </w:pPr>
+      <w:r>
+        <w:rPr>
+          <w:lang w:val="en-US"/>
+        </w:rPr>
+        <w:t>u = cv2.subtract(</w:t>
+      </w:r>
+      <w:proofErr w:type="spellStart"/>
+      <w:proofErr w:type="gramStart"/>
+      <w:r>
+        <w:rPr>
+          <w:lang w:val="en-US"/>
+        </w:rPr>
+        <w:t>r,g</w:t>
+      </w:r>
+      <w:proofErr w:type="spellEnd"/>
+      <w:proofErr w:type="gramEnd"/>
+      <w:r>
+        <w:rPr>
+          <w:lang w:val="en-US"/>
+        </w:rPr>
+        <w:t>)</w:t>
       </w:r>
     </w:p>
     <w:p>
@@ -513,8 +797,23 @@
       </w:r>
     </w:p>
     <w:p>
-      <w:r>
-        <w:t>bminr = cv2.subtract(r,b)</w:t>
+      <w:proofErr w:type="spellStart"/>
+      <w:r>
+        <w:t>bminr</w:t>
+      </w:r>
+      <w:proofErr w:type="spellEnd"/>
+      <w:r>
+        <w:t xml:space="preserve"> = cv2.subtract(</w:t>
+      </w:r>
+      <w:proofErr w:type="spellStart"/>
+      <w:proofErr w:type="gramStart"/>
+      <w:r>
+        <w:t>r,b</w:t>
+      </w:r>
+      <w:proofErr w:type="spellEnd"/>
+      <w:proofErr w:type="gramEnd"/>
+      <w:r>
+        <w:t>)</w:t>
       </w:r>
     </w:p>
     <w:p>
@@ -538,9 +837,19 @@
       </w:r>
     </w:p>
     <w:p>
-      <w:r>
-        <w:t>mask = cv2.bitwise_and(</w:t>
-      </w:r>
+      <w:proofErr w:type="spellStart"/>
+      <w:r>
+        <w:t>mask</w:t>
+      </w:r>
+      <w:proofErr w:type="spellEnd"/>
+      <w:r>
+        <w:t xml:space="preserve"> = cv2.bitwise_</w:t>
+      </w:r>
+      <w:proofErr w:type="gramStart"/>
+      <w:r>
+        <w:t>and(</w:t>
+      </w:r>
+      <w:proofErr w:type="gramEnd"/>
     </w:p>
     <w:p>
       <w:r>
@@ -549,7 +858,15 @@
     </w:p>
     <w:p>
       <w:r>
-        <w:t xml:space="preserve">    cv2.inRange(bminr, 1, 255)</w:t>
+        <w:t xml:space="preserve">    cv2.inRange(</w:t>
+      </w:r>
+      <w:proofErr w:type="spellStart"/>
+      <w:r>
+        <w:t>bminr</w:t>
+      </w:r>
+      <w:proofErr w:type="spellEnd"/>
+      <w:r>
+        <w:t>, 1, 255)</w:t>
       </w:r>
     </w:p>
     <w:p>
@@ -560,7 +877,7 @@
     <w:p>
       <w:r>
         <w:pict w14:anchorId="6EA1B261">
-          <v:rect id="_x0000_i1234" style="width:0;height:1.5pt" o:hralign="center" o:hrstd="t" o:hr="t" fillcolor="#a0a0a0" stroked="f"/>
+          <v:rect id="_x0000_i1030" style="width:0;height:1.5pt" o:hralign="center" o:hrstd="t" o:hr="t" fillcolor="#a0a0a0" stroked="f"/>
         </w:pict>
       </w:r>
     </w:p>
@@ -594,35 +911,70 @@
         <w:rPr>
           <w:b/>
           <w:bCs/>
-        </w:rPr>
-      </w:pPr>
-      <w:r>
-        <w:rPr>
-          <w:b/>
-          <w:bCs/>
+          <w:lang w:val="en-US"/>
+        </w:rPr>
+      </w:pPr>
+      <w:r>
+        <w:rPr>
+          <w:b/>
+          <w:bCs/>
+          <w:lang w:val="en-US"/>
         </w:rPr>
         <w:t>Quelle</w:t>
       </w:r>
     </w:p>
     <w:p>
       <w:r>
+        <w:rPr>
+          <w:lang w:val="en-US"/>
+        </w:rPr>
         <w:t>Kovac, J., Peer, P., &amp; Solina, F. (2003).</w:t>
       </w:r>
       <w:r>
+        <w:rPr>
+          <w:lang w:val="en-US"/>
+        </w:rPr>
         <w:br/>
       </w:r>
       <w:r>
         <w:rPr>
           <w:i/>
           <w:iCs/>
-        </w:rPr>
-        <w:t>Human Skin Colour Clustering for Face Detection</w:t>
-      </w:r>
-      <w:r>
+          <w:lang w:val="en-US"/>
+        </w:rPr>
+        <w:t xml:space="preserve">Human Skin </w:t>
+      </w:r>
+      <w:proofErr w:type="spellStart"/>
+      <w:r>
+        <w:rPr>
+          <w:i/>
+          <w:iCs/>
+          <w:lang w:val="en-US"/>
+        </w:rPr>
+        <w:t>Colour</w:t>
+      </w:r>
+      <w:proofErr w:type="spellEnd"/>
+      <w:r>
+        <w:rPr>
+          <w:i/>
+          <w:iCs/>
+          <w:lang w:val="en-US"/>
+        </w:rPr>
+        <w:t xml:space="preserve"> Clustering for Face Detection</w:t>
+      </w:r>
+      <w:r>
+        <w:rPr>
+          <w:lang w:val="en-US"/>
+        </w:rPr>
         <w:t>.</w:t>
       </w:r>
       <w:r>
+        <w:rPr>
+          <w:lang w:val="en-US"/>
+        </w:rPr>
         <w:br/>
+      </w:r>
+      <w:r>
         <w:t>University of Ljubljana.</w:t>
       </w:r>
     </w:p>
@@ -643,7 +995,15 @@
     </w:p>
     <w:p>
       <w:r>
-        <w:t>Phung, S. L., Bouzerdoum, A., &amp; Chai, D. (2005).</w:t>
+        <w:t xml:space="preserve">Phung, S. L., </w:t>
+      </w:r>
+      <w:proofErr w:type="spellStart"/>
+      <w:r>
+        <w:t>Bouzerdoum</w:t>
+      </w:r>
+      <w:proofErr w:type="spellEnd"/>
+      <w:r>
+        <w:t>, A., &amp; Chai, D. (2005).</w:t>
       </w:r>
       <w:r>
         <w:br/>
@@ -652,15 +1012,45 @@
         <w:rPr>
           <w:i/>
           <w:iCs/>
+          <w:lang w:val="en-US"/>
         </w:rPr>
         <w:t>Skin Segmentation Using Color Pixel Classification</w:t>
       </w:r>
       <w:r>
+        <w:rPr>
+          <w:lang w:val="en-US"/>
+        </w:rPr>
         <w:t>.</w:t>
       </w:r>
       <w:r>
+        <w:rPr>
+          <w:lang w:val="en-US"/>
+        </w:rPr>
         <w:br/>
-        <w:t>IEEE Transactions on Pattern Analysis and Machine Intelligence.</w:t>
+      </w:r>
+      <w:proofErr w:type="gramStart"/>
+      <w:r>
+        <w:t>IEEE Transactions</w:t>
+      </w:r>
+      <w:proofErr w:type="gramEnd"/>
+      <w:r>
+        <w:t xml:space="preserve"> on Pattern Analysis and </w:t>
+      </w:r>
+      <w:proofErr w:type="spellStart"/>
+      <w:r>
+        <w:t>Machine</w:t>
+      </w:r>
+      <w:proofErr w:type="spellEnd"/>
+      <w:r>
+        <w:t xml:space="preserve"> </w:t>
+      </w:r>
+      <w:proofErr w:type="spellStart"/>
+      <w:r>
+        <w:t>Intelligence</w:t>
+      </w:r>
+      <w:proofErr w:type="spellEnd"/>
+      <w:r>
+        <w:t>.</w:t>
       </w:r>
     </w:p>
     <w:p>
@@ -676,7 +1066,7 @@
     <w:p>
       <w:r>
         <w:pict w14:anchorId="4C452A99">
-          <v:rect id="_x0000_i1235" style="width:0;height:1.5pt" o:hralign="center" o:hrstd="t" o:hr="t" fillcolor="#a0a0a0" stroked="f"/>
+          <v:rect id="_x0000_i1031" style="width:0;height:1.5pt" o:hralign="center" o:hrstd="t" o:hr="t" fillcolor="#a0a0a0" stroked="f"/>
         </w:pict>
       </w:r>
     </w:p>
@@ -702,7 +1092,15 @@
       </w:r>
     </w:p>
     <w:p>
-      <w:r>
+      <w:pPr>
+        <w:rPr>
+          <w:lang w:val="en-US"/>
+        </w:rPr>
+      </w:pPr>
+      <w:r>
+        <w:rPr>
+          <w:lang w:val="en-US"/>
+        </w:rPr>
         <w:t>mask = cv2.morphologyEx(mask, cv2.MORPH_OPEN, kernel)</w:t>
       </w:r>
     </w:p>
@@ -736,7 +1134,7 @@
     <w:p>
       <w:r>
         <w:pict w14:anchorId="14801710">
-          <v:rect id="_x0000_i1236" style="width:0;height:1.5pt" o:hralign="center" o:hrstd="t" o:hr="t" fillcolor="#a0a0a0" stroked="f"/>
+          <v:rect id="_x0000_i1032" style="width:0;height:1.5pt" o:hralign="center" o:hrstd="t" o:hr="t" fillcolor="#a0a0a0" stroked="f"/>
         </w:pict>
       </w:r>
     </w:p>
@@ -781,7 +1179,15 @@
       </w:r>
       <w:r>
         <w:br/>
-        <w:t>A \ominus B</w:t>
+        <w:t>A \</w:t>
+      </w:r>
+      <w:proofErr w:type="spellStart"/>
+      <w:r>
+        <w:t>ominus</w:t>
+      </w:r>
+      <w:proofErr w:type="spellEnd"/>
+      <w:r>
+        <w:t xml:space="preserve"> B</w:t>
       </w:r>
       <w:r>
         <w:br/>
@@ -819,7 +1225,15 @@
       </w:r>
       <w:r>
         <w:br/>
-        <w:t>A \oplus B</w:t>
+        <w:t>A \</w:t>
+      </w:r>
+      <w:proofErr w:type="spellStart"/>
+      <w:r>
+        <w:t>oplus</w:t>
+      </w:r>
+      <w:proofErr w:type="spellEnd"/>
+      <w:r>
+        <w:t xml:space="preserve"> B</w:t>
       </w:r>
       <w:r>
         <w:br/>
@@ -841,53 +1255,111 @@
         <w:rPr>
           <w:b/>
           <w:bCs/>
-        </w:rPr>
-      </w:pPr>
-      <w:r>
-        <w:rPr>
-          <w:b/>
-          <w:bCs/>
+          <w:lang w:val="en-US"/>
+        </w:rPr>
+      </w:pPr>
+      <w:r>
+        <w:rPr>
+          <w:b/>
+          <w:bCs/>
+          <w:lang w:val="en-US"/>
         </w:rPr>
         <w:t>Quelle</w:t>
       </w:r>
     </w:p>
     <w:p>
-      <w:r>
+      <w:pPr>
+        <w:rPr>
+          <w:lang w:val="en-US"/>
+        </w:rPr>
+      </w:pPr>
+      <w:r>
+        <w:rPr>
+          <w:lang w:val="en-US"/>
+        </w:rPr>
         <w:t>Serra, J. (1982).</w:t>
       </w:r>
       <w:r>
+        <w:rPr>
+          <w:lang w:val="en-US"/>
+        </w:rPr>
         <w:br/>
       </w:r>
       <w:r>
         <w:rPr>
           <w:i/>
           <w:iCs/>
+          <w:lang w:val="en-US"/>
         </w:rPr>
         <w:t>Image Analysis and Mathematical Morphology</w:t>
       </w:r>
       <w:r>
+        <w:rPr>
+          <w:lang w:val="en-US"/>
+        </w:rPr>
         <w:t>. Academic Press.</w:t>
       </w:r>
     </w:p>
     <w:p>
-      <w:r>
-        <w:t>OpenCV-Dokumentation:</w:t>
-      </w:r>
-    </w:p>
-    <w:p>
-      <w:hyperlink r:id="rId8" w:history="1">
-        <w:r>
-          <w:rPr>
-            <w:rStyle w:val="Hyperlink"/>
-          </w:rPr>
-          <w:t>https://docs.opencv.org/master/d9/d61/tutorial_py_morphological_ops.html</w:t>
-        </w:r>
-      </w:hyperlink>
+      <w:pPr>
+        <w:rPr>
+          <w:lang w:val="en-US"/>
+        </w:rPr>
+      </w:pPr>
+      <w:r>
+        <w:rPr>
+          <w:lang w:val="en-US"/>
+        </w:rPr>
+        <w:t>OpenCV-</w:t>
+      </w:r>
+      <w:proofErr w:type="spellStart"/>
+      <w:r>
+        <w:rPr>
+          <w:lang w:val="en-US"/>
+        </w:rPr>
+        <w:t>Dokumentation</w:t>
+      </w:r>
+      <w:proofErr w:type="spellEnd"/>
+      <w:r>
+        <w:rPr>
+          <w:lang w:val="en-US"/>
+        </w:rPr>
+        <w:t>:</w:t>
+      </w:r>
+    </w:p>
+    <w:p>
+      <w:pPr>
+        <w:rPr>
+          <w:lang w:val="en-US"/>
+        </w:rPr>
+      </w:pPr>
+      <w:r>
+        <w:fldChar w:fldCharType="begin"/>
+      </w:r>
+      <w:r>
+        <w:rPr>
+          <w:lang w:val="en-US"/>
+        </w:rPr>
+        <w:instrText>HYPERLINK "https://docs.opencv.org/master/d9/d61/tutorial_py_morphological_ops.html"</w:instrText>
+      </w:r>
+      <w:r>
+        <w:fldChar w:fldCharType="separate"/>
+      </w:r>
+      <w:r>
+        <w:rPr>
+          <w:rStyle w:val="Hyperlink"/>
+          <w:lang w:val="en-US"/>
+        </w:rPr>
+        <w:t>https://docs.opencv.org/master/d9/d61/tutorial_py_morphological_ops.html</w:t>
+      </w:r>
+      <w:r>
+        <w:fldChar w:fldCharType="end"/>
+      </w:r>
     </w:p>
     <w:p>
       <w:r>
         <w:pict w14:anchorId="11016E5F">
-          <v:rect id="_x0000_i1237" style="width:0;height:1.5pt" o:hralign="center" o:hrstd="t" o:hr="t" fillcolor="#a0a0a0" stroked="f"/>
+          <v:rect id="_x0000_i1033" style="width:0;height:1.5pt" o:hralign="center" o:hrstd="t" o:hr="t" fillcolor="#a0a0a0" stroked="f"/>
         </w:pict>
       </w:r>
     </w:p>
@@ -912,8 +1384,13 @@
       </w:r>
     </w:p>
     <w:p>
-      <w:r>
-        <w:t>contours, _ = cv2.findContours(...)</w:t>
+      <w:proofErr w:type="spellStart"/>
+      <w:r>
+        <w:t>contours</w:t>
+      </w:r>
+      <w:proofErr w:type="spellEnd"/>
+      <w:r>
+        <w:t>, _ = cv2.findContours(...)</w:t>
       </w:r>
     </w:p>
     <w:p>
@@ -961,14 +1438,46 @@
       </w:r>
     </w:p>
     <w:p>
-      <w:r>
-        <w:t>contours.sort(key=len, reverse=True)</w:t>
+      <w:pPr>
+        <w:rPr>
+          <w:lang w:val="en-US"/>
+        </w:rPr>
+      </w:pPr>
+      <w:proofErr w:type="spellStart"/>
+      <w:proofErr w:type="gramStart"/>
+      <w:r>
+        <w:rPr>
+          <w:lang w:val="en-US"/>
+        </w:rPr>
+        <w:t>contours.sort</w:t>
+      </w:r>
+      <w:proofErr w:type="spellEnd"/>
+      <w:proofErr w:type="gramEnd"/>
+      <w:r>
+        <w:rPr>
+          <w:lang w:val="en-US"/>
+        </w:rPr>
+        <w:t>(key=</w:t>
+      </w:r>
+      <w:proofErr w:type="spellStart"/>
+      <w:r>
+        <w:rPr>
+          <w:lang w:val="en-US"/>
+        </w:rPr>
+        <w:t>len</w:t>
+      </w:r>
+      <w:proofErr w:type="spellEnd"/>
+      <w:r>
+        <w:rPr>
+          <w:lang w:val="en-US"/>
+        </w:rPr>
+        <w:t>, reverse=True)</w:t>
       </w:r>
     </w:p>
     <w:p>
       <w:r>
         <w:pict w14:anchorId="7EF3F6C5">
-          <v:rect id="_x0000_i1238" style="width:0;height:1.5pt" o:hralign="center" o:hrstd="t" o:hr="t" fillcolor="#a0a0a0" stroked="f"/>
+          <v:rect id="_x0000_i1034" style="width:0;height:1.5pt" o:hralign="center" o:hrstd="t" o:hr="t" fillcolor="#a0a0a0" stroked="f"/>
         </w:pict>
       </w:r>
     </w:p>
@@ -994,7 +1503,15 @@
     </w:p>
     <w:p>
       <w:r>
-        <w:t>Die Funktion cv2.findContours() basiert auf dem Border-Following-Algorithmus von Suzuki und Abe.</w:t>
+        <w:t>Die Funktion cv2.findContours() basiert auf dem Border-</w:t>
+      </w:r>
+      <w:proofErr w:type="spellStart"/>
+      <w:r>
+        <w:t>Following</w:t>
+      </w:r>
+      <w:proofErr w:type="spellEnd"/>
+      <w:r>
+        <w:t>-Algorithmus von Suzuki und Abe.</w:t>
       </w:r>
     </w:p>
     <w:p>
@@ -1023,19 +1540,28 @@
         <w:rPr>
           <w:i/>
           <w:iCs/>
+          <w:lang w:val="en-US"/>
         </w:rPr>
         <w:t>Topological Structural Analysis of Digitized Binary Images by Border Following</w:t>
       </w:r>
       <w:r>
+        <w:rPr>
+          <w:lang w:val="en-US"/>
+        </w:rPr>
         <w:t>.</w:t>
       </w:r>
       <w:r>
+        <w:rPr>
+          <w:lang w:val="en-US"/>
+        </w:rPr>
         <w:br/>
+      </w:r>
+      <w:r>
         <w:t>Computer Vision, Graphics, and Image Processing.</w:t>
       </w:r>
     </w:p>
     <w:p>
-      <w:hyperlink r:id="rId9" w:history="1">
+      <w:hyperlink r:id="rId8" w:history="1">
         <w:r>
           <w:rPr>
             <w:rStyle w:val="Hyperlink"/>
@@ -1047,7 +1573,7 @@
     <w:p>
       <w:r>
         <w:pict w14:anchorId="704ECF9C">
-          <v:rect id="_x0000_i1239" style="width:0;height:1.5pt" o:hralign="center" o:hrstd="t" o:hr="t" fillcolor="#a0a0a0" stroked="f"/>
+          <v:rect id="_x0000_i1035" style="width:0;height:1.5pt" o:hralign="center" o:hrstd="t" o:hr="t" fillcolor="#a0a0a0" stroked="f"/>
         </w:pict>
       </w:r>
     </w:p>
@@ -1073,7 +1599,20 @@
     </w:p>
     <w:p>
       <w:r>
-        <w:t>M = cv2.moments(contours[0])</w:t>
+        <w:t>M = cv2.moments(</w:t>
+      </w:r>
+      <w:proofErr w:type="spellStart"/>
+      <w:proofErr w:type="gramStart"/>
+      <w:r>
+        <w:t>contours</w:t>
+      </w:r>
+      <w:proofErr w:type="spellEnd"/>
+      <w:r>
+        <w:t>[</w:t>
+      </w:r>
+      <w:proofErr w:type="gramEnd"/>
+      <w:r>
+        <w:t>0])</w:t>
       </w:r>
     </w:p>
     <w:p>
@@ -1087,7 +1626,38 @@
       </w:r>
       <w:r>
         <w:br/>
-        <w:t>c_x = \frac{M_{10}}{M_{00}}</w:t>
+      </w:r>
+      <w:proofErr w:type="spellStart"/>
+      <w:r>
+        <w:t>c_x</w:t>
+      </w:r>
+      <w:proofErr w:type="spellEnd"/>
+      <w:r>
+        <w:t xml:space="preserve"> = \</w:t>
+      </w:r>
+      <w:proofErr w:type="spellStart"/>
+      <w:r>
+        <w:t>frac</w:t>
+      </w:r>
+      <w:proofErr w:type="spellEnd"/>
+      <w:r>
+        <w:t>{M_{10</w:t>
+      </w:r>
+      <w:proofErr w:type="gramStart"/>
+      <w:r>
+        <w:t>}}{</w:t>
+      </w:r>
+      <w:proofErr w:type="gramEnd"/>
+      <w:r>
+        <w:t>M</w:t>
+      </w:r>
+      <w:proofErr w:type="gramStart"/>
+      <w:r>
+        <w:t>_{</w:t>
+      </w:r>
+      <w:proofErr w:type="gramEnd"/>
+      <w:r>
+        <w:t>00}}</w:t>
       </w:r>
       <w:r>
         <w:br/>
@@ -1100,7 +1670,38 @@
       </w:r>
       <w:r>
         <w:br/>
-        <w:t>c_y = \frac{M_{01}}{M_{00}}</w:t>
+      </w:r>
+      <w:proofErr w:type="spellStart"/>
+      <w:r>
+        <w:t>c_y</w:t>
+      </w:r>
+      <w:proofErr w:type="spellEnd"/>
+      <w:r>
+        <w:t xml:space="preserve"> = \</w:t>
+      </w:r>
+      <w:proofErr w:type="spellStart"/>
+      <w:r>
+        <w:t>frac</w:t>
+      </w:r>
+      <w:proofErr w:type="spellEnd"/>
+      <w:r>
+        <w:t>{M_{01</w:t>
+      </w:r>
+      <w:proofErr w:type="gramStart"/>
+      <w:r>
+        <w:t>}}{</w:t>
+      </w:r>
+      <w:proofErr w:type="gramEnd"/>
+      <w:r>
+        <w:t>M</w:t>
+      </w:r>
+      <w:proofErr w:type="gramStart"/>
+      <w:r>
+        <w:t>_{</w:t>
+      </w:r>
+      <w:proofErr w:type="gramEnd"/>
+      <w:r>
+        <w:t>00}}</w:t>
       </w:r>
       <w:r>
         <w:br/>
@@ -1108,23 +1709,74 @@
       </w:r>
     </w:p>
     <w:p>
-      <w:r>
-        <w:t>Implementierung:</w:t>
-      </w:r>
-    </w:p>
-    <w:p>
-      <w:r>
+      <w:pPr>
+        <w:rPr>
+          <w:lang w:val="en-US"/>
+        </w:rPr>
+      </w:pPr>
+      <w:proofErr w:type="spellStart"/>
+      <w:r>
+        <w:rPr>
+          <w:lang w:val="en-US"/>
+        </w:rPr>
+        <w:t>Implementierung</w:t>
+      </w:r>
+      <w:proofErr w:type="spellEnd"/>
+      <w:r>
+        <w:rPr>
+          <w:lang w:val="en-US"/>
+        </w:rPr>
+        <w:t>:</w:t>
+      </w:r>
+    </w:p>
+    <w:p>
+      <w:pPr>
+        <w:rPr>
+          <w:lang w:val="en-US"/>
+        </w:rPr>
+      </w:pPr>
+      <w:r>
+        <w:rPr>
+          <w:lang w:val="en-US"/>
+        </w:rPr>
         <w:t>centroids[0] = (</w:t>
       </w:r>
     </w:p>
     <w:p>
-      <w:r>
+      <w:pPr>
+        <w:rPr>
+          <w:lang w:val="en-US"/>
+        </w:rPr>
+      </w:pPr>
+      <w:r>
+        <w:rPr>
+          <w:lang w:val="en-US"/>
+        </w:rPr>
         <w:t xml:space="preserve">    int(M['m10']/M['m00']),</w:t>
       </w:r>
     </w:p>
     <w:p>
       <w:r>
-        <w:t xml:space="preserve">    int(M['m01']/M['m00'])</w:t>
+        <w:rPr>
+          <w:lang w:val="en-US"/>
+        </w:rPr>
+        <w:t xml:space="preserve">    </w:t>
+      </w:r>
+      <w:proofErr w:type="spellStart"/>
+      <w:r>
+        <w:t>int</w:t>
+      </w:r>
+      <w:proofErr w:type="spellEnd"/>
+      <w:r>
+        <w:t>(M['m01</w:t>
+      </w:r>
+      <w:proofErr w:type="gramStart"/>
+      <w:r>
+        <w:t>']/</w:t>
+      </w:r>
+      <w:proofErr w:type="gramEnd"/>
+      <w:r>
+        <w:t>M['m00'])</w:t>
       </w:r>
     </w:p>
     <w:p>
@@ -1136,7 +1788,7 @@
     <w:p>
       <w:r>
         <w:pict w14:anchorId="1A7F912E">
-          <v:rect id="_x0000_i1240" style="width:0;height:1.5pt" o:hralign="center" o:hrstd="t" o:hr="t" fillcolor="#a0a0a0" stroked="f"/>
+          <v:rect id="_x0000_i1036" style="width:0;height:1.5pt" o:hralign="center" o:hrstd="t" o:hr="t" fillcolor="#a0a0a0" stroked="f"/>
         </w:pict>
       </w:r>
     </w:p>
@@ -1170,40 +1822,62 @@
         <w:rPr>
           <w:b/>
           <w:bCs/>
-        </w:rPr>
-      </w:pPr>
-      <w:r>
-        <w:rPr>
-          <w:b/>
-          <w:bCs/>
+          <w:lang w:val="en-US"/>
+        </w:rPr>
+      </w:pPr>
+      <w:r>
+        <w:rPr>
+          <w:b/>
+          <w:bCs/>
+          <w:lang w:val="en-US"/>
         </w:rPr>
         <w:t>Quelle</w:t>
       </w:r>
     </w:p>
     <w:p>
       <w:r>
+        <w:rPr>
+          <w:lang w:val="en-US"/>
+        </w:rPr>
         <w:t>Hu, M. K. (1962).</w:t>
       </w:r>
       <w:r>
+        <w:rPr>
+          <w:lang w:val="en-US"/>
+        </w:rPr>
         <w:br/>
       </w:r>
       <w:r>
         <w:rPr>
           <w:i/>
           <w:iCs/>
+          <w:lang w:val="en-US"/>
         </w:rPr>
         <w:t>Visual Pattern Recognition by Moment Invariants</w:t>
       </w:r>
       <w:r>
+        <w:rPr>
+          <w:lang w:val="en-US"/>
+        </w:rPr>
         <w:t>.</w:t>
       </w:r>
       <w:r>
+        <w:rPr>
+          <w:lang w:val="en-US"/>
+        </w:rPr>
         <w:br/>
-        <w:t>IRE Transactions on Information Theory.</w:t>
-      </w:r>
-    </w:p>
-    <w:p>
-      <w:hyperlink r:id="rId10" w:history="1">
+      </w:r>
+      <w:proofErr w:type="gramStart"/>
+      <w:r>
+        <w:t>IRE Transactions</w:t>
+      </w:r>
+      <w:proofErr w:type="gramEnd"/>
+      <w:r>
+        <w:t xml:space="preserve"> on Information Theory.</w:t>
+      </w:r>
+    </w:p>
+    <w:p>
+      <w:hyperlink r:id="rId9" w:history="1">
         <w:r>
           <w:rPr>
             <w:rStyle w:val="Hyperlink"/>
@@ -1215,7 +1889,7 @@
     <w:p>
       <w:r>
         <w:pict w14:anchorId="2AF14EC7">
-          <v:rect id="_x0000_i1241" style="width:0;height:1.5pt" o:hralign="center" o:hrstd="t" o:hr="t" fillcolor="#a0a0a0" stroked="f"/>
+          <v:rect id="_x0000_i1037" style="width:0;height:1.5pt" o:hralign="center" o:hrstd="t" o:hr="t" fillcolor="#a0a0a0" stroked="f"/>
         </w:pict>
       </w:r>
     </w:p>
@@ -1240,13 +1914,49 @@
       </w:r>
     </w:p>
     <w:p>
-      <w:r>
-        <w:t>sumx = centroids[1][0]</w:t>
-      </w:r>
-    </w:p>
-    <w:p>
-      <w:r>
-        <w:t>sumy = centroids[1][1] + 70</w:t>
+      <w:proofErr w:type="spellStart"/>
+      <w:r>
+        <w:t>sumx</w:t>
+      </w:r>
+      <w:proofErr w:type="spellEnd"/>
+      <w:r>
+        <w:t xml:space="preserve"> = </w:t>
+      </w:r>
+      <w:proofErr w:type="spellStart"/>
+      <w:proofErr w:type="gramStart"/>
+      <w:r>
+        <w:t>centroids</w:t>
+      </w:r>
+      <w:proofErr w:type="spellEnd"/>
+      <w:r>
+        <w:t>[</w:t>
+      </w:r>
+      <w:proofErr w:type="gramEnd"/>
+      <w:r>
+        <w:t>1][0]</w:t>
+      </w:r>
+    </w:p>
+    <w:p>
+      <w:proofErr w:type="spellStart"/>
+      <w:r>
+        <w:t>sumy</w:t>
+      </w:r>
+      <w:proofErr w:type="spellEnd"/>
+      <w:r>
+        <w:t xml:space="preserve"> = </w:t>
+      </w:r>
+      <w:proofErr w:type="spellStart"/>
+      <w:proofErr w:type="gramStart"/>
+      <w:r>
+        <w:t>centroids</w:t>
+      </w:r>
+      <w:proofErr w:type="spellEnd"/>
+      <w:r>
+        <w:t>[</w:t>
+      </w:r>
+      <w:proofErr w:type="gramEnd"/>
+      <w:r>
+        <w:t>1][1] + 70</w:t>
       </w:r>
     </w:p>
     <w:p>
@@ -1257,7 +1967,7 @@
     <w:p>
       <w:r>
         <w:pict w14:anchorId="0668038F">
-          <v:rect id="_x0000_i1242" style="width:0;height:1.5pt" o:hralign="center" o:hrstd="t" o:hr="t" fillcolor="#a0a0a0" stroked="f"/>
+          <v:rect id="_x0000_i1038" style="width:0;height:1.5pt" o:hralign="center" o:hrstd="t" o:hr="t" fillcolor="#a0a0a0" stroked="f"/>
         </w:pict>
       </w:r>
     </w:p>
@@ -1273,8 +1983,17 @@
           <w:b/>
           <w:bCs/>
         </w:rPr>
-        <w:t>10. Körpersegmentierung mit Otsu-Binarisierung</w:t>
-      </w:r>
+        <w:t>10. Körpersegmentierung mit Otsu-</w:t>
+      </w:r>
+      <w:proofErr w:type="spellStart"/>
+      <w:r>
+        <w:rPr>
+          <w:b/>
+          <w:bCs/>
+        </w:rPr>
+        <w:t>Binarisierung</w:t>
+      </w:r>
+      <w:proofErr w:type="spellEnd"/>
     </w:p>
     <w:p>
       <w:r>
@@ -1282,37 +2001,129 @@
       </w:r>
     </w:p>
     <w:p>
-      <w:r>
-        <w:t>gray = cv2.cvtColor(blur,cv2.COLOR_BGR2GRAY)</w:t>
-      </w:r>
-    </w:p>
-    <w:p>
-      <w:r>
-        <w:t>Danach erfolgt Otsu-Thresholding:</w:t>
-      </w:r>
-    </w:p>
-    <w:p>
-      <w:r>
+      <w:pPr>
+        <w:rPr>
+          <w:lang w:val="en-US"/>
+        </w:rPr>
+      </w:pPr>
+      <w:r>
+        <w:rPr>
+          <w:lang w:val="en-US"/>
+        </w:rPr>
+        <w:t>gray = cv2.cvtColor(</w:t>
+      </w:r>
+      <w:proofErr w:type="gramStart"/>
+      <w:r>
+        <w:rPr>
+          <w:lang w:val="en-US"/>
+        </w:rPr>
+        <w:t>blur,cv2.COLOR</w:t>
+      </w:r>
+      <w:proofErr w:type="gramEnd"/>
+      <w:r>
+        <w:rPr>
+          <w:lang w:val="en-US"/>
+        </w:rPr>
+        <w:t>_BGR2GRAY)</w:t>
+      </w:r>
+    </w:p>
+    <w:p>
+      <w:pPr>
+        <w:rPr>
+          <w:lang w:val="en-US"/>
+        </w:rPr>
+      </w:pPr>
+      <w:proofErr w:type="spellStart"/>
+      <w:r>
+        <w:rPr>
+          <w:lang w:val="en-US"/>
+        </w:rPr>
+        <w:t>Danach</w:t>
+      </w:r>
+      <w:proofErr w:type="spellEnd"/>
+      <w:r>
+        <w:rPr>
+          <w:lang w:val="en-US"/>
+        </w:rPr>
+        <w:t xml:space="preserve"> </w:t>
+      </w:r>
+      <w:proofErr w:type="spellStart"/>
+      <w:r>
+        <w:rPr>
+          <w:lang w:val="en-US"/>
+        </w:rPr>
+        <w:t>erfolgt</w:t>
+      </w:r>
+      <w:proofErr w:type="spellEnd"/>
+      <w:r>
+        <w:rPr>
+          <w:lang w:val="en-US"/>
+        </w:rPr>
+        <w:t xml:space="preserve"> Otsu-Thresholding:</w:t>
+      </w:r>
+    </w:p>
+    <w:p>
+      <w:pPr>
+        <w:rPr>
+          <w:lang w:val="en-US"/>
+        </w:rPr>
+      </w:pPr>
+      <w:r>
+        <w:rPr>
+          <w:lang w:val="en-US"/>
+        </w:rPr>
         <w:t>_,thresh = cv2.threshold(</w:t>
       </w:r>
     </w:p>
     <w:p>
-      <w:r>
+      <w:pPr>
+        <w:rPr>
+          <w:lang w:val="en-US"/>
+        </w:rPr>
+      </w:pPr>
+      <w:r>
+        <w:rPr>
+          <w:lang w:val="en-US"/>
+        </w:rPr>
         <w:t xml:space="preserve">    gray,</w:t>
       </w:r>
     </w:p>
     <w:p>
-      <w:r>
+      <w:pPr>
+        <w:rPr>
+          <w:lang w:val="en-US"/>
+        </w:rPr>
+      </w:pPr>
+      <w:r>
+        <w:rPr>
+          <w:lang w:val="en-US"/>
+        </w:rPr>
         <w:t xml:space="preserve">    100,</w:t>
       </w:r>
     </w:p>
     <w:p>
-      <w:r>
+      <w:pPr>
+        <w:rPr>
+          <w:lang w:val="en-US"/>
+        </w:rPr>
+      </w:pPr>
+      <w:r>
+        <w:rPr>
+          <w:lang w:val="en-US"/>
+        </w:rPr>
         <w:t xml:space="preserve">    255,</w:t>
       </w:r>
     </w:p>
     <w:p>
-      <w:r>
+      <w:pPr>
+        <w:rPr>
+          <w:lang w:val="en-US"/>
+        </w:rPr>
+      </w:pPr>
+      <w:r>
+        <w:rPr>
+          <w:lang w:val="en-US"/>
+        </w:rPr>
         <w:t xml:space="preserve">    cv2.THRESH_BINARY_INV+cv2.THRESH_OTSU</w:t>
       </w:r>
     </w:p>
@@ -1324,7 +2135,7 @@
     <w:p>
       <w:r>
         <w:pict w14:anchorId="5F5D4191">
-          <v:rect id="_x0000_i1243" style="width:0;height:1.5pt" o:hralign="center" o:hrstd="t" o:hr="t" fillcolor="#a0a0a0" stroked="f"/>
+          <v:rect id="_x0000_i1039" style="width:0;height:1.5pt" o:hralign="center" o:hrstd="t" o:hr="t" fillcolor="#a0a0a0" stroked="f"/>
         </w:pict>
       </w:r>
     </w:p>
@@ -1398,28 +2209,56 @@
     </w:p>
     <w:p>
       <w:r>
+        <w:rPr>
+          <w:lang w:val="en-US"/>
+        </w:rPr>
         <w:t>Otsu, N. (1979).</w:t>
       </w:r>
       <w:r>
+        <w:rPr>
+          <w:lang w:val="en-US"/>
+        </w:rPr>
         <w:br/>
       </w:r>
       <w:r>
         <w:rPr>
           <w:i/>
           <w:iCs/>
+          <w:lang w:val="en-US"/>
         </w:rPr>
         <w:t>A Threshold Selection Method from Gray-Level Histograms</w:t>
       </w:r>
       <w:r>
+        <w:rPr>
+          <w:lang w:val="en-US"/>
+        </w:rPr>
         <w:t>.</w:t>
       </w:r>
       <w:r>
+        <w:rPr>
+          <w:lang w:val="en-US"/>
+        </w:rPr>
         <w:br/>
-        <w:t>IEEE Transactions on Systems, Man, and Cybernetics.</w:t>
-      </w:r>
-    </w:p>
-    <w:p>
-      <w:hyperlink r:id="rId11" w:history="1">
+      </w:r>
+      <w:proofErr w:type="gramStart"/>
+      <w:r>
+        <w:t>IEEE Transactions</w:t>
+      </w:r>
+      <w:proofErr w:type="gramEnd"/>
+      <w:r>
+        <w:t xml:space="preserve"> on Systems, Man, and </w:t>
+      </w:r>
+      <w:proofErr w:type="spellStart"/>
+      <w:r>
+        <w:t>Cybernetics</w:t>
+      </w:r>
+      <w:proofErr w:type="spellEnd"/>
+      <w:r>
+        <w:t>.</w:t>
+      </w:r>
+    </w:p>
+    <w:p>
+      <w:hyperlink r:id="rId10" w:history="1">
         <w:r>
           <w:rPr>
             <w:rStyle w:val="Hyperlink"/>
@@ -1431,7 +2270,7 @@
     <w:p>
       <w:r>
         <w:pict w14:anchorId="17A92F7F">
-          <v:rect id="_x0000_i1244" style="width:0;height:1.5pt" o:hralign="center" o:hrstd="t" o:hr="t" fillcolor="#a0a0a0" stroked="f"/>
+          <v:rect id="_x0000_i1040" style="width:0;height:1.5pt" o:hralign="center" o:hrstd="t" o:hr="t" fillcolor="#a0a0a0" stroked="f"/>
         </w:pict>
       </w:r>
     </w:p>
@@ -1456,8 +2295,26 @@
       </w:r>
     </w:p>
     <w:p>
-      <w:r>
-        <w:t>contour = contours[0]</w:t>
+      <w:proofErr w:type="spellStart"/>
+      <w:r>
+        <w:t>contour</w:t>
+      </w:r>
+      <w:proofErr w:type="spellEnd"/>
+      <w:r>
+        <w:t xml:space="preserve"> = </w:t>
+      </w:r>
+      <w:proofErr w:type="spellStart"/>
+      <w:proofErr w:type="gramStart"/>
+      <w:r>
+        <w:t>contours</w:t>
+      </w:r>
+      <w:proofErr w:type="spellEnd"/>
+      <w:r>
+        <w:t>[</w:t>
+      </w:r>
+      <w:proofErr w:type="gramEnd"/>
+      <w:r>
+        <w:t>0]</w:t>
       </w:r>
     </w:p>
     <w:p>
@@ -1467,13 +2324,23 @@
     </w:p>
     <w:p>
       <w:r>
-        <w:t>cv2.drawContours(test,contours, 0, 255, -1)</w:t>
+        <w:t>cv2.drawContours(</w:t>
+      </w:r>
+      <w:proofErr w:type="spellStart"/>
+      <w:proofErr w:type="gramStart"/>
+      <w:r>
+        <w:t>test,contours</w:t>
+      </w:r>
+      <w:proofErr w:type="spellEnd"/>
+      <w:proofErr w:type="gramEnd"/>
+      <w:r>
+        <w:t>, 0, 255, -1)</w:t>
       </w:r>
     </w:p>
     <w:p>
       <w:r>
         <w:pict w14:anchorId="508FCA1E">
-          <v:rect id="_x0000_i1245" style="width:0;height:1.5pt" o:hralign="center" o:hrstd="t" o:hr="t" fillcolor="#a0a0a0" stroked="f"/>
+          <v:rect id="_x0000_i1041" style="width:0;height:1.5pt" o:hralign="center" o:hrstd="t" o:hr="t" fillcolor="#a0a0a0" stroked="f"/>
         </w:pict>
       </w:r>
     </w:p>
@@ -1494,12 +2361,33 @@
     </w:p>
     <w:p>
       <w:r>
-        <w:t>test2 = cv2.erode(test,kernel,iterations = 1)</w:t>
-      </w:r>
-    </w:p>
-    <w:p>
-      <w:r>
-        <w:t>Die Erosion entfernt Randbereiche und reduziert die Körpermasse.</w:t>
+        <w:t>test2 = cv2.erode(</w:t>
+      </w:r>
+      <w:proofErr w:type="spellStart"/>
+      <w:proofErr w:type="gramStart"/>
+      <w:r>
+        <w:t>test,kernel</w:t>
+      </w:r>
+      <w:proofErr w:type="gramEnd"/>
+      <w:r>
+        <w:t>,iterations</w:t>
+      </w:r>
+      <w:proofErr w:type="spellEnd"/>
+      <w:r>
+        <w:t xml:space="preserve"> = 1)</w:t>
+      </w:r>
+    </w:p>
+    <w:p>
+      <w:r>
+        <w:t xml:space="preserve">Die Erosion entfernt Randbereiche und reduziert die </w:t>
+      </w:r>
+      <w:proofErr w:type="spellStart"/>
+      <w:r>
+        <w:t>Körpermasse</w:t>
+      </w:r>
+      <w:proofErr w:type="spellEnd"/>
+      <w:r>
+        <w:t>.</w:t>
       </w:r>
     </w:p>
     <w:p>
@@ -1537,7 +2425,7 @@
     <w:p>
       <w:r>
         <w:pict w14:anchorId="3749B678">
-          <v:rect id="_x0000_i1246" style="width:0;height:1.5pt" o:hralign="center" o:hrstd="t" o:hr="t" fillcolor="#a0a0a0" stroked="f"/>
+          <v:rect id="_x0000_i1042" style="width:0;height:1.5pt" o:hralign="center" o:hrstd="t" o:hr="t" fillcolor="#a0a0a0" stroked="f"/>
         </w:pict>
       </w:r>
     </w:p>
@@ -1562,8 +2450,13 @@
       </w:r>
     </w:p>
     <w:p>
-      <w:r>
-        <w:t>findPeak(...)</w:t>
+      <w:proofErr w:type="spellStart"/>
+      <w:r>
+        <w:t>findPeak</w:t>
+      </w:r>
+      <w:proofErr w:type="spellEnd"/>
+      <w:r>
+        <w:t>(...)</w:t>
       </w:r>
     </w:p>
     <w:p>
@@ -1575,7 +2468,7 @@
     <w:p>
       <w:r>
         <w:pict w14:anchorId="21E9DDB5">
-          <v:rect id="_x0000_i1247" style="width:0;height:1.5pt" o:hralign="center" o:hrstd="t" o:hr="t" fillcolor="#a0a0a0" stroked="f"/>
+          <v:rect id="_x0000_i1043" style="width:0;height:1.5pt" o:hralign="center" o:hrstd="t" o:hr="t" fillcolor="#a0a0a0" stroked="f"/>
         </w:pict>
       </w:r>
     </w:p>
@@ -1640,7 +2533,7 @@
     <w:p>
       <w:r>
         <w:pict w14:anchorId="23EB2081">
-          <v:rect id="_x0000_i1248" style="width:0;height:1.5pt" o:hralign="center" o:hrstd="t" o:hr="t" fillcolor="#a0a0a0" stroked="f"/>
+          <v:rect id="_x0000_i1044" style="width:0;height:1.5pt" o:hralign="center" o:hrstd="t" o:hr="t" fillcolor="#a0a0a0" stroked="f"/>
         </w:pict>
       </w:r>
     </w:p>
@@ -1656,7 +2549,23 @@
           <w:b/>
           <w:bCs/>
         </w:rPr>
-        <w:t>14. Linienerzeugung mit Bresenham-Algorithmus</w:t>
+        <w:t xml:space="preserve">14. Linienerzeugung mit </w:t>
+      </w:r>
+      <w:proofErr w:type="spellStart"/>
+      <w:r>
+        <w:rPr>
+          <w:b/>
+          <w:bCs/>
+        </w:rPr>
+        <w:t>Bresenham</w:t>
+      </w:r>
+      <w:proofErr w:type="spellEnd"/>
+      <w:r>
+        <w:rPr>
+          <w:b/>
+          <w:bCs/>
+        </w:rPr>
+        <w:t>-Algorithmus</w:t>
       </w:r>
     </w:p>
     <w:p>
@@ -1665,8 +2574,13 @@
       </w:r>
     </w:p>
     <w:p>
-      <w:r>
-        <w:t>createLineIterator(...)</w:t>
+      <w:proofErr w:type="spellStart"/>
+      <w:r>
+        <w:t>createLineIterator</w:t>
+      </w:r>
+      <w:proofErr w:type="spellEnd"/>
+      <w:r>
+        <w:t>(...)</w:t>
       </w:r>
     </w:p>
     <w:p>
@@ -1676,48 +2590,81 @@
     </w:p>
     <w:p>
       <w:r>
-        <w:t>Dies basiert auf einer Variante des Bresenham-Line-Algorithmus.</w:t>
-      </w:r>
-    </w:p>
-    <w:p>
-      <w:pPr>
-        <w:rPr>
-          <w:b/>
-          <w:bCs/>
-        </w:rPr>
-      </w:pPr>
-      <w:r>
-        <w:rPr>
-          <w:b/>
-          <w:bCs/>
+        <w:t xml:space="preserve">Dies basiert auf einer Variante des </w:t>
+      </w:r>
+      <w:proofErr w:type="spellStart"/>
+      <w:r>
+        <w:t>Bresenham</w:t>
+      </w:r>
+      <w:proofErr w:type="spellEnd"/>
+      <w:r>
+        <w:t>-Line-Algorithmus.</w:t>
+      </w:r>
+    </w:p>
+    <w:p>
+      <w:pPr>
+        <w:rPr>
+          <w:b/>
+          <w:bCs/>
+          <w:lang w:val="en-US"/>
+        </w:rPr>
+      </w:pPr>
+      <w:r>
+        <w:rPr>
+          <w:b/>
+          <w:bCs/>
+          <w:lang w:val="en-US"/>
         </w:rPr>
         <w:t>Quelle</w:t>
       </w:r>
     </w:p>
     <w:p>
-      <w:r>
-        <w:t>Bresenham, J. E. (1965).</w:t>
-      </w:r>
-      <w:r>
+      <w:proofErr w:type="spellStart"/>
+      <w:r>
+        <w:rPr>
+          <w:lang w:val="en-US"/>
+        </w:rPr>
+        <w:t>Bresenham</w:t>
+      </w:r>
+      <w:proofErr w:type="spellEnd"/>
+      <w:r>
+        <w:rPr>
+          <w:lang w:val="en-US"/>
+        </w:rPr>
+        <w:t>, J. E. (1965).</w:t>
+      </w:r>
+      <w:r>
+        <w:rPr>
+          <w:lang w:val="en-US"/>
+        </w:rPr>
         <w:br/>
       </w:r>
       <w:r>
         <w:rPr>
           <w:i/>
           <w:iCs/>
+          <w:lang w:val="en-US"/>
         </w:rPr>
         <w:t>Algorithm for Computer Control of a Digital Plotter</w:t>
       </w:r>
       <w:r>
+        <w:rPr>
+          <w:lang w:val="en-US"/>
+        </w:rPr>
         <w:t>.</w:t>
       </w:r>
       <w:r>
+        <w:rPr>
+          <w:lang w:val="en-US"/>
+        </w:rPr>
         <w:br/>
+      </w:r>
+      <w:r>
         <w:t>IBM Systems Journal.</w:t>
       </w:r>
     </w:p>
     <w:p>
-      <w:hyperlink r:id="rId12" w:history="1">
+      <w:hyperlink r:id="rId11" w:history="1">
         <w:r>
           <w:rPr>
             <w:rStyle w:val="Hyperlink"/>
@@ -1729,7 +2676,7 @@
     <w:p>
       <w:r>
         <w:pict w14:anchorId="0E4AADBD">
-          <v:rect id="_x0000_i1249" style="width:0;height:1.5pt" o:hralign="center" o:hrstd="t" o:hr="t" fillcolor="#a0a0a0" stroked="f"/>
+          <v:rect id="_x0000_i1045" style="width:0;height:1.5pt" o:hralign="center" o:hrstd="t" o:hr="t" fillcolor="#a0a0a0" stroked="f"/>
         </w:pict>
       </w:r>
     </w:p>
@@ -1745,7 +2692,32 @@
           <w:b/>
           <w:bCs/>
         </w:rPr>
-        <w:t>15. Funktion findWhite()</w:t>
+        <w:t xml:space="preserve">15. Funktion </w:t>
+      </w:r>
+      <w:proofErr w:type="spellStart"/>
+      <w:proofErr w:type="gramStart"/>
+      <w:r>
+        <w:rPr>
+          <w:b/>
+          <w:bCs/>
+        </w:rPr>
+        <w:t>findWhite</w:t>
+      </w:r>
+      <w:proofErr w:type="spellEnd"/>
+      <w:r>
+        <w:rPr>
+          <w:b/>
+          <w:bCs/>
+        </w:rPr>
+        <w:t>(</w:t>
+      </w:r>
+      <w:proofErr w:type="gramEnd"/>
+      <w:r>
+        <w:rPr>
+          <w:b/>
+          <w:bCs/>
+        </w:rPr>
+        <w:t>)</w:t>
       </w:r>
     </w:p>
     <w:p>
@@ -1754,8 +2726,13 @@
       </w:r>
     </w:p>
     <w:p>
-      <w:r>
-        <w:t>findWhite(...)</w:t>
+      <w:proofErr w:type="spellStart"/>
+      <w:r>
+        <w:t>findWhite</w:t>
+      </w:r>
+      <w:proofErr w:type="spellEnd"/>
+      <w:r>
+        <w:t>(...)</w:t>
       </w:r>
     </w:p>
     <w:p>
@@ -1764,13 +2741,42 @@
       </w:r>
     </w:p>
     <w:p>
-      <w:r>
-        <w:t>test[point1][point0] != 255</w:t>
-      </w:r>
-    </w:p>
-    <w:p>
-      <w:r>
-        <w:t>Sobald ein Pixel außerhalb der Kontur liegt, wurde der Armrand erreicht.</w:t>
+      <w:proofErr w:type="spellStart"/>
+      <w:r>
+        <w:t>test</w:t>
+      </w:r>
+      <w:proofErr w:type="spellEnd"/>
+      <w:r>
+        <w:t>[point</w:t>
+      </w:r>
+      <w:proofErr w:type="gramStart"/>
+      <w:r>
+        <w:t>1][</w:t>
+      </w:r>
+      <w:proofErr w:type="gramEnd"/>
+      <w:r>
+        <w:t>point0</w:t>
+      </w:r>
+      <w:proofErr w:type="gramStart"/>
+      <w:r>
+        <w:t>] !</w:t>
+      </w:r>
+      <w:proofErr w:type="gramEnd"/>
+      <w:r>
+        <w:t>= 255</w:t>
+      </w:r>
+    </w:p>
+    <w:p>
+      <w:r>
+        <w:t xml:space="preserve">Sobald ein Pixel außerhalb der Kontur liegt, wurde der </w:t>
+      </w:r>
+      <w:proofErr w:type="spellStart"/>
+      <w:r>
+        <w:t>Armrand</w:t>
+      </w:r>
+      <w:proofErr w:type="spellEnd"/>
+      <w:r>
+        <w:t xml:space="preserve"> erreicht.</w:t>
       </w:r>
     </w:p>
     <w:p>
@@ -1781,7 +2787,7 @@
     <w:p>
       <w:r>
         <w:pict w14:anchorId="61F7D9F7">
-          <v:rect id="_x0000_i1250" style="width:0;height:1.5pt" o:hralign="center" o:hrstd="t" o:hr="t" fillcolor="#a0a0a0" stroked="f"/>
+          <v:rect id="_x0000_i1046" style="width:0;height:1.5pt" o:hralign="center" o:hrstd="t" o:hr="t" fillcolor="#a0a0a0" stroked="f"/>
         </w:pict>
       </w:r>
     </w:p>
@@ -1807,8 +2813,18 @@
       </w:r>
     </w:p>
     <w:p>
-      <w:r>
-        <w:t>getAngleABC(a, b, c)</w:t>
+      <w:proofErr w:type="spellStart"/>
+      <w:proofErr w:type="gramStart"/>
+      <w:r>
+        <w:t>getAngleABC</w:t>
+      </w:r>
+      <w:proofErr w:type="spellEnd"/>
+      <w:r>
+        <w:t>(</w:t>
+      </w:r>
+      <w:proofErr w:type="gramEnd"/>
+      <w:r>
+        <w:t>a, b, c)</w:t>
       </w:r>
     </w:p>
     <w:p>
@@ -1852,7 +2868,7 @@
     <w:p>
       <w:r>
         <w:pict w14:anchorId="7C71BC4F">
-          <v:rect id="_x0000_i1251" style="width:0;height:1.5pt" o:hralign="center" o:hrstd="t" o:hr="t" fillcolor="#a0a0a0" stroked="f"/>
+          <v:rect id="_x0000_i1047" style="width:0;height:1.5pt" o:hralign="center" o:hrstd="t" o:hr="t" fillcolor="#a0a0a0" stroked="f"/>
         </w:pict>
       </w:r>
     </w:p>
@@ -1872,19 +2888,93 @@
       </w:r>
     </w:p>
     <w:p>
-      <w:r>
-        <w:t>ba = [a[0] - b[0], a[1] - b[1]]</w:t>
-      </w:r>
-    </w:p>
-    <w:p>
-      <w:r>
-        <w:t>bc = [b[0] - c[0], b[1] - c[1]]</w:t>
+      <w:proofErr w:type="spellStart"/>
+      <w:r>
+        <w:t>ba</w:t>
+      </w:r>
+      <w:proofErr w:type="spellEnd"/>
+      <w:r>
+        <w:t xml:space="preserve"> = [</w:t>
+      </w:r>
+      <w:proofErr w:type="gramStart"/>
+      <w:r>
+        <w:t>a[</w:t>
+      </w:r>
+      <w:proofErr w:type="gramEnd"/>
+      <w:r>
+        <w:t xml:space="preserve">0] - </w:t>
+      </w:r>
+      <w:proofErr w:type="gramStart"/>
+      <w:r>
+        <w:t>b[</w:t>
+      </w:r>
+      <w:proofErr w:type="gramEnd"/>
+      <w:r>
+        <w:t xml:space="preserve">0], </w:t>
+      </w:r>
+      <w:proofErr w:type="gramStart"/>
+      <w:r>
+        <w:t>a[</w:t>
+      </w:r>
+      <w:proofErr w:type="gramEnd"/>
+      <w:r>
+        <w:t xml:space="preserve">1] - </w:t>
+      </w:r>
+      <w:proofErr w:type="gramStart"/>
+      <w:r>
+        <w:t>b[</w:t>
+      </w:r>
+      <w:proofErr w:type="gramEnd"/>
+      <w:r>
+        <w:t>1]]</w:t>
+      </w:r>
+    </w:p>
+    <w:p>
+      <w:proofErr w:type="spellStart"/>
+      <w:r>
+        <w:t>bc</w:t>
+      </w:r>
+      <w:proofErr w:type="spellEnd"/>
+      <w:r>
+        <w:t xml:space="preserve"> = [</w:t>
+      </w:r>
+      <w:proofErr w:type="gramStart"/>
+      <w:r>
+        <w:t>b[</w:t>
+      </w:r>
+      <w:proofErr w:type="gramEnd"/>
+      <w:r>
+        <w:t xml:space="preserve">0] - </w:t>
+      </w:r>
+      <w:proofErr w:type="gramStart"/>
+      <w:r>
+        <w:t>c[</w:t>
+      </w:r>
+      <w:proofErr w:type="gramEnd"/>
+      <w:r>
+        <w:t xml:space="preserve">0], </w:t>
+      </w:r>
+      <w:proofErr w:type="gramStart"/>
+      <w:r>
+        <w:t>b[</w:t>
+      </w:r>
+      <w:proofErr w:type="gramEnd"/>
+      <w:r>
+        <w:t xml:space="preserve">1] - </w:t>
+      </w:r>
+      <w:proofErr w:type="gramStart"/>
+      <w:r>
+        <w:t>c[</w:t>
+      </w:r>
+      <w:proofErr w:type="gramEnd"/>
+      <w:r>
+        <w:t>1]]</w:t>
       </w:r>
     </w:p>
     <w:p>
       <w:r>
         <w:pict w14:anchorId="32520BE6">
-          <v:rect id="_x0000_i1252" style="width:0;height:1.5pt" o:hralign="center" o:hrstd="t" o:hr="t" fillcolor="#a0a0a0" stroked="f"/>
+          <v:rect id="_x0000_i1048" style="width:0;height:1.5pt" o:hralign="center" o:hrstd="t" o:hr="t" fillcolor="#a0a0a0" stroked="f"/>
         </w:pict>
       </w:r>
     </w:p>
@@ -1914,7 +3004,39 @@
       </w:r>
       <w:r>
         <w:br/>
-        <w:t>\vec a \cdot \vec b = |a||b|\cos(\theta)</w:t>
+        <w:t>\</w:t>
+      </w:r>
+      <w:proofErr w:type="spellStart"/>
+      <w:r>
+        <w:t>vec</w:t>
+      </w:r>
+      <w:proofErr w:type="spellEnd"/>
+      <w:r>
+        <w:t xml:space="preserve"> a \</w:t>
+      </w:r>
+      <w:proofErr w:type="spellStart"/>
+      <w:r>
+        <w:t>cdot</w:t>
+      </w:r>
+      <w:proofErr w:type="spellEnd"/>
+      <w:r>
+        <w:t xml:space="preserve"> \</w:t>
+      </w:r>
+      <w:proofErr w:type="spellStart"/>
+      <w:r>
+        <w:t>vec</w:t>
+      </w:r>
+      <w:proofErr w:type="spellEnd"/>
+      <w:r>
+        <w:t xml:space="preserve"> b = |a||b|\cos(\</w:t>
+      </w:r>
+      <w:proofErr w:type="spellStart"/>
+      <w:r>
+        <w:t>theta</w:t>
+      </w:r>
+      <w:proofErr w:type="spellEnd"/>
+      <w:r>
+        <w:t>)</w:t>
       </w:r>
       <w:r>
         <w:br/>
@@ -1922,13 +3044,121 @@
       </w:r>
     </w:p>
     <w:p>
-      <w:r>
-        <w:t>Implementierung:</w:t>
-      </w:r>
-    </w:p>
-    <w:p>
-      <w:r>
-        <w:t>dot = (ba[0]*bc[0]) + (ba[1]*bc[1])</w:t>
+      <w:pPr>
+        <w:rPr>
+          <w:lang w:val="en-US"/>
+        </w:rPr>
+      </w:pPr>
+      <w:proofErr w:type="spellStart"/>
+      <w:r>
+        <w:rPr>
+          <w:lang w:val="en-US"/>
+        </w:rPr>
+        <w:t>Implementierung</w:t>
+      </w:r>
+      <w:proofErr w:type="spellEnd"/>
+      <w:r>
+        <w:rPr>
+          <w:lang w:val="en-US"/>
+        </w:rPr>
+        <w:t>:</w:t>
+      </w:r>
+    </w:p>
+    <w:p>
+      <w:pPr>
+        <w:rPr>
+          <w:lang w:val="en-US"/>
+        </w:rPr>
+      </w:pPr>
+      <w:r>
+        <w:rPr>
+          <w:lang w:val="en-US"/>
+        </w:rPr>
+        <w:t>dot = (</w:t>
+      </w:r>
+      <w:proofErr w:type="spellStart"/>
+      <w:r>
+        <w:rPr>
+          <w:lang w:val="en-US"/>
+        </w:rPr>
+        <w:t>ba</w:t>
+      </w:r>
+      <w:proofErr w:type="spellEnd"/>
+      <w:r>
+        <w:rPr>
+          <w:lang w:val="en-US"/>
+        </w:rPr>
+        <w:t>[</w:t>
+      </w:r>
+      <w:proofErr w:type="gramStart"/>
+      <w:r>
+        <w:rPr>
+          <w:lang w:val="en-US"/>
+        </w:rPr>
+        <w:t>0]*</w:t>
+      </w:r>
+      <w:proofErr w:type="spellStart"/>
+      <w:r>
+        <w:rPr>
+          <w:lang w:val="en-US"/>
+        </w:rPr>
+        <w:t>bc</w:t>
+      </w:r>
+      <w:proofErr w:type="spellEnd"/>
+      <w:r>
+        <w:rPr>
+          <w:lang w:val="en-US"/>
+        </w:rPr>
+        <w:t>[</w:t>
+      </w:r>
+      <w:proofErr w:type="gramEnd"/>
+      <w:r>
+        <w:rPr>
+          <w:lang w:val="en-US"/>
+        </w:rPr>
+        <w:t>0]) + (</w:t>
+      </w:r>
+      <w:proofErr w:type="spellStart"/>
+      <w:r>
+        <w:rPr>
+          <w:lang w:val="en-US"/>
+        </w:rPr>
+        <w:t>ba</w:t>
+      </w:r>
+      <w:proofErr w:type="spellEnd"/>
+      <w:r>
+        <w:rPr>
+          <w:lang w:val="en-US"/>
+        </w:rPr>
+        <w:t>[</w:t>
+      </w:r>
+      <w:proofErr w:type="gramStart"/>
+      <w:r>
+        <w:rPr>
+          <w:lang w:val="en-US"/>
+        </w:rPr>
+        <w:t>1]*</w:t>
+      </w:r>
+      <w:proofErr w:type="spellStart"/>
+      <w:r>
+        <w:rPr>
+          <w:lang w:val="en-US"/>
+        </w:rPr>
+        <w:t>bc</w:t>
+      </w:r>
+      <w:proofErr w:type="spellEnd"/>
+      <w:r>
+        <w:rPr>
+          <w:lang w:val="en-US"/>
+        </w:rPr>
+        <w:t>[</w:t>
+      </w:r>
+      <w:proofErr w:type="gramEnd"/>
+      <w:r>
+        <w:rPr>
+          <w:lang w:val="en-US"/>
+        </w:rPr>
+        <w:t>1])</w:t>
       </w:r>
     </w:p>
     <w:p>
@@ -1937,14 +3167,140 @@
       </w:r>
     </w:p>
     <w:p>
-      <w:r>
+      <w:pPr>
+        <w:rPr>
+          <w:lang w:val="en-US"/>
+        </w:rPr>
+      </w:pPr>
+      <w:r>
+        <w:rPr>
+          <w:lang w:val="en-US"/>
+        </w:rPr>
         <w:t>[</w:t>
       </w:r>
       <w:r>
+        <w:rPr>
+          <w:lang w:val="en-US"/>
+        </w:rPr>
         <w:br/>
-        <w:t>\theta = \arccos\left(\frac{\vec a \cdot \vec b}{|a||b|}\right)</w:t>
-      </w:r>
-      <w:r>
+        <w:t xml:space="preserve">\theta = </w:t>
+      </w:r>
+      <w:proofErr w:type="gramStart"/>
+      <w:r>
+        <w:rPr>
+          <w:lang w:val="en-US"/>
+        </w:rPr>
+        <w:t>\</w:t>
+      </w:r>
+      <w:proofErr w:type="spellStart"/>
+      <w:r>
+        <w:rPr>
+          <w:lang w:val="en-US"/>
+        </w:rPr>
+        <w:t>arccos</w:t>
+      </w:r>
+      <w:proofErr w:type="spellEnd"/>
+      <w:r>
+        <w:rPr>
+          <w:lang w:val="en-US"/>
+        </w:rPr>
+        <w:t>\left(</w:t>
+      </w:r>
+      <w:proofErr w:type="gramEnd"/>
+      <w:r>
+        <w:rPr>
+          <w:lang w:val="en-US"/>
+        </w:rPr>
+        <w:t>\</w:t>
+      </w:r>
+      <w:proofErr w:type="gramStart"/>
+      <w:r>
+        <w:rPr>
+          <w:lang w:val="en-US"/>
+        </w:rPr>
+        <w:t>frac{</w:t>
+      </w:r>
+      <w:proofErr w:type="gramEnd"/>
+      <w:r>
+        <w:rPr>
+          <w:lang w:val="en-US"/>
+        </w:rPr>
+        <w:t>\</w:t>
+      </w:r>
+      <w:proofErr w:type="spellStart"/>
+      <w:r>
+        <w:rPr>
+          <w:lang w:val="en-US"/>
+        </w:rPr>
+        <w:t>vec</w:t>
+      </w:r>
+      <w:proofErr w:type="spellEnd"/>
+      <w:r>
+        <w:rPr>
+          <w:lang w:val="en-US"/>
+        </w:rPr>
+        <w:t xml:space="preserve"> a \</w:t>
+      </w:r>
+      <w:proofErr w:type="spellStart"/>
+      <w:r>
+        <w:rPr>
+          <w:lang w:val="en-US"/>
+        </w:rPr>
+        <w:t>cdot</w:t>
+      </w:r>
+      <w:proofErr w:type="spellEnd"/>
+      <w:r>
+        <w:rPr>
+          <w:lang w:val="en-US"/>
+        </w:rPr>
+        <w:t xml:space="preserve"> \</w:t>
+      </w:r>
+      <w:proofErr w:type="spellStart"/>
+      <w:r>
+        <w:rPr>
+          <w:lang w:val="en-US"/>
+        </w:rPr>
+        <w:t>vec</w:t>
+      </w:r>
+      <w:proofErr w:type="spellEnd"/>
+      <w:r>
+        <w:rPr>
+          <w:lang w:val="en-US"/>
+        </w:rPr>
+        <w:t xml:space="preserve"> </w:t>
+      </w:r>
+      <w:proofErr w:type="gramStart"/>
+      <w:r>
+        <w:rPr>
+          <w:lang w:val="en-US"/>
+        </w:rPr>
+        <w:t>b}{</w:t>
+      </w:r>
+      <w:proofErr w:type="gramEnd"/>
+      <w:r>
+        <w:rPr>
+          <w:lang w:val="en-US"/>
+        </w:rPr>
+        <w:t>|a||b</w:t>
+      </w:r>
+      <w:proofErr w:type="gramStart"/>
+      <w:r>
+        <w:rPr>
+          <w:lang w:val="en-US"/>
+        </w:rPr>
+        <w:t>|}\</w:t>
+      </w:r>
+      <w:proofErr w:type="gramEnd"/>
+      <w:r>
+        <w:rPr>
+          <w:lang w:val="en-US"/>
+        </w:rPr>
+        <w:t>right)</w:t>
+      </w:r>
+      <w:r>
+        <w:rPr>
+          <w:lang w:val="en-US"/>
+        </w:rPr>
         <w:br/>
         <w:t>]</w:t>
       </w:r>
@@ -1952,7 +3308,7 @@
     <w:p>
       <w:r>
         <w:pict w14:anchorId="109F514C">
-          <v:rect id="_x0000_i1253" style="width:0;height:1.5pt" o:hralign="center" o:hrstd="t" o:hr="t" fillcolor="#a0a0a0" stroked="f"/>
+          <v:rect id="_x0000_i1049" style="width:0;height:1.5pt" o:hralign="center" o:hrstd="t" o:hr="t" fillcolor="#a0a0a0" stroked="f"/>
         </w:pict>
       </w:r>
     </w:p>
@@ -1961,43 +3317,76 @@
         <w:rPr>
           <w:b/>
           <w:bCs/>
-        </w:rPr>
-      </w:pPr>
-      <w:r>
-        <w:rPr>
-          <w:b/>
-          <w:bCs/>
+          <w:lang w:val="en-US"/>
+        </w:rPr>
+      </w:pPr>
+      <w:r>
+        <w:rPr>
+          <w:b/>
+          <w:bCs/>
+          <w:lang w:val="en-US"/>
         </w:rPr>
         <w:t>Quelle</w:t>
       </w:r>
     </w:p>
     <w:p>
-      <w:r>
+      <w:pPr>
+        <w:rPr>
+          <w:lang w:val="en-US"/>
+        </w:rPr>
+      </w:pPr>
+      <w:r>
+        <w:rPr>
+          <w:lang w:val="en-US"/>
+        </w:rPr>
         <w:t>Lay, D. C. (2015).</w:t>
       </w:r>
       <w:r>
+        <w:rPr>
+          <w:lang w:val="en-US"/>
+        </w:rPr>
         <w:br/>
       </w:r>
       <w:r>
         <w:rPr>
           <w:i/>
           <w:iCs/>
+          <w:lang w:val="en-US"/>
         </w:rPr>
         <w:t>Linear Algebra and Its Applications</w:t>
       </w:r>
       <w:r>
+        <w:rPr>
+          <w:lang w:val="en-US"/>
+        </w:rPr>
         <w:t>. Pearson.</w:t>
       </w:r>
     </w:p>
     <w:p>
-      <w:r>
-        <w:t>Kapitel: Dot Product and Orthogonality.</w:t>
+      <w:pPr>
+        <w:rPr>
+          <w:lang w:val="en-US"/>
+        </w:rPr>
+      </w:pPr>
+      <w:proofErr w:type="spellStart"/>
+      <w:r>
+        <w:rPr>
+          <w:lang w:val="en-US"/>
+        </w:rPr>
+        <w:t>Kapitel</w:t>
+      </w:r>
+      <w:proofErr w:type="spellEnd"/>
+      <w:r>
+        <w:rPr>
+          <w:lang w:val="en-US"/>
+        </w:rPr>
+        <w:t>: Dot Product and Orthogonality.</w:t>
       </w:r>
     </w:p>
     <w:p>
       <w:r>
         <w:pict w14:anchorId="4AFE82D0">
-          <v:rect id="_x0000_i1254" style="width:0;height:1.5pt" o:hralign="center" o:hrstd="t" o:hr="t" fillcolor="#a0a0a0" stroked="f"/>
+          <v:rect id="_x0000_i1050" style="width:0;height:1.5pt" o:hralign="center" o:hrstd="t" o:hr="t" fillcolor="#a0a0a0" stroked="f"/>
         </w:pict>
       </w:r>
     </w:p>
@@ -2022,9 +3411,101 @@
       </w:r>
     </w:p>
     <w:p>
-      <w:r>
+      <w:pPr>
+        <w:rPr>
+          <w:lang w:val="en-US"/>
+        </w:rPr>
+      </w:pPr>
+      <w:r>
+        <w:rPr>
+          <w:lang w:val="en-US"/>
+        </w:rPr>
         <w:lastRenderedPageBreak/>
-        <w:t>cross = ((ba[0]*bc[1]) - (ba[1]*bc[0]))</w:t>
+        <w:t>cross = ((</w:t>
+      </w:r>
+      <w:proofErr w:type="spellStart"/>
+      <w:r>
+        <w:rPr>
+          <w:lang w:val="en-US"/>
+        </w:rPr>
+        <w:t>ba</w:t>
+      </w:r>
+      <w:proofErr w:type="spellEnd"/>
+      <w:r>
+        <w:rPr>
+          <w:lang w:val="en-US"/>
+        </w:rPr>
+        <w:t>[</w:t>
+      </w:r>
+      <w:proofErr w:type="gramStart"/>
+      <w:r>
+        <w:rPr>
+          <w:lang w:val="en-US"/>
+        </w:rPr>
+        <w:t>0]*</w:t>
+      </w:r>
+      <w:proofErr w:type="spellStart"/>
+      <w:r>
+        <w:rPr>
+          <w:lang w:val="en-US"/>
+        </w:rPr>
+        <w:t>bc</w:t>
+      </w:r>
+      <w:proofErr w:type="spellEnd"/>
+      <w:r>
+        <w:rPr>
+          <w:lang w:val="en-US"/>
+        </w:rPr>
+        <w:t>[</w:t>
+      </w:r>
+      <w:proofErr w:type="gramEnd"/>
+      <w:r>
+        <w:rPr>
+          <w:lang w:val="en-US"/>
+        </w:rPr>
+        <w:t>1]) - (</w:t>
+      </w:r>
+      <w:proofErr w:type="spellStart"/>
+      <w:r>
+        <w:rPr>
+          <w:lang w:val="en-US"/>
+        </w:rPr>
+        <w:t>ba</w:t>
+      </w:r>
+      <w:proofErr w:type="spellEnd"/>
+      <w:r>
+        <w:rPr>
+          <w:lang w:val="en-US"/>
+        </w:rPr>
+        <w:t>[</w:t>
+      </w:r>
+      <w:proofErr w:type="gramStart"/>
+      <w:r>
+        <w:rPr>
+          <w:lang w:val="en-US"/>
+        </w:rPr>
+        <w:t>1]*</w:t>
+      </w:r>
+      <w:proofErr w:type="spellStart"/>
+      <w:r>
+        <w:rPr>
+          <w:lang w:val="en-US"/>
+        </w:rPr>
+        <w:t>bc</w:t>
+      </w:r>
+      <w:proofErr w:type="spellEnd"/>
+      <w:r>
+        <w:rPr>
+          <w:lang w:val="en-US"/>
+        </w:rPr>
+        <w:t>[</w:t>
+      </w:r>
+      <w:proofErr w:type="gramEnd"/>
+      <w:r>
+        <w:rPr>
+          <w:lang w:val="en-US"/>
+        </w:rPr>
+        <w:t>0]))</w:t>
       </w:r>
     </w:p>
     <w:p>
@@ -2070,27 +3551,56 @@
       </w:r>
     </w:p>
     <w:p>
-      <w:r>
-        <w:t>Anton, H., &amp; Rorres, C. (2013).</w:t>
-      </w:r>
-      <w:r>
+      <w:pPr>
+        <w:rPr>
+          <w:lang w:val="en-US"/>
+        </w:rPr>
+      </w:pPr>
+      <w:r>
+        <w:rPr>
+          <w:lang w:val="en-US"/>
+        </w:rPr>
+        <w:t xml:space="preserve">Anton, H., &amp; </w:t>
+      </w:r>
+      <w:proofErr w:type="spellStart"/>
+      <w:r>
+        <w:rPr>
+          <w:lang w:val="en-US"/>
+        </w:rPr>
+        <w:t>Rorres</w:t>
+      </w:r>
+      <w:proofErr w:type="spellEnd"/>
+      <w:r>
+        <w:rPr>
+          <w:lang w:val="en-US"/>
+        </w:rPr>
+        <w:t>, C. (2013).</w:t>
+      </w:r>
+      <w:r>
+        <w:rPr>
+          <w:lang w:val="en-US"/>
+        </w:rPr>
         <w:br/>
       </w:r>
       <w:r>
         <w:rPr>
           <w:i/>
           <w:iCs/>
+          <w:lang w:val="en-US"/>
         </w:rPr>
         <w:t>Elementary Linear Algebra</w:t>
       </w:r>
       <w:r>
+        <w:rPr>
+          <w:lang w:val="en-US"/>
+        </w:rPr>
         <w:t>. Wiley.</w:t>
       </w:r>
     </w:p>
     <w:p>
       <w:r>
         <w:pict w14:anchorId="20ED33DD">
-          <v:rect id="_x0000_i1255" style="width:0;height:1.5pt" o:hralign="center" o:hrstd="t" o:hr="t" fillcolor="#a0a0a0" stroked="f"/>
+          <v:rect id="_x0000_i1051" style="width:0;height:1.5pt" o:hralign="center" o:hrstd="t" o:hr="t" fillcolor="#a0a0a0" stroked="f"/>
         </w:pict>
       </w:r>
     </w:p>
@@ -2106,8 +3616,17 @@
           <w:b/>
           <w:bCs/>
         </w:rPr>
-        <w:t>20. Winkelglättung mittels gleitendem Mittelwert</w:t>
-      </w:r>
+        <w:t xml:space="preserve">20. Winkelglättung </w:t>
+      </w:r>
+      <w:proofErr w:type="gramStart"/>
+      <w:r>
+        <w:rPr>
+          <w:b/>
+          <w:bCs/>
+        </w:rPr>
+        <w:t>mittels gleitendem Mittelwert</w:t>
+      </w:r>
+      <w:proofErr w:type="gramEnd"/>
     </w:p>
     <w:p>
       <w:r>
@@ -2115,9 +3634,19 @@
       </w:r>
     </w:p>
     <w:p>
-      <w:r>
-        <w:t>avgLeftAngle[avgIdx%5] = lelb_ang</w:t>
-      </w:r>
+      <w:proofErr w:type="spellStart"/>
+      <w:r>
+        <w:t>avgLeftAngle</w:t>
+      </w:r>
+      <w:proofErr w:type="spellEnd"/>
+      <w:r>
+        <w:t xml:space="preserve">[avgIdx%5] = </w:t>
+      </w:r>
+      <w:proofErr w:type="spellStart"/>
+      <w:r>
+        <w:t>lelb_ang</w:t>
+      </w:r>
+      <w:proofErr w:type="spellEnd"/>
     </w:p>
     <w:p>
       <w:r>
@@ -2125,14 +3654,27 @@
       </w:r>
     </w:p>
     <w:p>
-      <w:r>
-        <w:t>lavg = lavg/5</w:t>
+      <w:proofErr w:type="spellStart"/>
+      <w:r>
+        <w:t>lavg</w:t>
+      </w:r>
+      <w:proofErr w:type="spellEnd"/>
+      <w:r>
+        <w:t xml:space="preserve"> = </w:t>
+      </w:r>
+      <w:proofErr w:type="spellStart"/>
+      <w:r>
+        <w:t>lavg</w:t>
+      </w:r>
+      <w:proofErr w:type="spellEnd"/>
+      <w:r>
+        <w:t>/5</w:t>
       </w:r>
     </w:p>
     <w:p>
       <w:r>
         <w:pict w14:anchorId="46EB7802">
-          <v:rect id="_x0000_i1256" style="width:0;height:1.5pt" o:hralign="center" o:hrstd="t" o:hr="t" fillcolor="#a0a0a0" stroked="f"/>
+          <v:rect id="_x0000_i1052" style="width:0;height:1.5pt" o:hralign="center" o:hrstd="t" o:hr="t" fillcolor="#a0a0a0" stroked="f"/>
         </w:pict>
       </w:r>
     </w:p>
@@ -2167,8 +3709,42 @@
       </w:r>
       <w:r>
         <w:br/>
-        <w:t>\bar{x} = \frac{1}{n}\sum_{i=1}^{n}x_i</w:t>
-      </w:r>
+        <w:t>\bar{x} = \</w:t>
+      </w:r>
+      <w:proofErr w:type="spellStart"/>
+      <w:r>
+        <w:t>frac</w:t>
+      </w:r>
+      <w:proofErr w:type="spellEnd"/>
+      <w:r>
+        <w:t>{1}{</w:t>
+      </w:r>
+      <w:proofErr w:type="gramStart"/>
+      <w:r>
+        <w:t>n}\</w:t>
+      </w:r>
+      <w:proofErr w:type="spellStart"/>
+      <w:proofErr w:type="gramEnd"/>
+      <w:r>
+        <w:t>sum</w:t>
+      </w:r>
+      <w:proofErr w:type="spellEnd"/>
+      <w:r>
+        <w:t>_{i=</w:t>
+      </w:r>
+      <w:proofErr w:type="gramStart"/>
+      <w:r>
+        <w:t>1}^</w:t>
+      </w:r>
+      <w:proofErr w:type="gramEnd"/>
+      <w:r>
+        <w:t>{n}</w:t>
+      </w:r>
+      <w:proofErr w:type="spellStart"/>
+      <w:r>
+        <w:t>x_i</w:t>
+      </w:r>
+      <w:proofErr w:type="spellEnd"/>
       <w:r>
         <w:br/>
         <w:t>]</w:t>
@@ -2179,48 +3755,75 @@
         <w:rPr>
           <w:b/>
           <w:bCs/>
-        </w:rPr>
-      </w:pPr>
-      <w:r>
-        <w:rPr>
-          <w:b/>
-          <w:bCs/>
+          <w:lang w:val="en-US"/>
+        </w:rPr>
+      </w:pPr>
+      <w:r>
+        <w:rPr>
+          <w:b/>
+          <w:bCs/>
+          <w:lang w:val="en-US"/>
         </w:rPr>
         <w:t>Quelle</w:t>
       </w:r>
     </w:p>
     <w:p>
-      <w:r>
+      <w:pPr>
+        <w:rPr>
+          <w:lang w:val="en-US"/>
+        </w:rPr>
+      </w:pPr>
+      <w:r>
+        <w:rPr>
+          <w:lang w:val="en-US"/>
+        </w:rPr>
         <w:t>Smith, S. W. (1997).</w:t>
       </w:r>
       <w:r>
+        <w:rPr>
+          <w:lang w:val="en-US"/>
+        </w:rPr>
         <w:br/>
       </w:r>
       <w:r>
         <w:rPr>
           <w:i/>
           <w:iCs/>
+          <w:lang w:val="en-US"/>
         </w:rPr>
         <w:t>The Scientist and Engineer's Guide to Digital Signal Processing</w:t>
       </w:r>
       <w:r>
+        <w:rPr>
+          <w:lang w:val="en-US"/>
+        </w:rPr>
         <w:t>.</w:t>
       </w:r>
     </w:p>
     <w:p>
-      <w:hyperlink r:id="rId13" w:history="1">
-        <w:r>
-          <w:rPr>
-            <w:rStyle w:val="Hyperlink"/>
-          </w:rPr>
-          <w:t>https://www.dspguide.com/</w:t>
-        </w:r>
-      </w:hyperlink>
+      <w:r>
+        <w:fldChar w:fldCharType="begin"/>
+      </w:r>
+      <w:r>
+        <w:instrText>HYPERLINK "https://www.dspguide.com/"</w:instrText>
+      </w:r>
+      <w:r>
+        <w:fldChar w:fldCharType="separate"/>
+      </w:r>
+      <w:r>
+        <w:rPr>
+          <w:rStyle w:val="Hyperlink"/>
+        </w:rPr>
+        <w:t>https://www.dspguide.com/</w:t>
+      </w:r>
+      <w:r>
+        <w:fldChar w:fldCharType="end"/>
+      </w:r>
     </w:p>
     <w:p>
       <w:r>
         <w:pict w14:anchorId="5267AC95">
-          <v:rect id="_x0000_i1257" style="width:0;height:1.5pt" o:hralign="center" o:hrstd="t" o:hr="t" fillcolor="#a0a0a0" stroked="f"/>
+          <v:rect id="_x0000_i1053" style="width:0;height:1.5pt" o:hralign="center" o:hrstd="t" o:hr="t" fillcolor="#a0a0a0" stroked="f"/>
         </w:pict>
       </w:r>
     </w:p>
@@ -2236,7 +3839,23 @@
           <w:b/>
           <w:bCs/>
         </w:rPr>
-        <w:t>21. Winkelmapping auf PWM-Signale</w:t>
+        <w:t xml:space="preserve">21. </w:t>
+      </w:r>
+      <w:proofErr w:type="spellStart"/>
+      <w:r>
+        <w:rPr>
+          <w:b/>
+          <w:bCs/>
+        </w:rPr>
+        <w:t>Winkelmapping</w:t>
+      </w:r>
+      <w:proofErr w:type="spellEnd"/>
+      <w:r>
+        <w:rPr>
+          <w:b/>
+          <w:bCs/>
+        </w:rPr>
+        <w:t xml:space="preserve"> auf PWM-Signale</w:t>
       </w:r>
     </w:p>
     <w:p>
@@ -2245,8 +3864,13 @@
       </w:r>
     </w:p>
     <w:p>
-      <w:r>
-        <w:t>angle_map(...)</w:t>
+      <w:proofErr w:type="spellStart"/>
+      <w:r>
+        <w:t>angle_map</w:t>
+      </w:r>
+      <w:proofErr w:type="spellEnd"/>
+      <w:r>
+        <w:t>(...)</w:t>
       </w:r>
     </w:p>
     <w:p>
@@ -2266,7 +3890,55 @@
       </w:r>
       <w:r>
         <w:br/>
-        <w:t>y=\frac{(x-x_{min})(y_{max}-y_{min})}{x_{max}-x_{min}}+y_{min}</w:t>
+        <w:t>y=\</w:t>
+      </w:r>
+      <w:proofErr w:type="spellStart"/>
+      <w:r>
+        <w:t>frac</w:t>
+      </w:r>
+      <w:proofErr w:type="spellEnd"/>
+      <w:r>
+        <w:t>{(x-x_{min</w:t>
+      </w:r>
+      <w:proofErr w:type="gramStart"/>
+      <w:r>
+        <w:t>})(</w:t>
+      </w:r>
+      <w:proofErr w:type="gramEnd"/>
+      <w:r>
+        <w:t>y_{</w:t>
+      </w:r>
+      <w:proofErr w:type="spellStart"/>
+      <w:r>
+        <w:t>max</w:t>
+      </w:r>
+      <w:proofErr w:type="spellEnd"/>
+      <w:r>
+        <w:t>}-y_{min}</w:t>
+      </w:r>
+      <w:proofErr w:type="gramStart"/>
+      <w:r>
+        <w:t>)}{</w:t>
+      </w:r>
+      <w:proofErr w:type="gramEnd"/>
+      <w:r>
+        <w:t>x_{</w:t>
+      </w:r>
+      <w:proofErr w:type="spellStart"/>
+      <w:r>
+        <w:t>max</w:t>
+      </w:r>
+      <w:proofErr w:type="spellEnd"/>
+      <w:r>
+        <w:t>}-x_{min</w:t>
+      </w:r>
+      <w:proofErr w:type="gramStart"/>
+      <w:r>
+        <w:t>}}+</w:t>
+      </w:r>
+      <w:proofErr w:type="gramEnd"/>
+      <w:r>
+        <w:t>y_{min}</w:t>
       </w:r>
       <w:r>
         <w:br/>
@@ -2276,7 +3948,7 @@
     <w:p>
       <w:r>
         <w:pict w14:anchorId="6E54B162">
-          <v:rect id="_x0000_i1258" style="width:0;height:1.5pt" o:hralign="center" o:hrstd="t" o:hr="t" fillcolor="#a0a0a0" stroked="f"/>
+          <v:rect id="_x0000_i1054" style="width:0;height:1.5pt" o:hralign="center" o:hrstd="t" o:hr="t" fillcolor="#a0a0a0" stroked="f"/>
         </w:pict>
       </w:r>
     </w:p>
@@ -2292,8 +3964,17 @@
           <w:b/>
           <w:bCs/>
         </w:rPr>
-        <w:t>22. Servoansteuerung</w:t>
-      </w:r>
+        <w:t xml:space="preserve">22. </w:t>
+      </w:r>
+      <w:proofErr w:type="spellStart"/>
+      <w:r>
+        <w:rPr>
+          <w:b/>
+          <w:bCs/>
+        </w:rPr>
+        <w:t>Servoansteuerung</w:t>
+      </w:r>
+      <w:proofErr w:type="spellEnd"/>
     </w:p>
     <w:p>
       <w:r>
@@ -2301,13 +3982,26 @@
       </w:r>
     </w:p>
     <w:p>
-      <w:r>
-        <w:t>pi.set_servo_pulsewidth(...)</w:t>
-      </w:r>
-    </w:p>
-    <w:p>
-      <w:r>
-        <w:t>Die Bibliothek pigpio erzeugt hardwaregetimte PWM-Signale.</w:t>
+      <w:proofErr w:type="spellStart"/>
+      <w:r>
+        <w:t>pi.set_servo_pulsewidth</w:t>
+      </w:r>
+      <w:proofErr w:type="spellEnd"/>
+      <w:r>
+        <w:t>(...)</w:t>
+      </w:r>
+    </w:p>
+    <w:p>
+      <w:r>
+        <w:t xml:space="preserve">Die Bibliothek </w:t>
+      </w:r>
+      <w:proofErr w:type="spellStart"/>
+      <w:r>
+        <w:t>pigpio</w:t>
+      </w:r>
+      <w:proofErr w:type="spellEnd"/>
+      <w:r>
+        <w:t xml:space="preserve"> erzeugt hardwaregetimte PWM-Signale.</w:t>
       </w:r>
     </w:p>
     <w:p>
@@ -2326,12 +4020,25 @@
       </w:r>
     </w:p>
     <w:p>
-      <w:r>
-        <w:t>Pigpio Documentation:</w:t>
-      </w:r>
-    </w:p>
-    <w:p>
-      <w:hyperlink r:id="rId14" w:history="1">
+      <w:proofErr w:type="spellStart"/>
+      <w:r>
+        <w:t>Pigpio</w:t>
+      </w:r>
+      <w:proofErr w:type="spellEnd"/>
+      <w:r>
+        <w:t xml:space="preserve"> </w:t>
+      </w:r>
+      <w:proofErr w:type="spellStart"/>
+      <w:r>
+        <w:t>Documentation</w:t>
+      </w:r>
+      <w:proofErr w:type="spellEnd"/>
+      <w:r>
+        <w:t>:</w:t>
+      </w:r>
+    </w:p>
+    <w:p>
+      <w:hyperlink r:id="rId12" w:history="1">
         <w:r>
           <w:rPr>
             <w:rStyle w:val="Hyperlink"/>
@@ -2343,7 +4050,7 @@
     <w:p>
       <w:r>
         <w:pict w14:anchorId="4225F3F6">
-          <v:rect id="_x0000_i1259" style="width:0;height:1.5pt" o:hralign="center" o:hrstd="t" o:hr="t" fillcolor="#a0a0a0" stroked="f"/>
+          <v:rect id="_x0000_i1055" style="width:0;height:1.5pt" o:hralign="center" o:hrstd="t" o:hr="t" fillcolor="#a0a0a0" stroked="f"/>
         </w:pict>
       </w:r>
     </w:p>
@@ -2369,7 +4076,23 @@
     </w:p>
     <w:p>
       <w:r>
-        <w:t>pool = mp.Pool(processes=4)</w:t>
+        <w:t xml:space="preserve">pool = </w:t>
+      </w:r>
+      <w:proofErr w:type="spellStart"/>
+      <w:r>
+        <w:t>mp.Pool</w:t>
+      </w:r>
+      <w:proofErr w:type="spellEnd"/>
+      <w:r>
+        <w:t>(</w:t>
+      </w:r>
+      <w:proofErr w:type="spellStart"/>
+      <w:r>
+        <w:t>processes</w:t>
+      </w:r>
+      <w:proofErr w:type="spellEnd"/>
+      <w:r>
+        <w:t>=4)</w:t>
       </w:r>
     </w:p>
     <w:p>
@@ -2378,14 +4101,24 @@
       </w:r>
     </w:p>
     <w:p>
-      <w:r>
-        <w:t>pool.apply_async(...)</w:t>
+      <w:proofErr w:type="spellStart"/>
+      <w:proofErr w:type="gramStart"/>
+      <w:r>
+        <w:t>pool.apply</w:t>
+      </w:r>
+      <w:proofErr w:type="gramEnd"/>
+      <w:r>
+        <w:t>_async</w:t>
+      </w:r>
+      <w:proofErr w:type="spellEnd"/>
+      <w:r>
+        <w:t>(...)</w:t>
       </w:r>
     </w:p>
     <w:p>
       <w:r>
         <w:pict w14:anchorId="450D0BD8">
-          <v:rect id="_x0000_i1260" style="width:0;height:1.5pt" o:hralign="center" o:hrstd="t" o:hr="t" fillcolor="#a0a0a0" stroked="f"/>
+          <v:rect id="_x0000_i1056" style="width:0;height:1.5pt" o:hralign="center" o:hrstd="t" o:hr="t" fillcolor="#a0a0a0" stroked="f"/>
         </w:pict>
       </w:r>
     </w:p>
@@ -2426,11 +4159,19 @@
     </w:p>
     <w:p>
       <w:r>
-        <w:t>Python Documentation:</w:t>
-      </w:r>
-    </w:p>
-    <w:p>
-      <w:hyperlink r:id="rId15" w:history="1">
+        <w:t xml:space="preserve">Python </w:t>
+      </w:r>
+      <w:proofErr w:type="spellStart"/>
+      <w:r>
+        <w:t>Documentation</w:t>
+      </w:r>
+      <w:proofErr w:type="spellEnd"/>
+      <w:r>
+        <w:t>:</w:t>
+      </w:r>
+    </w:p>
+    <w:p>
+      <w:hyperlink r:id="rId13" w:history="1">
         <w:r>
           <w:rPr>
             <w:rStyle w:val="Hyperlink"/>
@@ -2442,7 +4183,7 @@
     <w:p>
       <w:r>
         <w:pict w14:anchorId="208C3164">
-          <v:rect id="_x0000_i1261" style="width:0;height:1.5pt" o:hralign="center" o:hrstd="t" o:hr="t" fillcolor="#a0a0a0" stroked="f"/>
+          <v:rect id="_x0000_i1057" style="width:0;height:1.5pt" o:hralign="center" o:hrstd="t" o:hr="t" fillcolor="#a0a0a0" stroked="f"/>
         </w:pict>
       </w:r>
     </w:p>
@@ -2458,17 +4199,97 @@
           <w:b/>
           <w:bCs/>
         </w:rPr>
-        <w:t>24. Beschleunigung mit Cython</w:t>
-      </w:r>
-    </w:p>
-    <w:p>
-      <w:r>
-        <w:t>Die Funktion findWhite() wurde in Cython übersetzt:</w:t>
-      </w:r>
-    </w:p>
-    <w:p>
-      <w:r>
-        <w:t>def findWhite(int fX, int fY, ...)</w:t>
+        <w:t xml:space="preserve">24. Beschleunigung mit </w:t>
+      </w:r>
+      <w:proofErr w:type="spellStart"/>
+      <w:r>
+        <w:rPr>
+          <w:b/>
+          <w:bCs/>
+        </w:rPr>
+        <w:t>Cython</w:t>
+      </w:r>
+      <w:proofErr w:type="spellEnd"/>
+    </w:p>
+    <w:p>
+      <w:r>
+        <w:t xml:space="preserve">Die Funktion </w:t>
+      </w:r>
+      <w:proofErr w:type="spellStart"/>
+      <w:proofErr w:type="gramStart"/>
+      <w:r>
+        <w:t>findWhite</w:t>
+      </w:r>
+      <w:proofErr w:type="spellEnd"/>
+      <w:r>
+        <w:t>(</w:t>
+      </w:r>
+      <w:proofErr w:type="gramEnd"/>
+      <w:r>
+        <w:t xml:space="preserve">) wurde in </w:t>
+      </w:r>
+      <w:proofErr w:type="spellStart"/>
+      <w:r>
+        <w:t>Cython</w:t>
+      </w:r>
+      <w:proofErr w:type="spellEnd"/>
+      <w:r>
+        <w:t xml:space="preserve"> übersetzt:</w:t>
+      </w:r>
+    </w:p>
+    <w:p>
+      <w:pPr>
+        <w:rPr>
+          <w:lang w:val="en-US"/>
+        </w:rPr>
+      </w:pPr>
+      <w:r>
+        <w:rPr>
+          <w:lang w:val="en-US"/>
+        </w:rPr>
+        <w:t xml:space="preserve">def </w:t>
+      </w:r>
+      <w:proofErr w:type="spellStart"/>
+      <w:r>
+        <w:rPr>
+          <w:lang w:val="en-US"/>
+        </w:rPr>
+        <w:t>findWhite</w:t>
+      </w:r>
+      <w:proofErr w:type="spellEnd"/>
+      <w:r>
+        <w:rPr>
+          <w:lang w:val="en-US"/>
+        </w:rPr>
+        <w:t xml:space="preserve">(int </w:t>
+      </w:r>
+      <w:proofErr w:type="spellStart"/>
+      <w:r>
+        <w:rPr>
+          <w:lang w:val="en-US"/>
+        </w:rPr>
+        <w:t>fX</w:t>
+      </w:r>
+      <w:proofErr w:type="spellEnd"/>
+      <w:r>
+        <w:rPr>
+          <w:lang w:val="en-US"/>
+        </w:rPr>
+        <w:t xml:space="preserve">, int </w:t>
+      </w:r>
+      <w:proofErr w:type="spellStart"/>
+      <w:r>
+        <w:rPr>
+          <w:lang w:val="en-US"/>
+        </w:rPr>
+        <w:t>fY</w:t>
+      </w:r>
+      <w:proofErr w:type="spellEnd"/>
+      <w:r>
+        <w:rPr>
+          <w:lang w:val="en-US"/>
+        </w:rPr>
+        <w:t>, ...)</w:t>
       </w:r>
     </w:p>
     <w:p>
@@ -2493,25 +4314,48 @@
       </w:r>
     </w:p>
     <w:p>
-      <w:r>
-        <w:t>Behnel, S., Bradshaw, R., Citro, C., et al.</w:t>
+      <w:proofErr w:type="spellStart"/>
+      <w:r>
+        <w:t>Behnel</w:t>
+      </w:r>
+      <w:proofErr w:type="spellEnd"/>
+      <w:r>
+        <w:t>, S., Bradshaw, R., Citro, C., et al.</w:t>
       </w:r>
       <w:r>
         <w:br/>
       </w:r>
+      <w:proofErr w:type="spellStart"/>
       <w:r>
         <w:rPr>
           <w:i/>
           <w:iCs/>
         </w:rPr>
-        <w:t>Cython Documentation</w:t>
-      </w:r>
+        <w:t>Cython</w:t>
+      </w:r>
+      <w:proofErr w:type="spellEnd"/>
+      <w:r>
+        <w:rPr>
+          <w:i/>
+          <w:iCs/>
+        </w:rPr>
+        <w:t xml:space="preserve"> </w:t>
+      </w:r>
+      <w:proofErr w:type="spellStart"/>
+      <w:r>
+        <w:rPr>
+          <w:i/>
+          <w:iCs/>
+        </w:rPr>
+        <w:t>Documentation</w:t>
+      </w:r>
+      <w:proofErr w:type="spellEnd"/>
       <w:r>
         <w:t>.</w:t>
       </w:r>
     </w:p>
     <w:p>
-      <w:hyperlink r:id="rId16" w:history="1">
+      <w:hyperlink r:id="rId14" w:history="1">
         <w:r>
           <w:rPr>
             <w:rStyle w:val="Hyperlink"/>
@@ -2523,7 +4367,7 @@
     <w:p>
       <w:r>
         <w:pict w14:anchorId="3D4F8D97">
-          <v:rect id="_x0000_i1262" style="width:0;height:1.5pt" o:hralign="center" o:hrstd="t" o:hr="t" fillcolor="#a0a0a0" stroked="f"/>
+          <v:rect id="_x0000_i1058" style="width:0;height:1.5pt" o:hralign="center" o:hrstd="t" o:hr="t" fillcolor="#a0a0a0" stroked="f"/>
         </w:pict>
       </w:r>
     </w:p>
@@ -2544,7 +4388,15 @@
     </w:p>
     <w:p>
       <w:r>
-        <w:t>Die Gestenerkennung des „Mimic Robot“ kombiniert klassische Bildverarbeitung mit geometrischer Analyse und mathematischen Verfahren.</w:t>
+        <w:t>Die Gestenerkennung des „</w:t>
+      </w:r>
+      <w:proofErr w:type="spellStart"/>
+      <w:r>
+        <w:t>Mimic</w:t>
+      </w:r>
+      <w:proofErr w:type="spellEnd"/>
+      <w:r>
+        <w:t xml:space="preserve"> Robot“ kombiniert klassische Bildverarbeitung mit geometrischer Analyse und mathematischen Verfahren.</w:t>
       </w:r>
     </w:p>
     <w:p>
@@ -2604,8 +4456,13 @@
         </w:numPr>
       </w:pPr>
       <w:r>
-        <w:t>Schwerpunktberechnung mittels Momenten</w:t>
-      </w:r>
+        <w:t xml:space="preserve">Schwerpunktberechnung </w:t>
+      </w:r>
+      <w:proofErr w:type="gramStart"/>
+      <w:r>
+        <w:t>mittels Momenten</w:t>
+      </w:r>
+      <w:proofErr w:type="gramEnd"/>
     </w:p>
     <w:p>
       <w:pPr>
@@ -2615,8 +4472,13 @@
         </w:numPr>
       </w:pPr>
       <w:r>
-        <w:t>Otsu-Binarisierung</w:t>
-      </w:r>
+        <w:t>Otsu-</w:t>
+      </w:r>
+      <w:proofErr w:type="spellStart"/>
+      <w:r>
+        <w:t>Binarisierung</w:t>
+      </w:r>
+      <w:proofErr w:type="spellEnd"/>
     </w:p>
     <w:p>
       <w:pPr>
@@ -2625,8 +4487,13 @@
           <w:numId w:val="10"/>
         </w:numPr>
       </w:pPr>
-      <w:r>
-        <w:t>Bresenham-Linienalgorithmus</w:t>
+      <w:proofErr w:type="spellStart"/>
+      <w:r>
+        <w:t>Bresenham</w:t>
+      </w:r>
+      <w:proofErr w:type="spellEnd"/>
+      <w:r>
+        <w:t>-Linienalgorithmus</w:t>
       </w:r>
     </w:p>
     <w:p>
@@ -2676,6 +4543,782 @@
     <w:p>
       <w:r>
         <w:t>Das Projekt zeigt, dass auch ohne neuronale Netze eine robuste Echtzeit-Gestenerkennung auf Embedded-Systemen möglich ist.</w:t>
+      </w:r>
+    </w:p>
+    <w:p/>
+    <w:p>
+      <w:r>
+        <w:br w:type="page"/>
+      </w:r>
+    </w:p>
+    <w:p>
+      <w:r>
+        <w:lastRenderedPageBreak/>
+        <w:t xml:space="preserve">  </w:t>
+      </w:r>
+      <w:r>
+        <w:rPr>
+          <w:b/>
+          <w:bCs/>
+        </w:rPr>
+        <w:t>Einleitung</w:t>
+      </w:r>
+      <w:r>
+        <w:t xml:space="preserve"> </w:t>
+      </w:r>
+    </w:p>
+    <w:p>
+      <w:pPr>
+        <w:numPr>
+          <w:ilvl w:val="0"/>
+          <w:numId w:val="11"/>
+        </w:numPr>
+      </w:pPr>
+      <w:r>
+        <w:t xml:space="preserve">Motivation </w:t>
+      </w:r>
+    </w:p>
+    <w:p>
+      <w:pPr>
+        <w:numPr>
+          <w:ilvl w:val="0"/>
+          <w:numId w:val="11"/>
+        </w:numPr>
+      </w:pPr>
+      <w:r>
+        <w:t xml:space="preserve">Problemstellung </w:t>
+      </w:r>
+    </w:p>
+    <w:p>
+      <w:pPr>
+        <w:numPr>
+          <w:ilvl w:val="0"/>
+          <w:numId w:val="11"/>
+        </w:numPr>
+      </w:pPr>
+      <w:r>
+        <w:t xml:space="preserve">Zielsetzung </w:t>
+      </w:r>
+    </w:p>
+    <w:p>
+      <w:pPr>
+        <w:numPr>
+          <w:ilvl w:val="0"/>
+          <w:numId w:val="11"/>
+        </w:numPr>
+      </w:pPr>
+      <w:r>
+        <w:t xml:space="preserve">Aufbau der Arbeit </w:t>
+      </w:r>
+    </w:p>
+    <w:p>
+      <w:pPr>
+        <w:rPr>
+          <w:lang w:val="en-US"/>
+        </w:rPr>
+      </w:pPr>
+      <w:r>
+        <w:t></w:t>
+      </w:r>
+      <w:r>
+        <w:rPr>
+          <w:lang w:val="en-US"/>
+        </w:rPr>
+        <w:t xml:space="preserve">  </w:t>
+      </w:r>
+      <w:r>
+        <w:rPr>
+          <w:b/>
+          <w:bCs/>
+          <w:lang w:val="en-US"/>
+        </w:rPr>
+        <w:t>Stand der Forschung</w:t>
+      </w:r>
+      <w:r>
+        <w:rPr>
+          <w:lang w:val="en-US"/>
+        </w:rPr>
+        <w:t xml:space="preserve"> (</w:t>
+      </w:r>
+      <w:r>
+        <w:rPr>
+          <w:i/>
+          <w:iCs/>
+          <w:lang w:val="en-US"/>
+        </w:rPr>
+        <w:t>State of the Art</w:t>
+      </w:r>
+      <w:r>
+        <w:rPr>
+          <w:lang w:val="en-US"/>
+        </w:rPr>
+        <w:t xml:space="preserve"> / </w:t>
+      </w:r>
+      <w:r>
+        <w:rPr>
+          <w:i/>
+          <w:iCs/>
+          <w:lang w:val="en-US"/>
+        </w:rPr>
+        <w:t>Related Work</w:t>
+      </w:r>
+      <w:r>
+        <w:rPr>
+          <w:lang w:val="en-US"/>
+        </w:rPr>
+        <w:t xml:space="preserve">) </w:t>
+      </w:r>
+    </w:p>
+    <w:p>
+      <w:pPr>
+        <w:numPr>
+          <w:ilvl w:val="0"/>
+          <w:numId w:val="12"/>
+        </w:numPr>
+      </w:pPr>
+      <w:r>
+        <w:t xml:space="preserve">Forschungsstand </w:t>
+      </w:r>
+    </w:p>
+    <w:p>
+      <w:pPr>
+        <w:numPr>
+          <w:ilvl w:val="0"/>
+          <w:numId w:val="12"/>
+        </w:numPr>
+      </w:pPr>
+      <w:r>
+        <w:t xml:space="preserve">Verwandte Arbeiten </w:t>
+      </w:r>
+    </w:p>
+    <w:p>
+      <w:pPr>
+        <w:numPr>
+          <w:ilvl w:val="0"/>
+          <w:numId w:val="12"/>
+        </w:numPr>
+      </w:pPr>
+      <w:r>
+        <w:t xml:space="preserve">Vergleichbare Systeme </w:t>
+      </w:r>
+    </w:p>
+    <w:p>
+      <w:pPr>
+        <w:numPr>
+          <w:ilvl w:val="0"/>
+          <w:numId w:val="12"/>
+        </w:numPr>
+      </w:pPr>
+      <w:r>
+        <w:t xml:space="preserve">Aktuelle Ansätze </w:t>
+      </w:r>
+    </w:p>
+    <w:p>
+      <w:r>
+        <w:t xml:space="preserve">  </w:t>
+      </w:r>
+      <w:r>
+        <w:rPr>
+          <w:b/>
+          <w:bCs/>
+        </w:rPr>
+        <w:t>Theoretische Grundlagen</w:t>
+      </w:r>
+      <w:r>
+        <w:t xml:space="preserve"> </w:t>
+      </w:r>
+    </w:p>
+    <w:p>
+      <w:pPr>
+        <w:numPr>
+          <w:ilvl w:val="0"/>
+          <w:numId w:val="13"/>
+        </w:numPr>
+      </w:pPr>
+      <w:r>
+        <w:t xml:space="preserve">Computer Vision </w:t>
+      </w:r>
+    </w:p>
+    <w:p>
+      <w:pPr>
+        <w:numPr>
+          <w:ilvl w:val="0"/>
+          <w:numId w:val="13"/>
+        </w:numPr>
+      </w:pPr>
+      <w:proofErr w:type="spellStart"/>
+      <w:r>
+        <w:t>MediaPipe</w:t>
+      </w:r>
+      <w:proofErr w:type="spellEnd"/>
+      <w:r>
+        <w:t xml:space="preserve"> Pose </w:t>
+      </w:r>
+    </w:p>
+    <w:p>
+      <w:pPr>
+        <w:numPr>
+          <w:ilvl w:val="0"/>
+          <w:numId w:val="13"/>
+        </w:numPr>
+      </w:pPr>
+      <w:r>
+        <w:t xml:space="preserve">Intel </w:t>
+      </w:r>
+      <w:proofErr w:type="spellStart"/>
+      <w:r>
+        <w:t>RealSense</w:t>
+      </w:r>
+      <w:proofErr w:type="spellEnd"/>
+      <w:r>
+        <w:t xml:space="preserve"> D455 </w:t>
+      </w:r>
+    </w:p>
+    <w:p>
+      <w:pPr>
+        <w:numPr>
+          <w:ilvl w:val="0"/>
+          <w:numId w:val="13"/>
+        </w:numPr>
+      </w:pPr>
+      <w:r>
+        <w:t xml:space="preserve">Koordinatensysteme </w:t>
+      </w:r>
+    </w:p>
+    <w:p>
+      <w:pPr>
+        <w:numPr>
+          <w:ilvl w:val="0"/>
+          <w:numId w:val="13"/>
+        </w:numPr>
+      </w:pPr>
+      <w:r>
+        <w:t xml:space="preserve">Kamerakalibrierung </w:t>
+      </w:r>
+    </w:p>
+    <w:p>
+      <w:pPr>
+        <w:numPr>
+          <w:ilvl w:val="0"/>
+          <w:numId w:val="13"/>
+        </w:numPr>
+      </w:pPr>
+      <w:r>
+        <w:t xml:space="preserve">Inverse </w:t>
+      </w:r>
+      <w:proofErr w:type="spellStart"/>
+      <w:r>
+        <w:t>Perspective</w:t>
+      </w:r>
+      <w:proofErr w:type="spellEnd"/>
+      <w:r>
+        <w:t xml:space="preserve"> Mapping </w:t>
+      </w:r>
+    </w:p>
+    <w:p>
+      <w:pPr>
+        <w:numPr>
+          <w:ilvl w:val="0"/>
+          <w:numId w:val="13"/>
+        </w:numPr>
+      </w:pPr>
+      <w:r>
+        <w:t xml:space="preserve">Winkelberechnung </w:t>
+      </w:r>
+    </w:p>
+    <w:p>
+      <w:r>
+        <w:t xml:space="preserve">  </w:t>
+      </w:r>
+      <w:r>
+        <w:rPr>
+          <w:b/>
+          <w:bCs/>
+        </w:rPr>
+        <w:t>Anforderungsanalyse</w:t>
+      </w:r>
+      <w:r>
+        <w:t xml:space="preserve"> </w:t>
+      </w:r>
+    </w:p>
+    <w:p>
+      <w:pPr>
+        <w:numPr>
+          <w:ilvl w:val="0"/>
+          <w:numId w:val="14"/>
+        </w:numPr>
+      </w:pPr>
+      <w:r>
+        <w:t xml:space="preserve">Funktionale Anforderungen </w:t>
+      </w:r>
+    </w:p>
+    <w:p>
+      <w:pPr>
+        <w:numPr>
+          <w:ilvl w:val="0"/>
+          <w:numId w:val="14"/>
+        </w:numPr>
+      </w:pPr>
+      <w:r>
+        <w:t xml:space="preserve">Nichtfunktionale Anforderungen </w:t>
+      </w:r>
+    </w:p>
+    <w:p>
+      <w:pPr>
+        <w:numPr>
+          <w:ilvl w:val="0"/>
+          <w:numId w:val="14"/>
+        </w:numPr>
+      </w:pPr>
+      <w:r>
+        <w:t xml:space="preserve">Randbedingungen </w:t>
+      </w:r>
+    </w:p>
+    <w:p>
+      <w:r>
+        <w:t xml:space="preserve">  </w:t>
+      </w:r>
+      <w:r>
+        <w:rPr>
+          <w:b/>
+          <w:bCs/>
+        </w:rPr>
+        <w:t>Konzeption</w:t>
+      </w:r>
+      <w:r>
+        <w:t xml:space="preserve"> </w:t>
+      </w:r>
+    </w:p>
+    <w:p>
+      <w:pPr>
+        <w:numPr>
+          <w:ilvl w:val="0"/>
+          <w:numId w:val="15"/>
+        </w:numPr>
+      </w:pPr>
+      <w:r>
+        <w:t xml:space="preserve">Systemkonzept </w:t>
+      </w:r>
+    </w:p>
+    <w:p>
+      <w:pPr>
+        <w:numPr>
+          <w:ilvl w:val="0"/>
+          <w:numId w:val="15"/>
+        </w:numPr>
+      </w:pPr>
+      <w:r>
+        <w:t xml:space="preserve">Architektur </w:t>
+      </w:r>
+    </w:p>
+    <w:p>
+      <w:pPr>
+        <w:numPr>
+          <w:ilvl w:val="0"/>
+          <w:numId w:val="15"/>
+        </w:numPr>
+      </w:pPr>
+      <w:r>
+        <w:t xml:space="preserve">Datenfluss </w:t>
+      </w:r>
+    </w:p>
+    <w:p>
+      <w:pPr>
+        <w:numPr>
+          <w:ilvl w:val="0"/>
+          <w:numId w:val="15"/>
+        </w:numPr>
+      </w:pPr>
+      <w:r>
+        <w:t xml:space="preserve">Verarbeitungsablauf </w:t>
+      </w:r>
+    </w:p>
+    <w:p>
+      <w:r>
+        <w:t xml:space="preserve">  </w:t>
+      </w:r>
+      <w:r>
+        <w:rPr>
+          <w:b/>
+          <w:bCs/>
+        </w:rPr>
+        <w:t>Methodik</w:t>
+      </w:r>
+      <w:r>
+        <w:t xml:space="preserve"> (</w:t>
+      </w:r>
+      <w:proofErr w:type="spellStart"/>
+      <w:r>
+        <w:rPr>
+          <w:i/>
+          <w:iCs/>
+        </w:rPr>
+        <w:t>Methodology</w:t>
+      </w:r>
+      <w:proofErr w:type="spellEnd"/>
+      <w:r>
+        <w:t xml:space="preserve">) </w:t>
+      </w:r>
+    </w:p>
+    <w:p>
+      <w:pPr>
+        <w:numPr>
+          <w:ilvl w:val="0"/>
+          <w:numId w:val="16"/>
+        </w:numPr>
+      </w:pPr>
+      <w:r>
+        <w:t xml:space="preserve">Verwendete Verfahren </w:t>
+      </w:r>
+    </w:p>
+    <w:p>
+      <w:pPr>
+        <w:numPr>
+          <w:ilvl w:val="0"/>
+          <w:numId w:val="16"/>
+        </w:numPr>
+      </w:pPr>
+      <w:r>
+        <w:lastRenderedPageBreak/>
+        <w:t xml:space="preserve">Algorithmen </w:t>
+      </w:r>
+    </w:p>
+    <w:p>
+      <w:pPr>
+        <w:numPr>
+          <w:ilvl w:val="0"/>
+          <w:numId w:val="16"/>
+        </w:numPr>
+      </w:pPr>
+      <w:r>
+        <w:t xml:space="preserve">Datenaufbereitung </w:t>
+      </w:r>
+    </w:p>
+    <w:p>
+      <w:pPr>
+        <w:numPr>
+          <w:ilvl w:val="0"/>
+          <w:numId w:val="16"/>
+        </w:numPr>
+      </w:pPr>
+      <w:r>
+        <w:t xml:space="preserve">Berechnung der Weltkoordinaten </w:t>
+      </w:r>
+    </w:p>
+    <w:p>
+      <w:pPr>
+        <w:numPr>
+          <w:ilvl w:val="0"/>
+          <w:numId w:val="16"/>
+        </w:numPr>
+      </w:pPr>
+      <w:r>
+        <w:t xml:space="preserve">Glättungsverfahren </w:t>
+      </w:r>
+    </w:p>
+    <w:p>
+      <w:pPr>
+        <w:numPr>
+          <w:ilvl w:val="0"/>
+          <w:numId w:val="16"/>
+        </w:numPr>
+      </w:pPr>
+      <w:r>
+        <w:t xml:space="preserve">Winkelbestimmung </w:t>
+      </w:r>
+    </w:p>
+    <w:p>
+      <w:r>
+        <w:t xml:space="preserve">  </w:t>
+      </w:r>
+      <w:r>
+        <w:rPr>
+          <w:b/>
+          <w:bCs/>
+        </w:rPr>
+        <w:t>Implementierung</w:t>
+      </w:r>
+      <w:r>
+        <w:t xml:space="preserve"> </w:t>
+      </w:r>
+    </w:p>
+    <w:p>
+      <w:pPr>
+        <w:numPr>
+          <w:ilvl w:val="0"/>
+          <w:numId w:val="17"/>
+        </w:numPr>
+      </w:pPr>
+      <w:r>
+        <w:t xml:space="preserve">Softwarearchitektur </w:t>
+      </w:r>
+    </w:p>
+    <w:p>
+      <w:pPr>
+        <w:numPr>
+          <w:ilvl w:val="0"/>
+          <w:numId w:val="17"/>
+        </w:numPr>
+      </w:pPr>
+      <w:r>
+        <w:t xml:space="preserve">Module </w:t>
+      </w:r>
+    </w:p>
+    <w:p>
+      <w:pPr>
+        <w:numPr>
+          <w:ilvl w:val="0"/>
+          <w:numId w:val="17"/>
+        </w:numPr>
+      </w:pPr>
+      <w:r>
+        <w:t xml:space="preserve">Klassenstruktur </w:t>
+      </w:r>
+    </w:p>
+    <w:p>
+      <w:pPr>
+        <w:numPr>
+          <w:ilvl w:val="0"/>
+          <w:numId w:val="17"/>
+        </w:numPr>
+      </w:pPr>
+      <w:r>
+        <w:t xml:space="preserve">Wichtige Algorithmen </w:t>
+      </w:r>
+    </w:p>
+    <w:p>
+      <w:r>
+        <w:t xml:space="preserve">  </w:t>
+      </w:r>
+      <w:r>
+        <w:rPr>
+          <w:b/>
+          <w:bCs/>
+        </w:rPr>
+        <w:t>Versuchsaufbau</w:t>
+      </w:r>
+      <w:r>
+        <w:t xml:space="preserve"> (</w:t>
+      </w:r>
+      <w:r>
+        <w:rPr>
+          <w:i/>
+          <w:iCs/>
+        </w:rPr>
+        <w:t>Experimental Setup</w:t>
+      </w:r>
+      <w:r>
+        <w:t xml:space="preserve">) </w:t>
+      </w:r>
+    </w:p>
+    <w:p>
+      <w:pPr>
+        <w:numPr>
+          <w:ilvl w:val="0"/>
+          <w:numId w:val="18"/>
+        </w:numPr>
+      </w:pPr>
+      <w:r>
+        <w:t xml:space="preserve">Hardware </w:t>
+      </w:r>
+    </w:p>
+    <w:p>
+      <w:pPr>
+        <w:numPr>
+          <w:ilvl w:val="0"/>
+          <w:numId w:val="18"/>
+        </w:numPr>
+      </w:pPr>
+      <w:r>
+        <w:t xml:space="preserve">Kameraaufbau </w:t>
+      </w:r>
+    </w:p>
+    <w:p>
+      <w:pPr>
+        <w:numPr>
+          <w:ilvl w:val="0"/>
+          <w:numId w:val="18"/>
+        </w:numPr>
+      </w:pPr>
+      <w:r>
+        <w:t xml:space="preserve">Datensätze </w:t>
+      </w:r>
+    </w:p>
+    <w:p>
+      <w:pPr>
+        <w:numPr>
+          <w:ilvl w:val="0"/>
+          <w:numId w:val="18"/>
+        </w:numPr>
+      </w:pPr>
+      <w:r>
+        <w:t xml:space="preserve">Testbedingungen </w:t>
+      </w:r>
+    </w:p>
+    <w:p>
+      <w:r>
+        <w:t xml:space="preserve">  </w:t>
+      </w:r>
+      <w:r>
+        <w:rPr>
+          <w:b/>
+          <w:bCs/>
+        </w:rPr>
+        <w:t>Evaluation</w:t>
+      </w:r>
+      <w:r>
+        <w:t xml:space="preserve"> </w:t>
+      </w:r>
+    </w:p>
+    <w:p>
+      <w:pPr>
+        <w:numPr>
+          <w:ilvl w:val="0"/>
+          <w:numId w:val="19"/>
+        </w:numPr>
+      </w:pPr>
+      <w:r>
+        <w:t xml:space="preserve">Versuchsdurchführung </w:t>
+      </w:r>
+    </w:p>
+    <w:p>
+      <w:pPr>
+        <w:numPr>
+          <w:ilvl w:val="0"/>
+          <w:numId w:val="19"/>
+        </w:numPr>
+      </w:pPr>
+      <w:r>
+        <w:t xml:space="preserve">Messergebnisse </w:t>
+      </w:r>
+    </w:p>
+    <w:p>
+      <w:pPr>
+        <w:numPr>
+          <w:ilvl w:val="0"/>
+          <w:numId w:val="19"/>
+        </w:numPr>
+      </w:pPr>
+      <w:r>
+        <w:t xml:space="preserve">Genauigkeit </w:t>
+      </w:r>
+    </w:p>
+    <w:p>
+      <w:pPr>
+        <w:numPr>
+          <w:ilvl w:val="0"/>
+          <w:numId w:val="19"/>
+        </w:numPr>
+      </w:pPr>
+      <w:r>
+        <w:t xml:space="preserve">Laufzeit </w:t>
+      </w:r>
+    </w:p>
+    <w:p>
+      <w:pPr>
+        <w:numPr>
+          <w:ilvl w:val="0"/>
+          <w:numId w:val="19"/>
+        </w:numPr>
+      </w:pPr>
+      <w:r>
+        <w:t xml:space="preserve">Fehleranalyse </w:t>
+      </w:r>
+    </w:p>
+    <w:p>
+      <w:r>
+        <w:t xml:space="preserve">  </w:t>
+      </w:r>
+      <w:r>
+        <w:rPr>
+          <w:b/>
+          <w:bCs/>
+        </w:rPr>
+        <w:t>Diskussion</w:t>
+      </w:r>
+      <w:r>
+        <w:t xml:space="preserve"> </w:t>
+      </w:r>
+    </w:p>
+    <w:p>
+      <w:pPr>
+        <w:numPr>
+          <w:ilvl w:val="0"/>
+          <w:numId w:val="20"/>
+        </w:numPr>
+      </w:pPr>
+      <w:r>
+        <w:t xml:space="preserve">Interpretation der Ergebnisse </w:t>
+      </w:r>
+    </w:p>
+    <w:p>
+      <w:pPr>
+        <w:numPr>
+          <w:ilvl w:val="0"/>
+          <w:numId w:val="20"/>
+        </w:numPr>
+      </w:pPr>
+      <w:r>
+        <w:t xml:space="preserve">Grenzen des Verfahrens </w:t>
+      </w:r>
+    </w:p>
+    <w:p>
+      <w:pPr>
+        <w:numPr>
+          <w:ilvl w:val="0"/>
+          <w:numId w:val="20"/>
+        </w:numPr>
+      </w:pPr>
+      <w:r>
+        <w:t xml:space="preserve">Vergleich mit anderen Arbeiten </w:t>
+      </w:r>
+    </w:p>
+    <w:p>
+      <w:r>
+        <w:t xml:space="preserve">  </w:t>
+      </w:r>
+      <w:r>
+        <w:rPr>
+          <w:b/>
+          <w:bCs/>
+        </w:rPr>
+        <w:t>Fazit und Ausblick</w:t>
+      </w:r>
+      <w:r>
+        <w:t xml:space="preserve"> </w:t>
+      </w:r>
+    </w:p>
+    <w:p>
+      <w:pPr>
+        <w:numPr>
+          <w:ilvl w:val="0"/>
+          <w:numId w:val="21"/>
+        </w:numPr>
+      </w:pPr>
+      <w:r>
+        <w:t xml:space="preserve">Zusammenfassung </w:t>
+      </w:r>
+    </w:p>
+    <w:p>
+      <w:pPr>
+        <w:numPr>
+          <w:ilvl w:val="0"/>
+          <w:numId w:val="21"/>
+        </w:numPr>
+      </w:pPr>
+      <w:r>
+        <w:t xml:space="preserve">Erreichte Ziele </w:t>
+      </w:r>
+    </w:p>
+    <w:p>
+      <w:pPr>
+        <w:numPr>
+          <w:ilvl w:val="0"/>
+          <w:numId w:val="21"/>
+        </w:numPr>
+      </w:pPr>
+      <w:r>
+        <w:t>Mögliche Erweiterungen</w:t>
       </w:r>
     </w:p>
     <w:p/>
@@ -2690,7 +5333,7 @@
 </file>
 
 <file path=word/numbering.xml><?xml version="1.0" encoding="utf-8"?>
-<w:numbering xmlns:wpc="http://schemas.microsoft.com/office/word/2010/wordprocessingCanvas" xmlns:cx="http://schemas.microsoft.com/office/drawing/2014/chartex" xmlns:cx1="http://schemas.microsoft.com/office/drawing/2015/9/8/chartex" xmlns:cx2="http://schemas.microsoft.com/office/drawing/2015/10/21/chartex" xmlns:cx3="http://schemas.microsoft.com/office/drawing/2016/5/9/chartex" xmlns:cx4="http://schemas.microsoft.com/office/drawing/2016/5/10/chartex" xmlns:cx5="http://schemas.microsoft.com/office/drawing/2016/5/11/chartex" xmlns:cx6="http://schemas.microsoft.com/office/drawing/2016/5/12/chartex" xmlns:cx7="http://schemas.microsoft.com/office/drawing/2016/5/13/chartex" xmlns:cx8="http://schemas.microsoft.com/office/drawing/2016/5/14/chartex" xmlns:mc="http://schemas.openxmlformats.org/markup-compatibility/2006" xmlns:aink="http://schemas.microsoft.com/office/drawing/2016/ink" xmlns:am3d="http://schemas.microsoft.com/office/drawing/2017/model3d" xmlns:o="urn:schemas-microsoft-com:office:office" xmlns:oel="http://schemas.microsoft.com/office/2019/extlst" xmlns:r="http://schemas.openxmlformats.org/officeDocument/2006/relationships" xmlns:m="http://schemas.openxmlformats.org/officeDocument/2006/math" xmlns:v="urn:schemas-microsoft-com:vml" xmlns:wp14="http://schemas.microsoft.com/office/word/2010/wordprocessingDrawing" xmlns:wp="http://schemas.openxmlformats.org/drawingml/2006/wordprocessingDrawing" xmlns:w10="urn:schemas-microsoft-com:office:word" xmlns:w="http://schemas.openxmlformats.org/wordprocessingml/2006/main" xmlns:w14="http://schemas.microsoft.com/office/word/2010/wordml" xmlns:w15="http://schemas.microsoft.com/office/word/2012/wordml" xmlns:w16cex="http://schemas.microsoft.com/office/word/2018/wordml/cex" xmlns:w16cid="http://schemas.microsoft.com/office/word/2016/wordml/cid" xmlns:w16="http://schemas.microsoft.com/office/word/2018/wordml" xmlns:w16du="http://schemas.microsoft.com/office/word/2023/wordml/word16du" xmlns:w16sdtdh="http://schemas.microsoft.com/office/word/2020/wordml/sdtdatahash" xmlns:w16sdtfl="http://schemas.microsoft.com/office/word/2024/wordml/sdtformatlock" xmlns:w16se="http://schemas.microsoft.com/office/word/2015/wordml/symex" xmlns:wpg="http://schemas.microsoft.com/office/word/2010/wordprocessingGroup" xmlns:wpi="http://schemas.microsoft.com/office/word/2010/wordprocessingInk" xmlns:wne="http://schemas.microsoft.com/office/word/2006/wordml" xmlns:wps="http://schemas.microsoft.com/office/word/2010/wordprocessingShape" mc:Ignorable="w14 w15 w16se w16cid w16 w16cex w16sdtdh w16sdtfl w16du wp14">
+<w:numbering xmlns:wpc="http://schemas.microsoft.com/office/word/2010/wordprocessingCanvas" xmlns:cx="http://schemas.microsoft.com/office/drawing/2014/chartex" xmlns:cx1="http://schemas.microsoft.com/office/drawing/2015/9/8/chartex" xmlns:cx2="http://schemas.microsoft.com/office/drawing/2015/10/21/chartex" xmlns:cx3="http://schemas.microsoft.com/office/drawing/2016/5/9/chartex" xmlns:cx4="http://schemas.microsoft.com/office/drawing/2016/5/10/chartex" xmlns:cx5="http://schemas.microsoft.com/office/drawing/2016/5/11/chartex" xmlns:cx6="http://schemas.microsoft.com/office/drawing/2016/5/12/chartex" xmlns:cx7="http://schemas.microsoft.com/office/drawing/2016/5/13/chartex" xmlns:cx8="http://schemas.microsoft.com/office/drawing/2016/5/14/chartex" xmlns:mc="http://schemas.openxmlformats.org/markup-compatibility/2006" xmlns:aink="http://schemas.microsoft.com/office/drawing/2016/ink" xmlns:am3d="http://schemas.microsoft.com/office/drawing/2017/model3d" xmlns:o="urn:schemas-microsoft-com:office:office" xmlns:oel="http://schemas.microsoft.com/office/2019/extlst" xmlns:r="http://schemas.openxmlformats.org/officeDocument/2006/relationships" xmlns:m="http://schemas.openxmlformats.org/officeDocument/2006/math" xmlns:v="urn:schemas-microsoft-com:vml" xmlns:wp14="http://schemas.microsoft.com/office/word/2010/wordprocessingDrawing" xmlns:wp="http://schemas.openxmlformats.org/drawingml/2006/wordprocessingDrawing" xmlns:w10="urn:schemas-microsoft-com:office:word" xmlns:w="http://schemas.openxmlformats.org/wordprocessingml/2006/main" xmlns:w14="http://schemas.microsoft.com/office/word/2010/wordml" xmlns:w15="http://schemas.microsoft.com/office/word/2012/wordml" xmlns:w16cei="http://schemas.microsoft.com/office/word/2026/wordml/cei" xmlns:w16cex="http://schemas.microsoft.com/office/word/2018/wordml/cex" xmlns:w16cid="http://schemas.microsoft.com/office/word/2016/wordml/cid" xmlns:w16="http://schemas.microsoft.com/office/word/2018/wordml" xmlns:w16du="http://schemas.microsoft.com/office/word/2023/wordml/word16du" xmlns:w16sdtdh="http://schemas.microsoft.com/office/word/2020/wordml/sdtdatahash" xmlns:w16sdtfl="http://schemas.microsoft.com/office/word/2024/wordml/sdtformatlock" xmlns:w16se="http://schemas.microsoft.com/office/word/2015/wordml/symex" xmlns:wpg="http://schemas.microsoft.com/office/word/2010/wordprocessingGroup" xmlns:wpi="http://schemas.microsoft.com/office/word/2010/wordprocessingInk" xmlns:wne="http://schemas.microsoft.com/office/word/2006/wordml" xmlns:wps="http://schemas.microsoft.com/office/word/2010/wordprocessingShape" mc:Ignorable="w14 w15 w16se w16cid w16 w16cex w16sdtdh w16sdtfl w16du wp14">
   <w:abstractNum w:abstractNumId="0" w15:restartNumberingAfterBreak="0">
     <w:nsid w:val="05007720"/>
     <w:multiLevelType w:val="multilevel"/>
@@ -3103,6 +5746,155 @@
     </w:lvl>
   </w:abstractNum>
   <w:abstractNum w:abstractNumId="3" w15:restartNumberingAfterBreak="0">
+    <w:nsid w:val="22FA154B"/>
+    <w:multiLevelType w:val="multilevel"/>
+    <w:tmpl w:val="482ACE74"/>
+    <w:lvl w:ilvl="0">
+      <w:start w:val="1"/>
+      <w:numFmt w:val="bullet"/>
+      <w:lvlText w:val=""/>
+      <w:lvlJc w:val="left"/>
+      <w:pPr>
+        <w:tabs>
+          <w:tab w:val="num" w:pos="720"/>
+        </w:tabs>
+        <w:ind w:left="720" w:hanging="360"/>
+      </w:pPr>
+      <w:rPr>
+        <w:rFonts w:ascii="Symbol" w:hAnsi="Symbol" w:hint="default"/>
+        <w:sz w:val="20"/>
+      </w:rPr>
+    </w:lvl>
+    <w:lvl w:ilvl="1" w:tentative="1">
+      <w:start w:val="1"/>
+      <w:numFmt w:val="bullet"/>
+      <w:lvlText w:val="o"/>
+      <w:lvlJc w:val="left"/>
+      <w:pPr>
+        <w:tabs>
+          <w:tab w:val="num" w:pos="1440"/>
+        </w:tabs>
+        <w:ind w:left="1440" w:hanging="360"/>
+      </w:pPr>
+      <w:rPr>
+        <w:rFonts w:ascii="Courier New" w:hAnsi="Courier New" w:hint="default"/>
+        <w:sz w:val="20"/>
+      </w:rPr>
+    </w:lvl>
+    <w:lvl w:ilvl="2" w:tentative="1">
+      <w:start w:val="1"/>
+      <w:numFmt w:val="bullet"/>
+      <w:lvlText w:val=""/>
+      <w:lvlJc w:val="left"/>
+      <w:pPr>
+        <w:tabs>
+          <w:tab w:val="num" w:pos="2160"/>
+        </w:tabs>
+        <w:ind w:left="2160" w:hanging="360"/>
+      </w:pPr>
+      <w:rPr>
+        <w:rFonts w:ascii="Wingdings" w:hAnsi="Wingdings" w:hint="default"/>
+        <w:sz w:val="20"/>
+      </w:rPr>
+    </w:lvl>
+    <w:lvl w:ilvl="3" w:tentative="1">
+      <w:start w:val="1"/>
+      <w:numFmt w:val="bullet"/>
+      <w:lvlText w:val=""/>
+      <w:lvlJc w:val="left"/>
+      <w:pPr>
+        <w:tabs>
+          <w:tab w:val="num" w:pos="2880"/>
+        </w:tabs>
+        <w:ind w:left="2880" w:hanging="360"/>
+      </w:pPr>
+      <w:rPr>
+        <w:rFonts w:ascii="Wingdings" w:hAnsi="Wingdings" w:hint="default"/>
+        <w:sz w:val="20"/>
+      </w:rPr>
+    </w:lvl>
+    <w:lvl w:ilvl="4" w:tentative="1">
+      <w:start w:val="1"/>
+      <w:numFmt w:val="bullet"/>
+      <w:lvlText w:val=""/>
+      <w:lvlJc w:val="left"/>
+      <w:pPr>
+        <w:tabs>
+          <w:tab w:val="num" w:pos="3600"/>
+        </w:tabs>
+        <w:ind w:left="3600" w:hanging="360"/>
+      </w:pPr>
+      <w:rPr>
+        <w:rFonts w:ascii="Wingdings" w:hAnsi="Wingdings" w:hint="default"/>
+        <w:sz w:val="20"/>
+      </w:rPr>
+    </w:lvl>
+    <w:lvl w:ilvl="5" w:tentative="1">
+      <w:start w:val="1"/>
+      <w:numFmt w:val="bullet"/>
+      <w:lvlText w:val=""/>
+      <w:lvlJc w:val="left"/>
+      <w:pPr>
+        <w:tabs>
+          <w:tab w:val="num" w:pos="4320"/>
+        </w:tabs>
+        <w:ind w:left="4320" w:hanging="360"/>
+      </w:pPr>
+      <w:rPr>
+        <w:rFonts w:ascii="Wingdings" w:hAnsi="Wingdings" w:hint="default"/>
+        <w:sz w:val="20"/>
+      </w:rPr>
+    </w:lvl>
+    <w:lvl w:ilvl="6" w:tentative="1">
+      <w:start w:val="1"/>
+      <w:numFmt w:val="bullet"/>
+      <w:lvlText w:val=""/>
+      <w:lvlJc w:val="left"/>
+      <w:pPr>
+        <w:tabs>
+          <w:tab w:val="num" w:pos="5040"/>
+        </w:tabs>
+        <w:ind w:left="5040" w:hanging="360"/>
+      </w:pPr>
+      <w:rPr>
+        <w:rFonts w:ascii="Wingdings" w:hAnsi="Wingdings" w:hint="default"/>
+        <w:sz w:val="20"/>
+      </w:rPr>
+    </w:lvl>
+    <w:lvl w:ilvl="7" w:tentative="1">
+      <w:start w:val="1"/>
+      <w:numFmt w:val="bullet"/>
+      <w:lvlText w:val=""/>
+      <w:lvlJc w:val="left"/>
+      <w:pPr>
+        <w:tabs>
+          <w:tab w:val="num" w:pos="5760"/>
+        </w:tabs>
+        <w:ind w:left="5760" w:hanging="360"/>
+      </w:pPr>
+      <w:rPr>
+        <w:rFonts w:ascii="Wingdings" w:hAnsi="Wingdings" w:hint="default"/>
+        <w:sz w:val="20"/>
+      </w:rPr>
+    </w:lvl>
+    <w:lvl w:ilvl="8" w:tentative="1">
+      <w:start w:val="1"/>
+      <w:numFmt w:val="bullet"/>
+      <w:lvlText w:val=""/>
+      <w:lvlJc w:val="left"/>
+      <w:pPr>
+        <w:tabs>
+          <w:tab w:val="num" w:pos="6480"/>
+        </w:tabs>
+        <w:ind w:left="6480" w:hanging="360"/>
+      </w:pPr>
+      <w:rPr>
+        <w:rFonts w:ascii="Wingdings" w:hAnsi="Wingdings" w:hint="default"/>
+        <w:sz w:val="20"/>
+      </w:rPr>
+    </w:lvl>
+  </w:abstractNum>
+  <w:abstractNum w:abstractNumId="4" w15:restartNumberingAfterBreak="0">
     <w:nsid w:val="2A802DFB"/>
     <w:multiLevelType w:val="multilevel"/>
     <w:tmpl w:val="76365664"/>
@@ -3215,7 +6007,7 @@
       </w:pPr>
     </w:lvl>
   </w:abstractNum>
-  <w:abstractNum w:abstractNumId="4" w15:restartNumberingAfterBreak="0">
+  <w:abstractNum w:abstractNumId="5" w15:restartNumberingAfterBreak="0">
     <w:nsid w:val="2C3704AD"/>
     <w:multiLevelType w:val="multilevel"/>
     <w:tmpl w:val="25F22364"/>
@@ -3364,7 +6156,156 @@
       </w:rPr>
     </w:lvl>
   </w:abstractNum>
-  <w:abstractNum w:abstractNumId="5" w15:restartNumberingAfterBreak="0">
+  <w:abstractNum w:abstractNumId="6" w15:restartNumberingAfterBreak="0">
+    <w:nsid w:val="34A150C8"/>
+    <w:multiLevelType w:val="multilevel"/>
+    <w:tmpl w:val="79C603C2"/>
+    <w:lvl w:ilvl="0">
+      <w:start w:val="1"/>
+      <w:numFmt w:val="bullet"/>
+      <w:lvlText w:val=""/>
+      <w:lvlJc w:val="left"/>
+      <w:pPr>
+        <w:tabs>
+          <w:tab w:val="num" w:pos="720"/>
+        </w:tabs>
+        <w:ind w:left="720" w:hanging="360"/>
+      </w:pPr>
+      <w:rPr>
+        <w:rFonts w:ascii="Symbol" w:hAnsi="Symbol" w:hint="default"/>
+        <w:sz w:val="20"/>
+      </w:rPr>
+    </w:lvl>
+    <w:lvl w:ilvl="1" w:tentative="1">
+      <w:start w:val="1"/>
+      <w:numFmt w:val="bullet"/>
+      <w:lvlText w:val="o"/>
+      <w:lvlJc w:val="left"/>
+      <w:pPr>
+        <w:tabs>
+          <w:tab w:val="num" w:pos="1440"/>
+        </w:tabs>
+        <w:ind w:left="1440" w:hanging="360"/>
+      </w:pPr>
+      <w:rPr>
+        <w:rFonts w:ascii="Courier New" w:hAnsi="Courier New" w:hint="default"/>
+        <w:sz w:val="20"/>
+      </w:rPr>
+    </w:lvl>
+    <w:lvl w:ilvl="2" w:tentative="1">
+      <w:start w:val="1"/>
+      <w:numFmt w:val="bullet"/>
+      <w:lvlText w:val=""/>
+      <w:lvlJc w:val="left"/>
+      <w:pPr>
+        <w:tabs>
+          <w:tab w:val="num" w:pos="2160"/>
+        </w:tabs>
+        <w:ind w:left="2160" w:hanging="360"/>
+      </w:pPr>
+      <w:rPr>
+        <w:rFonts w:ascii="Wingdings" w:hAnsi="Wingdings" w:hint="default"/>
+        <w:sz w:val="20"/>
+      </w:rPr>
+    </w:lvl>
+    <w:lvl w:ilvl="3" w:tentative="1">
+      <w:start w:val="1"/>
+      <w:numFmt w:val="bullet"/>
+      <w:lvlText w:val=""/>
+      <w:lvlJc w:val="left"/>
+      <w:pPr>
+        <w:tabs>
+          <w:tab w:val="num" w:pos="2880"/>
+        </w:tabs>
+        <w:ind w:left="2880" w:hanging="360"/>
+      </w:pPr>
+      <w:rPr>
+        <w:rFonts w:ascii="Wingdings" w:hAnsi="Wingdings" w:hint="default"/>
+        <w:sz w:val="20"/>
+      </w:rPr>
+    </w:lvl>
+    <w:lvl w:ilvl="4" w:tentative="1">
+      <w:start w:val="1"/>
+      <w:numFmt w:val="bullet"/>
+      <w:lvlText w:val=""/>
+      <w:lvlJc w:val="left"/>
+      <w:pPr>
+        <w:tabs>
+          <w:tab w:val="num" w:pos="3600"/>
+        </w:tabs>
+        <w:ind w:left="3600" w:hanging="360"/>
+      </w:pPr>
+      <w:rPr>
+        <w:rFonts w:ascii="Wingdings" w:hAnsi="Wingdings" w:hint="default"/>
+        <w:sz w:val="20"/>
+      </w:rPr>
+    </w:lvl>
+    <w:lvl w:ilvl="5" w:tentative="1">
+      <w:start w:val="1"/>
+      <w:numFmt w:val="bullet"/>
+      <w:lvlText w:val=""/>
+      <w:lvlJc w:val="left"/>
+      <w:pPr>
+        <w:tabs>
+          <w:tab w:val="num" w:pos="4320"/>
+        </w:tabs>
+        <w:ind w:left="4320" w:hanging="360"/>
+      </w:pPr>
+      <w:rPr>
+        <w:rFonts w:ascii="Wingdings" w:hAnsi="Wingdings" w:hint="default"/>
+        <w:sz w:val="20"/>
+      </w:rPr>
+    </w:lvl>
+    <w:lvl w:ilvl="6" w:tentative="1">
+      <w:start w:val="1"/>
+      <w:numFmt w:val="bullet"/>
+      <w:lvlText w:val=""/>
+      <w:lvlJc w:val="left"/>
+      <w:pPr>
+        <w:tabs>
+          <w:tab w:val="num" w:pos="5040"/>
+        </w:tabs>
+        <w:ind w:left="5040" w:hanging="360"/>
+      </w:pPr>
+      <w:rPr>
+        <w:rFonts w:ascii="Wingdings" w:hAnsi="Wingdings" w:hint="default"/>
+        <w:sz w:val="20"/>
+      </w:rPr>
+    </w:lvl>
+    <w:lvl w:ilvl="7" w:tentative="1">
+      <w:start w:val="1"/>
+      <w:numFmt w:val="bullet"/>
+      <w:lvlText w:val=""/>
+      <w:lvlJc w:val="left"/>
+      <w:pPr>
+        <w:tabs>
+          <w:tab w:val="num" w:pos="5760"/>
+        </w:tabs>
+        <w:ind w:left="5760" w:hanging="360"/>
+      </w:pPr>
+      <w:rPr>
+        <w:rFonts w:ascii="Wingdings" w:hAnsi="Wingdings" w:hint="default"/>
+        <w:sz w:val="20"/>
+      </w:rPr>
+    </w:lvl>
+    <w:lvl w:ilvl="8" w:tentative="1">
+      <w:start w:val="1"/>
+      <w:numFmt w:val="bullet"/>
+      <w:lvlText w:val=""/>
+      <w:lvlJc w:val="left"/>
+      <w:pPr>
+        <w:tabs>
+          <w:tab w:val="num" w:pos="6480"/>
+        </w:tabs>
+        <w:ind w:left="6480" w:hanging="360"/>
+      </w:pPr>
+      <w:rPr>
+        <w:rFonts w:ascii="Wingdings" w:hAnsi="Wingdings" w:hint="default"/>
+        <w:sz w:val="20"/>
+      </w:rPr>
+    </w:lvl>
+  </w:abstractNum>
+  <w:abstractNum w:abstractNumId="7" w15:restartNumberingAfterBreak="0">
     <w:nsid w:val="3DB61F94"/>
     <w:multiLevelType w:val="multilevel"/>
     <w:tmpl w:val="38209922"/>
@@ -3513,7 +6454,7 @@
       </w:rPr>
     </w:lvl>
   </w:abstractNum>
-  <w:abstractNum w:abstractNumId="6" w15:restartNumberingAfterBreak="0">
+  <w:abstractNum w:abstractNumId="8" w15:restartNumberingAfterBreak="0">
     <w:nsid w:val="41CC76BD"/>
     <w:multiLevelType w:val="multilevel"/>
     <w:tmpl w:val="16E0D3D4"/>
@@ -3626,7 +6567,454 @@
       </w:pPr>
     </w:lvl>
   </w:abstractNum>
-  <w:abstractNum w:abstractNumId="7" w15:restartNumberingAfterBreak="0">
+  <w:abstractNum w:abstractNumId="9" w15:restartNumberingAfterBreak="0">
+    <w:nsid w:val="46CA04DB"/>
+    <w:multiLevelType w:val="multilevel"/>
+    <w:tmpl w:val="C7CEAE68"/>
+    <w:lvl w:ilvl="0">
+      <w:start w:val="1"/>
+      <w:numFmt w:val="bullet"/>
+      <w:lvlText w:val=""/>
+      <w:lvlJc w:val="left"/>
+      <w:pPr>
+        <w:tabs>
+          <w:tab w:val="num" w:pos="720"/>
+        </w:tabs>
+        <w:ind w:left="720" w:hanging="360"/>
+      </w:pPr>
+      <w:rPr>
+        <w:rFonts w:ascii="Symbol" w:hAnsi="Symbol" w:hint="default"/>
+        <w:sz w:val="20"/>
+      </w:rPr>
+    </w:lvl>
+    <w:lvl w:ilvl="1" w:tentative="1">
+      <w:start w:val="1"/>
+      <w:numFmt w:val="bullet"/>
+      <w:lvlText w:val="o"/>
+      <w:lvlJc w:val="left"/>
+      <w:pPr>
+        <w:tabs>
+          <w:tab w:val="num" w:pos="1440"/>
+        </w:tabs>
+        <w:ind w:left="1440" w:hanging="360"/>
+      </w:pPr>
+      <w:rPr>
+        <w:rFonts w:ascii="Courier New" w:hAnsi="Courier New" w:hint="default"/>
+        <w:sz w:val="20"/>
+      </w:rPr>
+    </w:lvl>
+    <w:lvl w:ilvl="2" w:tentative="1">
+      <w:start w:val="1"/>
+      <w:numFmt w:val="bullet"/>
+      <w:lvlText w:val=""/>
+      <w:lvlJc w:val="left"/>
+      <w:pPr>
+        <w:tabs>
+          <w:tab w:val="num" w:pos="2160"/>
+        </w:tabs>
+        <w:ind w:left="2160" w:hanging="360"/>
+      </w:pPr>
+      <w:rPr>
+        <w:rFonts w:ascii="Wingdings" w:hAnsi="Wingdings" w:hint="default"/>
+        <w:sz w:val="20"/>
+      </w:rPr>
+    </w:lvl>
+    <w:lvl w:ilvl="3" w:tentative="1">
+      <w:start w:val="1"/>
+      <w:numFmt w:val="bullet"/>
+      <w:lvlText w:val=""/>
+      <w:lvlJc w:val="left"/>
+      <w:pPr>
+        <w:tabs>
+          <w:tab w:val="num" w:pos="2880"/>
+        </w:tabs>
+        <w:ind w:left="2880" w:hanging="360"/>
+      </w:pPr>
+      <w:rPr>
+        <w:rFonts w:ascii="Wingdings" w:hAnsi="Wingdings" w:hint="default"/>
+        <w:sz w:val="20"/>
+      </w:rPr>
+    </w:lvl>
+    <w:lvl w:ilvl="4" w:tentative="1">
+      <w:start w:val="1"/>
+      <w:numFmt w:val="bullet"/>
+      <w:lvlText w:val=""/>
+      <w:lvlJc w:val="left"/>
+      <w:pPr>
+        <w:tabs>
+          <w:tab w:val="num" w:pos="3600"/>
+        </w:tabs>
+        <w:ind w:left="3600" w:hanging="360"/>
+      </w:pPr>
+      <w:rPr>
+        <w:rFonts w:ascii="Wingdings" w:hAnsi="Wingdings" w:hint="default"/>
+        <w:sz w:val="20"/>
+      </w:rPr>
+    </w:lvl>
+    <w:lvl w:ilvl="5" w:tentative="1">
+      <w:start w:val="1"/>
+      <w:numFmt w:val="bullet"/>
+      <w:lvlText w:val=""/>
+      <w:lvlJc w:val="left"/>
+      <w:pPr>
+        <w:tabs>
+          <w:tab w:val="num" w:pos="4320"/>
+        </w:tabs>
+        <w:ind w:left="4320" w:hanging="360"/>
+      </w:pPr>
+      <w:rPr>
+        <w:rFonts w:ascii="Wingdings" w:hAnsi="Wingdings" w:hint="default"/>
+        <w:sz w:val="20"/>
+      </w:rPr>
+    </w:lvl>
+    <w:lvl w:ilvl="6" w:tentative="1">
+      <w:start w:val="1"/>
+      <w:numFmt w:val="bullet"/>
+      <w:lvlText w:val=""/>
+      <w:lvlJc w:val="left"/>
+      <w:pPr>
+        <w:tabs>
+          <w:tab w:val="num" w:pos="5040"/>
+        </w:tabs>
+        <w:ind w:left="5040" w:hanging="360"/>
+      </w:pPr>
+      <w:rPr>
+        <w:rFonts w:ascii="Wingdings" w:hAnsi="Wingdings" w:hint="default"/>
+        <w:sz w:val="20"/>
+      </w:rPr>
+    </w:lvl>
+    <w:lvl w:ilvl="7" w:tentative="1">
+      <w:start w:val="1"/>
+      <w:numFmt w:val="bullet"/>
+      <w:lvlText w:val=""/>
+      <w:lvlJc w:val="left"/>
+      <w:pPr>
+        <w:tabs>
+          <w:tab w:val="num" w:pos="5760"/>
+        </w:tabs>
+        <w:ind w:left="5760" w:hanging="360"/>
+      </w:pPr>
+      <w:rPr>
+        <w:rFonts w:ascii="Wingdings" w:hAnsi="Wingdings" w:hint="default"/>
+        <w:sz w:val="20"/>
+      </w:rPr>
+    </w:lvl>
+    <w:lvl w:ilvl="8" w:tentative="1">
+      <w:start w:val="1"/>
+      <w:numFmt w:val="bullet"/>
+      <w:lvlText w:val=""/>
+      <w:lvlJc w:val="left"/>
+      <w:pPr>
+        <w:tabs>
+          <w:tab w:val="num" w:pos="6480"/>
+        </w:tabs>
+        <w:ind w:left="6480" w:hanging="360"/>
+      </w:pPr>
+      <w:rPr>
+        <w:rFonts w:ascii="Wingdings" w:hAnsi="Wingdings" w:hint="default"/>
+        <w:sz w:val="20"/>
+      </w:rPr>
+    </w:lvl>
+  </w:abstractNum>
+  <w:abstractNum w:abstractNumId="10" w15:restartNumberingAfterBreak="0">
+    <w:nsid w:val="4E4A3CCA"/>
+    <w:multiLevelType w:val="multilevel"/>
+    <w:tmpl w:val="A6BAAA26"/>
+    <w:lvl w:ilvl="0">
+      <w:start w:val="1"/>
+      <w:numFmt w:val="bullet"/>
+      <w:lvlText w:val=""/>
+      <w:lvlJc w:val="left"/>
+      <w:pPr>
+        <w:tabs>
+          <w:tab w:val="num" w:pos="720"/>
+        </w:tabs>
+        <w:ind w:left="720" w:hanging="360"/>
+      </w:pPr>
+      <w:rPr>
+        <w:rFonts w:ascii="Symbol" w:hAnsi="Symbol" w:hint="default"/>
+        <w:sz w:val="20"/>
+      </w:rPr>
+    </w:lvl>
+    <w:lvl w:ilvl="1" w:tentative="1">
+      <w:start w:val="1"/>
+      <w:numFmt w:val="bullet"/>
+      <w:lvlText w:val="o"/>
+      <w:lvlJc w:val="left"/>
+      <w:pPr>
+        <w:tabs>
+          <w:tab w:val="num" w:pos="1440"/>
+        </w:tabs>
+        <w:ind w:left="1440" w:hanging="360"/>
+      </w:pPr>
+      <w:rPr>
+        <w:rFonts w:ascii="Courier New" w:hAnsi="Courier New" w:hint="default"/>
+        <w:sz w:val="20"/>
+      </w:rPr>
+    </w:lvl>
+    <w:lvl w:ilvl="2" w:tentative="1">
+      <w:start w:val="1"/>
+      <w:numFmt w:val="bullet"/>
+      <w:lvlText w:val=""/>
+      <w:lvlJc w:val="left"/>
+      <w:pPr>
+        <w:tabs>
+          <w:tab w:val="num" w:pos="2160"/>
+        </w:tabs>
+        <w:ind w:left="2160" w:hanging="360"/>
+      </w:pPr>
+      <w:rPr>
+        <w:rFonts w:ascii="Wingdings" w:hAnsi="Wingdings" w:hint="default"/>
+        <w:sz w:val="20"/>
+      </w:rPr>
+    </w:lvl>
+    <w:lvl w:ilvl="3" w:tentative="1">
+      <w:start w:val="1"/>
+      <w:numFmt w:val="bullet"/>
+      <w:lvlText w:val=""/>
+      <w:lvlJc w:val="left"/>
+      <w:pPr>
+        <w:tabs>
+          <w:tab w:val="num" w:pos="2880"/>
+        </w:tabs>
+        <w:ind w:left="2880" w:hanging="360"/>
+      </w:pPr>
+      <w:rPr>
+        <w:rFonts w:ascii="Wingdings" w:hAnsi="Wingdings" w:hint="default"/>
+        <w:sz w:val="20"/>
+      </w:rPr>
+    </w:lvl>
+    <w:lvl w:ilvl="4" w:tentative="1">
+      <w:start w:val="1"/>
+      <w:numFmt w:val="bullet"/>
+      <w:lvlText w:val=""/>
+      <w:lvlJc w:val="left"/>
+      <w:pPr>
+        <w:tabs>
+          <w:tab w:val="num" w:pos="3600"/>
+        </w:tabs>
+        <w:ind w:left="3600" w:hanging="360"/>
+      </w:pPr>
+      <w:rPr>
+        <w:rFonts w:ascii="Wingdings" w:hAnsi="Wingdings" w:hint="default"/>
+        <w:sz w:val="20"/>
+      </w:rPr>
+    </w:lvl>
+    <w:lvl w:ilvl="5" w:tentative="1">
+      <w:start w:val="1"/>
+      <w:numFmt w:val="bullet"/>
+      <w:lvlText w:val=""/>
+      <w:lvlJc w:val="left"/>
+      <w:pPr>
+        <w:tabs>
+          <w:tab w:val="num" w:pos="4320"/>
+        </w:tabs>
+        <w:ind w:left="4320" w:hanging="360"/>
+      </w:pPr>
+      <w:rPr>
+        <w:rFonts w:ascii="Wingdings" w:hAnsi="Wingdings" w:hint="default"/>
+        <w:sz w:val="20"/>
+      </w:rPr>
+    </w:lvl>
+    <w:lvl w:ilvl="6" w:tentative="1">
+      <w:start w:val="1"/>
+      <w:numFmt w:val="bullet"/>
+      <w:lvlText w:val=""/>
+      <w:lvlJc w:val="left"/>
+      <w:pPr>
+        <w:tabs>
+          <w:tab w:val="num" w:pos="5040"/>
+        </w:tabs>
+        <w:ind w:left="5040" w:hanging="360"/>
+      </w:pPr>
+      <w:rPr>
+        <w:rFonts w:ascii="Wingdings" w:hAnsi="Wingdings" w:hint="default"/>
+        <w:sz w:val="20"/>
+      </w:rPr>
+    </w:lvl>
+    <w:lvl w:ilvl="7" w:tentative="1">
+      <w:start w:val="1"/>
+      <w:numFmt w:val="bullet"/>
+      <w:lvlText w:val=""/>
+      <w:lvlJc w:val="left"/>
+      <w:pPr>
+        <w:tabs>
+          <w:tab w:val="num" w:pos="5760"/>
+        </w:tabs>
+        <w:ind w:left="5760" w:hanging="360"/>
+      </w:pPr>
+      <w:rPr>
+        <w:rFonts w:ascii="Wingdings" w:hAnsi="Wingdings" w:hint="default"/>
+        <w:sz w:val="20"/>
+      </w:rPr>
+    </w:lvl>
+    <w:lvl w:ilvl="8" w:tentative="1">
+      <w:start w:val="1"/>
+      <w:numFmt w:val="bullet"/>
+      <w:lvlText w:val=""/>
+      <w:lvlJc w:val="left"/>
+      <w:pPr>
+        <w:tabs>
+          <w:tab w:val="num" w:pos="6480"/>
+        </w:tabs>
+        <w:ind w:left="6480" w:hanging="360"/>
+      </w:pPr>
+      <w:rPr>
+        <w:rFonts w:ascii="Wingdings" w:hAnsi="Wingdings" w:hint="default"/>
+        <w:sz w:val="20"/>
+      </w:rPr>
+    </w:lvl>
+  </w:abstractNum>
+  <w:abstractNum w:abstractNumId="11" w15:restartNumberingAfterBreak="0">
+    <w:nsid w:val="50924526"/>
+    <w:multiLevelType w:val="multilevel"/>
+    <w:tmpl w:val="162CF94A"/>
+    <w:lvl w:ilvl="0">
+      <w:start w:val="1"/>
+      <w:numFmt w:val="bullet"/>
+      <w:lvlText w:val=""/>
+      <w:lvlJc w:val="left"/>
+      <w:pPr>
+        <w:tabs>
+          <w:tab w:val="num" w:pos="720"/>
+        </w:tabs>
+        <w:ind w:left="720" w:hanging="360"/>
+      </w:pPr>
+      <w:rPr>
+        <w:rFonts w:ascii="Symbol" w:hAnsi="Symbol" w:hint="default"/>
+        <w:sz w:val="20"/>
+      </w:rPr>
+    </w:lvl>
+    <w:lvl w:ilvl="1" w:tentative="1">
+      <w:start w:val="1"/>
+      <w:numFmt w:val="bullet"/>
+      <w:lvlText w:val="o"/>
+      <w:lvlJc w:val="left"/>
+      <w:pPr>
+        <w:tabs>
+          <w:tab w:val="num" w:pos="1440"/>
+        </w:tabs>
+        <w:ind w:left="1440" w:hanging="360"/>
+      </w:pPr>
+      <w:rPr>
+        <w:rFonts w:ascii="Courier New" w:hAnsi="Courier New" w:hint="default"/>
+        <w:sz w:val="20"/>
+      </w:rPr>
+    </w:lvl>
+    <w:lvl w:ilvl="2" w:tentative="1">
+      <w:start w:val="1"/>
+      <w:numFmt w:val="bullet"/>
+      <w:lvlText w:val=""/>
+      <w:lvlJc w:val="left"/>
+      <w:pPr>
+        <w:tabs>
+          <w:tab w:val="num" w:pos="2160"/>
+        </w:tabs>
+        <w:ind w:left="2160" w:hanging="360"/>
+      </w:pPr>
+      <w:rPr>
+        <w:rFonts w:ascii="Wingdings" w:hAnsi="Wingdings" w:hint="default"/>
+        <w:sz w:val="20"/>
+      </w:rPr>
+    </w:lvl>
+    <w:lvl w:ilvl="3" w:tentative="1">
+      <w:start w:val="1"/>
+      <w:numFmt w:val="bullet"/>
+      <w:lvlText w:val=""/>
+      <w:lvlJc w:val="left"/>
+      <w:pPr>
+        <w:tabs>
+          <w:tab w:val="num" w:pos="2880"/>
+        </w:tabs>
+        <w:ind w:left="2880" w:hanging="360"/>
+      </w:pPr>
+      <w:rPr>
+        <w:rFonts w:ascii="Wingdings" w:hAnsi="Wingdings" w:hint="default"/>
+        <w:sz w:val="20"/>
+      </w:rPr>
+    </w:lvl>
+    <w:lvl w:ilvl="4" w:tentative="1">
+      <w:start w:val="1"/>
+      <w:numFmt w:val="bullet"/>
+      <w:lvlText w:val=""/>
+      <w:lvlJc w:val="left"/>
+      <w:pPr>
+        <w:tabs>
+          <w:tab w:val="num" w:pos="3600"/>
+        </w:tabs>
+        <w:ind w:left="3600" w:hanging="360"/>
+      </w:pPr>
+      <w:rPr>
+        <w:rFonts w:ascii="Wingdings" w:hAnsi="Wingdings" w:hint="default"/>
+        <w:sz w:val="20"/>
+      </w:rPr>
+    </w:lvl>
+    <w:lvl w:ilvl="5" w:tentative="1">
+      <w:start w:val="1"/>
+      <w:numFmt w:val="bullet"/>
+      <w:lvlText w:val=""/>
+      <w:lvlJc w:val="left"/>
+      <w:pPr>
+        <w:tabs>
+          <w:tab w:val="num" w:pos="4320"/>
+        </w:tabs>
+        <w:ind w:left="4320" w:hanging="360"/>
+      </w:pPr>
+      <w:rPr>
+        <w:rFonts w:ascii="Wingdings" w:hAnsi="Wingdings" w:hint="default"/>
+        <w:sz w:val="20"/>
+      </w:rPr>
+    </w:lvl>
+    <w:lvl w:ilvl="6" w:tentative="1">
+      <w:start w:val="1"/>
+      <w:numFmt w:val="bullet"/>
+      <w:lvlText w:val=""/>
+      <w:lvlJc w:val="left"/>
+      <w:pPr>
+        <w:tabs>
+          <w:tab w:val="num" w:pos="5040"/>
+        </w:tabs>
+        <w:ind w:left="5040" w:hanging="360"/>
+      </w:pPr>
+      <w:rPr>
+        <w:rFonts w:ascii="Wingdings" w:hAnsi="Wingdings" w:hint="default"/>
+        <w:sz w:val="20"/>
+      </w:rPr>
+    </w:lvl>
+    <w:lvl w:ilvl="7" w:tentative="1">
+      <w:start w:val="1"/>
+      <w:numFmt w:val="bullet"/>
+      <w:lvlText w:val=""/>
+      <w:lvlJc w:val="left"/>
+      <w:pPr>
+        <w:tabs>
+          <w:tab w:val="num" w:pos="5760"/>
+        </w:tabs>
+        <w:ind w:left="5760" w:hanging="360"/>
+      </w:pPr>
+      <w:rPr>
+        <w:rFonts w:ascii="Wingdings" w:hAnsi="Wingdings" w:hint="default"/>
+        <w:sz w:val="20"/>
+      </w:rPr>
+    </w:lvl>
+    <w:lvl w:ilvl="8" w:tentative="1">
+      <w:start w:val="1"/>
+      <w:numFmt w:val="bullet"/>
+      <w:lvlText w:val=""/>
+      <w:lvlJc w:val="left"/>
+      <w:pPr>
+        <w:tabs>
+          <w:tab w:val="num" w:pos="6480"/>
+        </w:tabs>
+        <w:ind w:left="6480" w:hanging="360"/>
+      </w:pPr>
+      <w:rPr>
+        <w:rFonts w:ascii="Wingdings" w:hAnsi="Wingdings" w:hint="default"/>
+        <w:sz w:val="20"/>
+      </w:rPr>
+    </w:lvl>
+  </w:abstractNum>
+  <w:abstractNum w:abstractNumId="12" w15:restartNumberingAfterBreak="0">
     <w:nsid w:val="5BCF54D0"/>
     <w:multiLevelType w:val="multilevel"/>
     <w:tmpl w:val="F2F2CA52"/>
@@ -3775,7 +7163,454 @@
       </w:rPr>
     </w:lvl>
   </w:abstractNum>
-  <w:abstractNum w:abstractNumId="8" w15:restartNumberingAfterBreak="0">
+  <w:abstractNum w:abstractNumId="13" w15:restartNumberingAfterBreak="0">
+    <w:nsid w:val="5DE0292B"/>
+    <w:multiLevelType w:val="multilevel"/>
+    <w:tmpl w:val="3D7E6B24"/>
+    <w:lvl w:ilvl="0">
+      <w:start w:val="1"/>
+      <w:numFmt w:val="bullet"/>
+      <w:lvlText w:val=""/>
+      <w:lvlJc w:val="left"/>
+      <w:pPr>
+        <w:tabs>
+          <w:tab w:val="num" w:pos="720"/>
+        </w:tabs>
+        <w:ind w:left="720" w:hanging="360"/>
+      </w:pPr>
+      <w:rPr>
+        <w:rFonts w:ascii="Symbol" w:hAnsi="Symbol" w:hint="default"/>
+        <w:sz w:val="20"/>
+      </w:rPr>
+    </w:lvl>
+    <w:lvl w:ilvl="1" w:tentative="1">
+      <w:start w:val="1"/>
+      <w:numFmt w:val="bullet"/>
+      <w:lvlText w:val="o"/>
+      <w:lvlJc w:val="left"/>
+      <w:pPr>
+        <w:tabs>
+          <w:tab w:val="num" w:pos="1440"/>
+        </w:tabs>
+        <w:ind w:left="1440" w:hanging="360"/>
+      </w:pPr>
+      <w:rPr>
+        <w:rFonts w:ascii="Courier New" w:hAnsi="Courier New" w:hint="default"/>
+        <w:sz w:val="20"/>
+      </w:rPr>
+    </w:lvl>
+    <w:lvl w:ilvl="2" w:tentative="1">
+      <w:start w:val="1"/>
+      <w:numFmt w:val="bullet"/>
+      <w:lvlText w:val=""/>
+      <w:lvlJc w:val="left"/>
+      <w:pPr>
+        <w:tabs>
+          <w:tab w:val="num" w:pos="2160"/>
+        </w:tabs>
+        <w:ind w:left="2160" w:hanging="360"/>
+      </w:pPr>
+      <w:rPr>
+        <w:rFonts w:ascii="Wingdings" w:hAnsi="Wingdings" w:hint="default"/>
+        <w:sz w:val="20"/>
+      </w:rPr>
+    </w:lvl>
+    <w:lvl w:ilvl="3" w:tentative="1">
+      <w:start w:val="1"/>
+      <w:numFmt w:val="bullet"/>
+      <w:lvlText w:val=""/>
+      <w:lvlJc w:val="left"/>
+      <w:pPr>
+        <w:tabs>
+          <w:tab w:val="num" w:pos="2880"/>
+        </w:tabs>
+        <w:ind w:left="2880" w:hanging="360"/>
+      </w:pPr>
+      <w:rPr>
+        <w:rFonts w:ascii="Wingdings" w:hAnsi="Wingdings" w:hint="default"/>
+        <w:sz w:val="20"/>
+      </w:rPr>
+    </w:lvl>
+    <w:lvl w:ilvl="4" w:tentative="1">
+      <w:start w:val="1"/>
+      <w:numFmt w:val="bullet"/>
+      <w:lvlText w:val=""/>
+      <w:lvlJc w:val="left"/>
+      <w:pPr>
+        <w:tabs>
+          <w:tab w:val="num" w:pos="3600"/>
+        </w:tabs>
+        <w:ind w:left="3600" w:hanging="360"/>
+      </w:pPr>
+      <w:rPr>
+        <w:rFonts w:ascii="Wingdings" w:hAnsi="Wingdings" w:hint="default"/>
+        <w:sz w:val="20"/>
+      </w:rPr>
+    </w:lvl>
+    <w:lvl w:ilvl="5" w:tentative="1">
+      <w:start w:val="1"/>
+      <w:numFmt w:val="bullet"/>
+      <w:lvlText w:val=""/>
+      <w:lvlJc w:val="left"/>
+      <w:pPr>
+        <w:tabs>
+          <w:tab w:val="num" w:pos="4320"/>
+        </w:tabs>
+        <w:ind w:left="4320" w:hanging="360"/>
+      </w:pPr>
+      <w:rPr>
+        <w:rFonts w:ascii="Wingdings" w:hAnsi="Wingdings" w:hint="default"/>
+        <w:sz w:val="20"/>
+      </w:rPr>
+    </w:lvl>
+    <w:lvl w:ilvl="6" w:tentative="1">
+      <w:start w:val="1"/>
+      <w:numFmt w:val="bullet"/>
+      <w:lvlText w:val=""/>
+      <w:lvlJc w:val="left"/>
+      <w:pPr>
+        <w:tabs>
+          <w:tab w:val="num" w:pos="5040"/>
+        </w:tabs>
+        <w:ind w:left="5040" w:hanging="360"/>
+      </w:pPr>
+      <w:rPr>
+        <w:rFonts w:ascii="Wingdings" w:hAnsi="Wingdings" w:hint="default"/>
+        <w:sz w:val="20"/>
+      </w:rPr>
+    </w:lvl>
+    <w:lvl w:ilvl="7" w:tentative="1">
+      <w:start w:val="1"/>
+      <w:numFmt w:val="bullet"/>
+      <w:lvlText w:val=""/>
+      <w:lvlJc w:val="left"/>
+      <w:pPr>
+        <w:tabs>
+          <w:tab w:val="num" w:pos="5760"/>
+        </w:tabs>
+        <w:ind w:left="5760" w:hanging="360"/>
+      </w:pPr>
+      <w:rPr>
+        <w:rFonts w:ascii="Wingdings" w:hAnsi="Wingdings" w:hint="default"/>
+        <w:sz w:val="20"/>
+      </w:rPr>
+    </w:lvl>
+    <w:lvl w:ilvl="8" w:tentative="1">
+      <w:start w:val="1"/>
+      <w:numFmt w:val="bullet"/>
+      <w:lvlText w:val=""/>
+      <w:lvlJc w:val="left"/>
+      <w:pPr>
+        <w:tabs>
+          <w:tab w:val="num" w:pos="6480"/>
+        </w:tabs>
+        <w:ind w:left="6480" w:hanging="360"/>
+      </w:pPr>
+      <w:rPr>
+        <w:rFonts w:ascii="Wingdings" w:hAnsi="Wingdings" w:hint="default"/>
+        <w:sz w:val="20"/>
+      </w:rPr>
+    </w:lvl>
+  </w:abstractNum>
+  <w:abstractNum w:abstractNumId="14" w15:restartNumberingAfterBreak="0">
+    <w:nsid w:val="6618627D"/>
+    <w:multiLevelType w:val="multilevel"/>
+    <w:tmpl w:val="40DC8292"/>
+    <w:lvl w:ilvl="0">
+      <w:start w:val="1"/>
+      <w:numFmt w:val="bullet"/>
+      <w:lvlText w:val=""/>
+      <w:lvlJc w:val="left"/>
+      <w:pPr>
+        <w:tabs>
+          <w:tab w:val="num" w:pos="720"/>
+        </w:tabs>
+        <w:ind w:left="720" w:hanging="360"/>
+      </w:pPr>
+      <w:rPr>
+        <w:rFonts w:ascii="Symbol" w:hAnsi="Symbol" w:hint="default"/>
+        <w:sz w:val="20"/>
+      </w:rPr>
+    </w:lvl>
+    <w:lvl w:ilvl="1" w:tentative="1">
+      <w:start w:val="1"/>
+      <w:numFmt w:val="bullet"/>
+      <w:lvlText w:val="o"/>
+      <w:lvlJc w:val="left"/>
+      <w:pPr>
+        <w:tabs>
+          <w:tab w:val="num" w:pos="1440"/>
+        </w:tabs>
+        <w:ind w:left="1440" w:hanging="360"/>
+      </w:pPr>
+      <w:rPr>
+        <w:rFonts w:ascii="Courier New" w:hAnsi="Courier New" w:hint="default"/>
+        <w:sz w:val="20"/>
+      </w:rPr>
+    </w:lvl>
+    <w:lvl w:ilvl="2" w:tentative="1">
+      <w:start w:val="1"/>
+      <w:numFmt w:val="bullet"/>
+      <w:lvlText w:val=""/>
+      <w:lvlJc w:val="left"/>
+      <w:pPr>
+        <w:tabs>
+          <w:tab w:val="num" w:pos="2160"/>
+        </w:tabs>
+        <w:ind w:left="2160" w:hanging="360"/>
+      </w:pPr>
+      <w:rPr>
+        <w:rFonts w:ascii="Wingdings" w:hAnsi="Wingdings" w:hint="default"/>
+        <w:sz w:val="20"/>
+      </w:rPr>
+    </w:lvl>
+    <w:lvl w:ilvl="3" w:tentative="1">
+      <w:start w:val="1"/>
+      <w:numFmt w:val="bullet"/>
+      <w:lvlText w:val=""/>
+      <w:lvlJc w:val="left"/>
+      <w:pPr>
+        <w:tabs>
+          <w:tab w:val="num" w:pos="2880"/>
+        </w:tabs>
+        <w:ind w:left="2880" w:hanging="360"/>
+      </w:pPr>
+      <w:rPr>
+        <w:rFonts w:ascii="Wingdings" w:hAnsi="Wingdings" w:hint="default"/>
+        <w:sz w:val="20"/>
+      </w:rPr>
+    </w:lvl>
+    <w:lvl w:ilvl="4" w:tentative="1">
+      <w:start w:val="1"/>
+      <w:numFmt w:val="bullet"/>
+      <w:lvlText w:val=""/>
+      <w:lvlJc w:val="left"/>
+      <w:pPr>
+        <w:tabs>
+          <w:tab w:val="num" w:pos="3600"/>
+        </w:tabs>
+        <w:ind w:left="3600" w:hanging="360"/>
+      </w:pPr>
+      <w:rPr>
+        <w:rFonts w:ascii="Wingdings" w:hAnsi="Wingdings" w:hint="default"/>
+        <w:sz w:val="20"/>
+      </w:rPr>
+    </w:lvl>
+    <w:lvl w:ilvl="5" w:tentative="1">
+      <w:start w:val="1"/>
+      <w:numFmt w:val="bullet"/>
+      <w:lvlText w:val=""/>
+      <w:lvlJc w:val="left"/>
+      <w:pPr>
+        <w:tabs>
+          <w:tab w:val="num" w:pos="4320"/>
+        </w:tabs>
+        <w:ind w:left="4320" w:hanging="360"/>
+      </w:pPr>
+      <w:rPr>
+        <w:rFonts w:ascii="Wingdings" w:hAnsi="Wingdings" w:hint="default"/>
+        <w:sz w:val="20"/>
+      </w:rPr>
+    </w:lvl>
+    <w:lvl w:ilvl="6" w:tentative="1">
+      <w:start w:val="1"/>
+      <w:numFmt w:val="bullet"/>
+      <w:lvlText w:val=""/>
+      <w:lvlJc w:val="left"/>
+      <w:pPr>
+        <w:tabs>
+          <w:tab w:val="num" w:pos="5040"/>
+        </w:tabs>
+        <w:ind w:left="5040" w:hanging="360"/>
+      </w:pPr>
+      <w:rPr>
+        <w:rFonts w:ascii="Wingdings" w:hAnsi="Wingdings" w:hint="default"/>
+        <w:sz w:val="20"/>
+      </w:rPr>
+    </w:lvl>
+    <w:lvl w:ilvl="7" w:tentative="1">
+      <w:start w:val="1"/>
+      <w:numFmt w:val="bullet"/>
+      <w:lvlText w:val=""/>
+      <w:lvlJc w:val="left"/>
+      <w:pPr>
+        <w:tabs>
+          <w:tab w:val="num" w:pos="5760"/>
+        </w:tabs>
+        <w:ind w:left="5760" w:hanging="360"/>
+      </w:pPr>
+      <w:rPr>
+        <w:rFonts w:ascii="Wingdings" w:hAnsi="Wingdings" w:hint="default"/>
+        <w:sz w:val="20"/>
+      </w:rPr>
+    </w:lvl>
+    <w:lvl w:ilvl="8" w:tentative="1">
+      <w:start w:val="1"/>
+      <w:numFmt w:val="bullet"/>
+      <w:lvlText w:val=""/>
+      <w:lvlJc w:val="left"/>
+      <w:pPr>
+        <w:tabs>
+          <w:tab w:val="num" w:pos="6480"/>
+        </w:tabs>
+        <w:ind w:left="6480" w:hanging="360"/>
+      </w:pPr>
+      <w:rPr>
+        <w:rFonts w:ascii="Wingdings" w:hAnsi="Wingdings" w:hint="default"/>
+        <w:sz w:val="20"/>
+      </w:rPr>
+    </w:lvl>
+  </w:abstractNum>
+  <w:abstractNum w:abstractNumId="15" w15:restartNumberingAfterBreak="0">
+    <w:nsid w:val="6C960DE7"/>
+    <w:multiLevelType w:val="multilevel"/>
+    <w:tmpl w:val="EE98F350"/>
+    <w:lvl w:ilvl="0">
+      <w:start w:val="1"/>
+      <w:numFmt w:val="bullet"/>
+      <w:lvlText w:val=""/>
+      <w:lvlJc w:val="left"/>
+      <w:pPr>
+        <w:tabs>
+          <w:tab w:val="num" w:pos="720"/>
+        </w:tabs>
+        <w:ind w:left="720" w:hanging="360"/>
+      </w:pPr>
+      <w:rPr>
+        <w:rFonts w:ascii="Symbol" w:hAnsi="Symbol" w:hint="default"/>
+        <w:sz w:val="20"/>
+      </w:rPr>
+    </w:lvl>
+    <w:lvl w:ilvl="1" w:tentative="1">
+      <w:start w:val="1"/>
+      <w:numFmt w:val="bullet"/>
+      <w:lvlText w:val="o"/>
+      <w:lvlJc w:val="left"/>
+      <w:pPr>
+        <w:tabs>
+          <w:tab w:val="num" w:pos="1440"/>
+        </w:tabs>
+        <w:ind w:left="1440" w:hanging="360"/>
+      </w:pPr>
+      <w:rPr>
+        <w:rFonts w:ascii="Courier New" w:hAnsi="Courier New" w:hint="default"/>
+        <w:sz w:val="20"/>
+      </w:rPr>
+    </w:lvl>
+    <w:lvl w:ilvl="2" w:tentative="1">
+      <w:start w:val="1"/>
+      <w:numFmt w:val="bullet"/>
+      <w:lvlText w:val=""/>
+      <w:lvlJc w:val="left"/>
+      <w:pPr>
+        <w:tabs>
+          <w:tab w:val="num" w:pos="2160"/>
+        </w:tabs>
+        <w:ind w:left="2160" w:hanging="360"/>
+      </w:pPr>
+      <w:rPr>
+        <w:rFonts w:ascii="Wingdings" w:hAnsi="Wingdings" w:hint="default"/>
+        <w:sz w:val="20"/>
+      </w:rPr>
+    </w:lvl>
+    <w:lvl w:ilvl="3" w:tentative="1">
+      <w:start w:val="1"/>
+      <w:numFmt w:val="bullet"/>
+      <w:lvlText w:val=""/>
+      <w:lvlJc w:val="left"/>
+      <w:pPr>
+        <w:tabs>
+          <w:tab w:val="num" w:pos="2880"/>
+        </w:tabs>
+        <w:ind w:left="2880" w:hanging="360"/>
+      </w:pPr>
+      <w:rPr>
+        <w:rFonts w:ascii="Wingdings" w:hAnsi="Wingdings" w:hint="default"/>
+        <w:sz w:val="20"/>
+      </w:rPr>
+    </w:lvl>
+    <w:lvl w:ilvl="4" w:tentative="1">
+      <w:start w:val="1"/>
+      <w:numFmt w:val="bullet"/>
+      <w:lvlText w:val=""/>
+      <w:lvlJc w:val="left"/>
+      <w:pPr>
+        <w:tabs>
+          <w:tab w:val="num" w:pos="3600"/>
+        </w:tabs>
+        <w:ind w:left="3600" w:hanging="360"/>
+      </w:pPr>
+      <w:rPr>
+        <w:rFonts w:ascii="Wingdings" w:hAnsi="Wingdings" w:hint="default"/>
+        <w:sz w:val="20"/>
+      </w:rPr>
+    </w:lvl>
+    <w:lvl w:ilvl="5" w:tentative="1">
+      <w:start w:val="1"/>
+      <w:numFmt w:val="bullet"/>
+      <w:lvlText w:val=""/>
+      <w:lvlJc w:val="left"/>
+      <w:pPr>
+        <w:tabs>
+          <w:tab w:val="num" w:pos="4320"/>
+        </w:tabs>
+        <w:ind w:left="4320" w:hanging="360"/>
+      </w:pPr>
+      <w:rPr>
+        <w:rFonts w:ascii="Wingdings" w:hAnsi="Wingdings" w:hint="default"/>
+        <w:sz w:val="20"/>
+      </w:rPr>
+    </w:lvl>
+    <w:lvl w:ilvl="6" w:tentative="1">
+      <w:start w:val="1"/>
+      <w:numFmt w:val="bullet"/>
+      <w:lvlText w:val=""/>
+      <w:lvlJc w:val="left"/>
+      <w:pPr>
+        <w:tabs>
+          <w:tab w:val="num" w:pos="5040"/>
+        </w:tabs>
+        <w:ind w:left="5040" w:hanging="360"/>
+      </w:pPr>
+      <w:rPr>
+        <w:rFonts w:ascii="Wingdings" w:hAnsi="Wingdings" w:hint="default"/>
+        <w:sz w:val="20"/>
+      </w:rPr>
+    </w:lvl>
+    <w:lvl w:ilvl="7" w:tentative="1">
+      <w:start w:val="1"/>
+      <w:numFmt w:val="bullet"/>
+      <w:lvlText w:val=""/>
+      <w:lvlJc w:val="left"/>
+      <w:pPr>
+        <w:tabs>
+          <w:tab w:val="num" w:pos="5760"/>
+        </w:tabs>
+        <w:ind w:left="5760" w:hanging="360"/>
+      </w:pPr>
+      <w:rPr>
+        <w:rFonts w:ascii="Wingdings" w:hAnsi="Wingdings" w:hint="default"/>
+        <w:sz w:val="20"/>
+      </w:rPr>
+    </w:lvl>
+    <w:lvl w:ilvl="8" w:tentative="1">
+      <w:start w:val="1"/>
+      <w:numFmt w:val="bullet"/>
+      <w:lvlText w:val=""/>
+      <w:lvlJc w:val="left"/>
+      <w:pPr>
+        <w:tabs>
+          <w:tab w:val="num" w:pos="6480"/>
+        </w:tabs>
+        <w:ind w:left="6480" w:hanging="360"/>
+      </w:pPr>
+      <w:rPr>
+        <w:rFonts w:ascii="Wingdings" w:hAnsi="Wingdings" w:hint="default"/>
+        <w:sz w:val="20"/>
+      </w:rPr>
+    </w:lvl>
+  </w:abstractNum>
+  <w:abstractNum w:abstractNumId="16" w15:restartNumberingAfterBreak="0">
     <w:nsid w:val="72271CD3"/>
     <w:multiLevelType w:val="multilevel"/>
     <w:tmpl w:val="1D4EB3A2"/>
@@ -3888,7 +7723,454 @@
       </w:pPr>
     </w:lvl>
   </w:abstractNum>
-  <w:abstractNum w:abstractNumId="9" w15:restartNumberingAfterBreak="0">
+  <w:abstractNum w:abstractNumId="17" w15:restartNumberingAfterBreak="0">
+    <w:nsid w:val="72992693"/>
+    <w:multiLevelType w:val="multilevel"/>
+    <w:tmpl w:val="1C1255AC"/>
+    <w:lvl w:ilvl="0">
+      <w:start w:val="1"/>
+      <w:numFmt w:val="bullet"/>
+      <w:lvlText w:val=""/>
+      <w:lvlJc w:val="left"/>
+      <w:pPr>
+        <w:tabs>
+          <w:tab w:val="num" w:pos="720"/>
+        </w:tabs>
+        <w:ind w:left="720" w:hanging="360"/>
+      </w:pPr>
+      <w:rPr>
+        <w:rFonts w:ascii="Symbol" w:hAnsi="Symbol" w:hint="default"/>
+        <w:sz w:val="20"/>
+      </w:rPr>
+    </w:lvl>
+    <w:lvl w:ilvl="1" w:tentative="1">
+      <w:start w:val="1"/>
+      <w:numFmt w:val="bullet"/>
+      <w:lvlText w:val="o"/>
+      <w:lvlJc w:val="left"/>
+      <w:pPr>
+        <w:tabs>
+          <w:tab w:val="num" w:pos="1440"/>
+        </w:tabs>
+        <w:ind w:left="1440" w:hanging="360"/>
+      </w:pPr>
+      <w:rPr>
+        <w:rFonts w:ascii="Courier New" w:hAnsi="Courier New" w:hint="default"/>
+        <w:sz w:val="20"/>
+      </w:rPr>
+    </w:lvl>
+    <w:lvl w:ilvl="2" w:tentative="1">
+      <w:start w:val="1"/>
+      <w:numFmt w:val="bullet"/>
+      <w:lvlText w:val=""/>
+      <w:lvlJc w:val="left"/>
+      <w:pPr>
+        <w:tabs>
+          <w:tab w:val="num" w:pos="2160"/>
+        </w:tabs>
+        <w:ind w:left="2160" w:hanging="360"/>
+      </w:pPr>
+      <w:rPr>
+        <w:rFonts w:ascii="Wingdings" w:hAnsi="Wingdings" w:hint="default"/>
+        <w:sz w:val="20"/>
+      </w:rPr>
+    </w:lvl>
+    <w:lvl w:ilvl="3" w:tentative="1">
+      <w:start w:val="1"/>
+      <w:numFmt w:val="bullet"/>
+      <w:lvlText w:val=""/>
+      <w:lvlJc w:val="left"/>
+      <w:pPr>
+        <w:tabs>
+          <w:tab w:val="num" w:pos="2880"/>
+        </w:tabs>
+        <w:ind w:left="2880" w:hanging="360"/>
+      </w:pPr>
+      <w:rPr>
+        <w:rFonts w:ascii="Wingdings" w:hAnsi="Wingdings" w:hint="default"/>
+        <w:sz w:val="20"/>
+      </w:rPr>
+    </w:lvl>
+    <w:lvl w:ilvl="4" w:tentative="1">
+      <w:start w:val="1"/>
+      <w:numFmt w:val="bullet"/>
+      <w:lvlText w:val=""/>
+      <w:lvlJc w:val="left"/>
+      <w:pPr>
+        <w:tabs>
+          <w:tab w:val="num" w:pos="3600"/>
+        </w:tabs>
+        <w:ind w:left="3600" w:hanging="360"/>
+      </w:pPr>
+      <w:rPr>
+        <w:rFonts w:ascii="Wingdings" w:hAnsi="Wingdings" w:hint="default"/>
+        <w:sz w:val="20"/>
+      </w:rPr>
+    </w:lvl>
+    <w:lvl w:ilvl="5" w:tentative="1">
+      <w:start w:val="1"/>
+      <w:numFmt w:val="bullet"/>
+      <w:lvlText w:val=""/>
+      <w:lvlJc w:val="left"/>
+      <w:pPr>
+        <w:tabs>
+          <w:tab w:val="num" w:pos="4320"/>
+        </w:tabs>
+        <w:ind w:left="4320" w:hanging="360"/>
+      </w:pPr>
+      <w:rPr>
+        <w:rFonts w:ascii="Wingdings" w:hAnsi="Wingdings" w:hint="default"/>
+        <w:sz w:val="20"/>
+      </w:rPr>
+    </w:lvl>
+    <w:lvl w:ilvl="6" w:tentative="1">
+      <w:start w:val="1"/>
+      <w:numFmt w:val="bullet"/>
+      <w:lvlText w:val=""/>
+      <w:lvlJc w:val="left"/>
+      <w:pPr>
+        <w:tabs>
+          <w:tab w:val="num" w:pos="5040"/>
+        </w:tabs>
+        <w:ind w:left="5040" w:hanging="360"/>
+      </w:pPr>
+      <w:rPr>
+        <w:rFonts w:ascii="Wingdings" w:hAnsi="Wingdings" w:hint="default"/>
+        <w:sz w:val="20"/>
+      </w:rPr>
+    </w:lvl>
+    <w:lvl w:ilvl="7" w:tentative="1">
+      <w:start w:val="1"/>
+      <w:numFmt w:val="bullet"/>
+      <w:lvlText w:val=""/>
+      <w:lvlJc w:val="left"/>
+      <w:pPr>
+        <w:tabs>
+          <w:tab w:val="num" w:pos="5760"/>
+        </w:tabs>
+        <w:ind w:left="5760" w:hanging="360"/>
+      </w:pPr>
+      <w:rPr>
+        <w:rFonts w:ascii="Wingdings" w:hAnsi="Wingdings" w:hint="default"/>
+        <w:sz w:val="20"/>
+      </w:rPr>
+    </w:lvl>
+    <w:lvl w:ilvl="8" w:tentative="1">
+      <w:start w:val="1"/>
+      <w:numFmt w:val="bullet"/>
+      <w:lvlText w:val=""/>
+      <w:lvlJc w:val="left"/>
+      <w:pPr>
+        <w:tabs>
+          <w:tab w:val="num" w:pos="6480"/>
+        </w:tabs>
+        <w:ind w:left="6480" w:hanging="360"/>
+      </w:pPr>
+      <w:rPr>
+        <w:rFonts w:ascii="Wingdings" w:hAnsi="Wingdings" w:hint="default"/>
+        <w:sz w:val="20"/>
+      </w:rPr>
+    </w:lvl>
+  </w:abstractNum>
+  <w:abstractNum w:abstractNumId="18" w15:restartNumberingAfterBreak="0">
+    <w:nsid w:val="73BE2079"/>
+    <w:multiLevelType w:val="multilevel"/>
+    <w:tmpl w:val="02AE2F1E"/>
+    <w:lvl w:ilvl="0">
+      <w:start w:val="1"/>
+      <w:numFmt w:val="bullet"/>
+      <w:lvlText w:val=""/>
+      <w:lvlJc w:val="left"/>
+      <w:pPr>
+        <w:tabs>
+          <w:tab w:val="num" w:pos="720"/>
+        </w:tabs>
+        <w:ind w:left="720" w:hanging="360"/>
+      </w:pPr>
+      <w:rPr>
+        <w:rFonts w:ascii="Symbol" w:hAnsi="Symbol" w:hint="default"/>
+        <w:sz w:val="20"/>
+      </w:rPr>
+    </w:lvl>
+    <w:lvl w:ilvl="1" w:tentative="1">
+      <w:start w:val="1"/>
+      <w:numFmt w:val="bullet"/>
+      <w:lvlText w:val="o"/>
+      <w:lvlJc w:val="left"/>
+      <w:pPr>
+        <w:tabs>
+          <w:tab w:val="num" w:pos="1440"/>
+        </w:tabs>
+        <w:ind w:left="1440" w:hanging="360"/>
+      </w:pPr>
+      <w:rPr>
+        <w:rFonts w:ascii="Courier New" w:hAnsi="Courier New" w:hint="default"/>
+        <w:sz w:val="20"/>
+      </w:rPr>
+    </w:lvl>
+    <w:lvl w:ilvl="2" w:tentative="1">
+      <w:start w:val="1"/>
+      <w:numFmt w:val="bullet"/>
+      <w:lvlText w:val=""/>
+      <w:lvlJc w:val="left"/>
+      <w:pPr>
+        <w:tabs>
+          <w:tab w:val="num" w:pos="2160"/>
+        </w:tabs>
+        <w:ind w:left="2160" w:hanging="360"/>
+      </w:pPr>
+      <w:rPr>
+        <w:rFonts w:ascii="Wingdings" w:hAnsi="Wingdings" w:hint="default"/>
+        <w:sz w:val="20"/>
+      </w:rPr>
+    </w:lvl>
+    <w:lvl w:ilvl="3" w:tentative="1">
+      <w:start w:val="1"/>
+      <w:numFmt w:val="bullet"/>
+      <w:lvlText w:val=""/>
+      <w:lvlJc w:val="left"/>
+      <w:pPr>
+        <w:tabs>
+          <w:tab w:val="num" w:pos="2880"/>
+        </w:tabs>
+        <w:ind w:left="2880" w:hanging="360"/>
+      </w:pPr>
+      <w:rPr>
+        <w:rFonts w:ascii="Wingdings" w:hAnsi="Wingdings" w:hint="default"/>
+        <w:sz w:val="20"/>
+      </w:rPr>
+    </w:lvl>
+    <w:lvl w:ilvl="4" w:tentative="1">
+      <w:start w:val="1"/>
+      <w:numFmt w:val="bullet"/>
+      <w:lvlText w:val=""/>
+      <w:lvlJc w:val="left"/>
+      <w:pPr>
+        <w:tabs>
+          <w:tab w:val="num" w:pos="3600"/>
+        </w:tabs>
+        <w:ind w:left="3600" w:hanging="360"/>
+      </w:pPr>
+      <w:rPr>
+        <w:rFonts w:ascii="Wingdings" w:hAnsi="Wingdings" w:hint="default"/>
+        <w:sz w:val="20"/>
+      </w:rPr>
+    </w:lvl>
+    <w:lvl w:ilvl="5" w:tentative="1">
+      <w:start w:val="1"/>
+      <w:numFmt w:val="bullet"/>
+      <w:lvlText w:val=""/>
+      <w:lvlJc w:val="left"/>
+      <w:pPr>
+        <w:tabs>
+          <w:tab w:val="num" w:pos="4320"/>
+        </w:tabs>
+        <w:ind w:left="4320" w:hanging="360"/>
+      </w:pPr>
+      <w:rPr>
+        <w:rFonts w:ascii="Wingdings" w:hAnsi="Wingdings" w:hint="default"/>
+        <w:sz w:val="20"/>
+      </w:rPr>
+    </w:lvl>
+    <w:lvl w:ilvl="6" w:tentative="1">
+      <w:start w:val="1"/>
+      <w:numFmt w:val="bullet"/>
+      <w:lvlText w:val=""/>
+      <w:lvlJc w:val="left"/>
+      <w:pPr>
+        <w:tabs>
+          <w:tab w:val="num" w:pos="5040"/>
+        </w:tabs>
+        <w:ind w:left="5040" w:hanging="360"/>
+      </w:pPr>
+      <w:rPr>
+        <w:rFonts w:ascii="Wingdings" w:hAnsi="Wingdings" w:hint="default"/>
+        <w:sz w:val="20"/>
+      </w:rPr>
+    </w:lvl>
+    <w:lvl w:ilvl="7" w:tentative="1">
+      <w:start w:val="1"/>
+      <w:numFmt w:val="bullet"/>
+      <w:lvlText w:val=""/>
+      <w:lvlJc w:val="left"/>
+      <w:pPr>
+        <w:tabs>
+          <w:tab w:val="num" w:pos="5760"/>
+        </w:tabs>
+        <w:ind w:left="5760" w:hanging="360"/>
+      </w:pPr>
+      <w:rPr>
+        <w:rFonts w:ascii="Wingdings" w:hAnsi="Wingdings" w:hint="default"/>
+        <w:sz w:val="20"/>
+      </w:rPr>
+    </w:lvl>
+    <w:lvl w:ilvl="8" w:tentative="1">
+      <w:start w:val="1"/>
+      <w:numFmt w:val="bullet"/>
+      <w:lvlText w:val=""/>
+      <w:lvlJc w:val="left"/>
+      <w:pPr>
+        <w:tabs>
+          <w:tab w:val="num" w:pos="6480"/>
+        </w:tabs>
+        <w:ind w:left="6480" w:hanging="360"/>
+      </w:pPr>
+      <w:rPr>
+        <w:rFonts w:ascii="Wingdings" w:hAnsi="Wingdings" w:hint="default"/>
+        <w:sz w:val="20"/>
+      </w:rPr>
+    </w:lvl>
+  </w:abstractNum>
+  <w:abstractNum w:abstractNumId="19" w15:restartNumberingAfterBreak="0">
+    <w:nsid w:val="79F32028"/>
+    <w:multiLevelType w:val="multilevel"/>
+    <w:tmpl w:val="C91261FE"/>
+    <w:lvl w:ilvl="0">
+      <w:start w:val="1"/>
+      <w:numFmt w:val="bullet"/>
+      <w:lvlText w:val=""/>
+      <w:lvlJc w:val="left"/>
+      <w:pPr>
+        <w:tabs>
+          <w:tab w:val="num" w:pos="720"/>
+        </w:tabs>
+        <w:ind w:left="720" w:hanging="360"/>
+      </w:pPr>
+      <w:rPr>
+        <w:rFonts w:ascii="Symbol" w:hAnsi="Symbol" w:hint="default"/>
+        <w:sz w:val="20"/>
+      </w:rPr>
+    </w:lvl>
+    <w:lvl w:ilvl="1" w:tentative="1">
+      <w:start w:val="1"/>
+      <w:numFmt w:val="bullet"/>
+      <w:lvlText w:val="o"/>
+      <w:lvlJc w:val="left"/>
+      <w:pPr>
+        <w:tabs>
+          <w:tab w:val="num" w:pos="1440"/>
+        </w:tabs>
+        <w:ind w:left="1440" w:hanging="360"/>
+      </w:pPr>
+      <w:rPr>
+        <w:rFonts w:ascii="Courier New" w:hAnsi="Courier New" w:hint="default"/>
+        <w:sz w:val="20"/>
+      </w:rPr>
+    </w:lvl>
+    <w:lvl w:ilvl="2" w:tentative="1">
+      <w:start w:val="1"/>
+      <w:numFmt w:val="bullet"/>
+      <w:lvlText w:val=""/>
+      <w:lvlJc w:val="left"/>
+      <w:pPr>
+        <w:tabs>
+          <w:tab w:val="num" w:pos="2160"/>
+        </w:tabs>
+        <w:ind w:left="2160" w:hanging="360"/>
+      </w:pPr>
+      <w:rPr>
+        <w:rFonts w:ascii="Wingdings" w:hAnsi="Wingdings" w:hint="default"/>
+        <w:sz w:val="20"/>
+      </w:rPr>
+    </w:lvl>
+    <w:lvl w:ilvl="3" w:tentative="1">
+      <w:start w:val="1"/>
+      <w:numFmt w:val="bullet"/>
+      <w:lvlText w:val=""/>
+      <w:lvlJc w:val="left"/>
+      <w:pPr>
+        <w:tabs>
+          <w:tab w:val="num" w:pos="2880"/>
+        </w:tabs>
+        <w:ind w:left="2880" w:hanging="360"/>
+      </w:pPr>
+      <w:rPr>
+        <w:rFonts w:ascii="Wingdings" w:hAnsi="Wingdings" w:hint="default"/>
+        <w:sz w:val="20"/>
+      </w:rPr>
+    </w:lvl>
+    <w:lvl w:ilvl="4" w:tentative="1">
+      <w:start w:val="1"/>
+      <w:numFmt w:val="bullet"/>
+      <w:lvlText w:val=""/>
+      <w:lvlJc w:val="left"/>
+      <w:pPr>
+        <w:tabs>
+          <w:tab w:val="num" w:pos="3600"/>
+        </w:tabs>
+        <w:ind w:left="3600" w:hanging="360"/>
+      </w:pPr>
+      <w:rPr>
+        <w:rFonts w:ascii="Wingdings" w:hAnsi="Wingdings" w:hint="default"/>
+        <w:sz w:val="20"/>
+      </w:rPr>
+    </w:lvl>
+    <w:lvl w:ilvl="5" w:tentative="1">
+      <w:start w:val="1"/>
+      <w:numFmt w:val="bullet"/>
+      <w:lvlText w:val=""/>
+      <w:lvlJc w:val="left"/>
+      <w:pPr>
+        <w:tabs>
+          <w:tab w:val="num" w:pos="4320"/>
+        </w:tabs>
+        <w:ind w:left="4320" w:hanging="360"/>
+      </w:pPr>
+      <w:rPr>
+        <w:rFonts w:ascii="Wingdings" w:hAnsi="Wingdings" w:hint="default"/>
+        <w:sz w:val="20"/>
+      </w:rPr>
+    </w:lvl>
+    <w:lvl w:ilvl="6" w:tentative="1">
+      <w:start w:val="1"/>
+      <w:numFmt w:val="bullet"/>
+      <w:lvlText w:val=""/>
+      <w:lvlJc w:val="left"/>
+      <w:pPr>
+        <w:tabs>
+          <w:tab w:val="num" w:pos="5040"/>
+        </w:tabs>
+        <w:ind w:left="5040" w:hanging="360"/>
+      </w:pPr>
+      <w:rPr>
+        <w:rFonts w:ascii="Wingdings" w:hAnsi="Wingdings" w:hint="default"/>
+        <w:sz w:val="20"/>
+      </w:rPr>
+    </w:lvl>
+    <w:lvl w:ilvl="7" w:tentative="1">
+      <w:start w:val="1"/>
+      <w:numFmt w:val="bullet"/>
+      <w:lvlText w:val=""/>
+      <w:lvlJc w:val="left"/>
+      <w:pPr>
+        <w:tabs>
+          <w:tab w:val="num" w:pos="5760"/>
+        </w:tabs>
+        <w:ind w:left="5760" w:hanging="360"/>
+      </w:pPr>
+      <w:rPr>
+        <w:rFonts w:ascii="Wingdings" w:hAnsi="Wingdings" w:hint="default"/>
+        <w:sz w:val="20"/>
+      </w:rPr>
+    </w:lvl>
+    <w:lvl w:ilvl="8" w:tentative="1">
+      <w:start w:val="1"/>
+      <w:numFmt w:val="bullet"/>
+      <w:lvlText w:val=""/>
+      <w:lvlJc w:val="left"/>
+      <w:pPr>
+        <w:tabs>
+          <w:tab w:val="num" w:pos="6480"/>
+        </w:tabs>
+        <w:ind w:left="6480" w:hanging="360"/>
+      </w:pPr>
+      <w:rPr>
+        <w:rFonts w:ascii="Wingdings" w:hAnsi="Wingdings" w:hint="default"/>
+        <w:sz w:val="20"/>
+      </w:rPr>
+    </w:lvl>
+  </w:abstractNum>
+  <w:abstractNum w:abstractNumId="20" w15:restartNumberingAfterBreak="0">
     <w:nsid w:val="7E0D13F4"/>
     <w:multiLevelType w:val="multilevel"/>
     <w:tmpl w:val="7940188A"/>
@@ -4038,16 +8320,16 @@
     </w:lvl>
   </w:abstractNum>
   <w:num w:numId="1" w16cid:durableId="1640762106">
-    <w:abstractNumId w:val="3"/>
+    <w:abstractNumId w:val="4"/>
   </w:num>
   <w:num w:numId="2" w16cid:durableId="324405271">
-    <w:abstractNumId w:val="7"/>
+    <w:abstractNumId w:val="12"/>
   </w:num>
   <w:num w:numId="3" w16cid:durableId="1664773476">
     <w:abstractNumId w:val="1"/>
   </w:num>
   <w:num w:numId="4" w16cid:durableId="2052727509">
-    <w:abstractNumId w:val="8"/>
+    <w:abstractNumId w:val="16"/>
   </w:num>
   <w:num w:numId="5" w16cid:durableId="1636907081">
     <w:abstractNumId w:val="2"/>
@@ -4056,16 +8338,49 @@
     <w:abstractNumId w:val="0"/>
   </w:num>
   <w:num w:numId="7" w16cid:durableId="195774091">
+    <w:abstractNumId w:val="8"/>
+  </w:num>
+  <w:num w:numId="8" w16cid:durableId="1384133772">
+    <w:abstractNumId w:val="20"/>
+  </w:num>
+  <w:num w:numId="9" w16cid:durableId="2048409064">
+    <w:abstractNumId w:val="5"/>
+  </w:num>
+  <w:num w:numId="10" w16cid:durableId="418212889">
+    <w:abstractNumId w:val="7"/>
+  </w:num>
+  <w:num w:numId="11" w16cid:durableId="153033551">
+    <w:abstractNumId w:val="11"/>
+  </w:num>
+  <w:num w:numId="12" w16cid:durableId="1519200172">
+    <w:abstractNumId w:val="14"/>
+  </w:num>
+  <w:num w:numId="13" w16cid:durableId="1101534331">
     <w:abstractNumId w:val="6"/>
   </w:num>
-  <w:num w:numId="8" w16cid:durableId="1384133772">
+  <w:num w:numId="14" w16cid:durableId="1392264162">
+    <w:abstractNumId w:val="19"/>
+  </w:num>
+  <w:num w:numId="15" w16cid:durableId="2092703458">
+    <w:abstractNumId w:val="18"/>
+  </w:num>
+  <w:num w:numId="16" w16cid:durableId="475418827">
+    <w:abstractNumId w:val="17"/>
+  </w:num>
+  <w:num w:numId="17" w16cid:durableId="713117073">
     <w:abstractNumId w:val="9"/>
   </w:num>
-  <w:num w:numId="9" w16cid:durableId="2048409064">
-    <w:abstractNumId w:val="4"/>
+  <w:num w:numId="18" w16cid:durableId="1652827689">
+    <w:abstractNumId w:val="15"/>
   </w:num>
-  <w:num w:numId="10" w16cid:durableId="418212889">
-    <w:abstractNumId w:val="5"/>
+  <w:num w:numId="19" w16cid:durableId="1456753300">
+    <w:abstractNumId w:val="3"/>
+  </w:num>
+  <w:num w:numId="20" w16cid:durableId="1364093687">
+    <w:abstractNumId w:val="13"/>
+  </w:num>
+  <w:num w:numId="21" w16cid:durableId="1993556798">
+    <w:abstractNumId w:val="10"/>
   </w:num>
 </w:numbering>
 </file>
